--- a/templates_docx/write_off_psf_guarantor.docx
+++ b/templates_docx/write_off_psf_guarantor.docx
@@ -57,159 +57,171 @@
         <w:spacing w:before="180"/>
         <w:ind w:left="64"/>
         <w:jc w:val="center"/>
+        <w:rPr>
+          <w:rFonts w:ascii="Arial" w:hAnsi="Arial" w:cs="Arial"/>
+          <w:sz w:val="22"/>
+          <w:szCs w:val="22"/>
+        </w:rPr>
       </w:pPr>
       <w:r>
         <w:rPr>
-          <w:spacing w:val="-8"/>
-          <w:w w:val="90"/>
+          <w:rFonts w:ascii="Arial" w:hAnsi="Arial" w:cs="Arial"/>
+          <w:spacing w:val="-8"/>
+          <w:w w:val="90"/>
+          <w:sz w:val="22"/>
+          <w:szCs w:val="22"/>
         </w:rPr>
         <w:t>DUE</w:t>
       </w:r>
       <w:r>
         <w:rPr>
+          <w:rFonts w:ascii="Arial" w:hAnsi="Arial" w:cs="Arial"/>
           <w:spacing w:val="-19"/>
           <w:w w:val="90"/>
-        </w:rPr>
-        <w:t xml:space="preserve"> </w:t>
-      </w:r>
-      <w:r>
-        <w:rPr>
-          <w:spacing w:val="-8"/>
-          <w:w w:val="90"/>
+          <w:sz w:val="22"/>
+          <w:szCs w:val="22"/>
+        </w:rPr>
+        <w:t xml:space="preserve"> </w:t>
+      </w:r>
+      <w:r>
+        <w:rPr>
+          <w:rFonts w:ascii="Arial" w:hAnsi="Arial" w:cs="Arial"/>
+          <w:spacing w:val="-8"/>
+          <w:w w:val="90"/>
+          <w:sz w:val="22"/>
+          <w:szCs w:val="22"/>
         </w:rPr>
         <w:t>NOTICE</w:t>
       </w:r>
       <w:r>
         <w:rPr>
+          <w:rFonts w:ascii="Arial" w:hAnsi="Arial" w:cs="Arial"/>
           <w:spacing w:val="26"/>
-        </w:rPr>
-        <w:t xml:space="preserve"> </w:t>
-      </w:r>
-      <w:r>
-        <w:rPr>
-          <w:spacing w:val="-8"/>
-          <w:w w:val="90"/>
+          <w:sz w:val="22"/>
+          <w:szCs w:val="22"/>
+        </w:rPr>
+        <w:t xml:space="preserve"> </w:t>
+      </w:r>
+      <w:r>
+        <w:rPr>
+          <w:rFonts w:ascii="Arial" w:hAnsi="Arial" w:cs="Arial"/>
+          <w:spacing w:val="-8"/>
+          <w:w w:val="90"/>
+          <w:sz w:val="22"/>
+          <w:szCs w:val="22"/>
         </w:rPr>
         <w:t>-</w:t>
       </w:r>
       <w:r>
         <w:rPr>
+          <w:rFonts w:ascii="Arial" w:hAnsi="Arial" w:cs="Arial"/>
           <w:spacing w:val="3"/>
-        </w:rPr>
-        <w:t xml:space="preserve"> </w:t>
-      </w:r>
-      <w:r>
-        <w:rPr>
-          <w:spacing w:val="-8"/>
-          <w:w w:val="90"/>
+          <w:sz w:val="22"/>
+          <w:szCs w:val="22"/>
+        </w:rPr>
+        <w:t xml:space="preserve"> </w:t>
+      </w:r>
+      <w:r>
+        <w:rPr>
+          <w:rFonts w:ascii="Arial" w:hAnsi="Arial" w:cs="Arial"/>
+          <w:spacing w:val="-8"/>
+          <w:w w:val="90"/>
+          <w:sz w:val="22"/>
+          <w:szCs w:val="22"/>
         </w:rPr>
         <w:t>PRE</w:t>
       </w:r>
       <w:r>
         <w:rPr>
+          <w:rFonts w:ascii="Arial" w:hAnsi="Arial" w:cs="Arial"/>
           <w:spacing w:val="-18"/>
           <w:w w:val="90"/>
-        </w:rPr>
-        <w:t xml:space="preserve"> </w:t>
-      </w:r>
-      <w:r>
-        <w:rPr>
-          <w:spacing w:val="-8"/>
-          <w:w w:val="90"/>
+          <w:sz w:val="22"/>
+          <w:szCs w:val="22"/>
+        </w:rPr>
+        <w:t xml:space="preserve"> </w:t>
+      </w:r>
+      <w:r>
+        <w:rPr>
+          <w:rFonts w:ascii="Arial" w:hAnsi="Arial" w:cs="Arial"/>
+          <w:spacing w:val="-8"/>
+          <w:w w:val="90"/>
+          <w:sz w:val="22"/>
+          <w:szCs w:val="22"/>
         </w:rPr>
         <w:t>SEIZING</w:t>
       </w:r>
       <w:r>
         <w:rPr>
+          <w:rFonts w:ascii="Arial" w:hAnsi="Arial" w:cs="Arial"/>
           <w:spacing w:val="-15"/>
           <w:w w:val="90"/>
-        </w:rPr>
-        <w:t xml:space="preserve"> </w:t>
-      </w:r>
-      <w:r>
-        <w:rPr>
-          <w:spacing w:val="-8"/>
-          <w:w w:val="90"/>
+          <w:sz w:val="22"/>
+          <w:szCs w:val="22"/>
+        </w:rPr>
+        <w:t xml:space="preserve"> </w:t>
+      </w:r>
+      <w:r>
+        <w:rPr>
+          <w:rFonts w:ascii="Arial" w:hAnsi="Arial" w:cs="Arial"/>
+          <w:spacing w:val="-8"/>
+          <w:w w:val="90"/>
+          <w:sz w:val="22"/>
+          <w:szCs w:val="22"/>
         </w:rPr>
         <w:t>NOTICE</w:t>
       </w:r>
-    </w:p>
-    <w:p>
-      <w:pPr>
-        <w:pStyle w:val="BodyText"/>
-        <w:rPr>
-          <w:sz w:val="16"/>
-        </w:rPr>
-      </w:pPr>
-    </w:p>
-    <w:p>
-      <w:pPr>
-        <w:pStyle w:val="BodyText"/>
-        <w:spacing w:before="159"/>
-        <w:rPr>
-          <w:sz w:val="16"/>
-        </w:rPr>
-      </w:pPr>
     </w:p>
     <w:p>
       <w:pPr>
         <w:ind w:right="82"/>
         <w:jc w:val="right"/>
         <w:rPr>
-          <w:sz w:val="16"/>
+          <w:rFonts w:ascii="Arial" w:hAnsi="Arial" w:cs="Arial"/>
         </w:rPr>
       </w:pPr>
       <w:r>
         <w:rPr>
-          <w:spacing w:val="-2"/>
-          <w:w w:val="90"/>
-          <w:sz w:val="16"/>
+          <w:rFonts w:ascii="Arial" w:hAnsi="Arial" w:cs="Arial"/>
+          <w:spacing w:val="-2"/>
+          <w:w w:val="90"/>
         </w:rPr>
         <w:t>Date:</w:t>
       </w:r>
       <w:r>
         <w:rPr>
+          <w:rFonts w:ascii="Arial" w:hAnsi="Arial" w:cs="Arial"/>
           <w:spacing w:val="9"/>
-          <w:sz w:val="16"/>
-        </w:rPr>
-        <w:t xml:space="preserve"> </w:t>
-      </w:r>
-      <w:r>
-        <w:rPr>
+        </w:rPr>
+        <w:t xml:space="preserve"> </w:t>
+      </w:r>
+      <w:r>
+        <w:rPr>
+          <w:rFonts w:ascii="Arial" w:hAnsi="Arial" w:cs="Arial"/>
           <w:spacing w:val="9"/>
-          <w:sz w:val="16"/>
-        </w:rPr>
-        <w:t>{{</w:t>
-      </w:r>
-      <w:proofErr w:type="spellStart"/>
-      <w:r>
-        <w:rPr>
-          <w:spacing w:val="9"/>
-          <w:sz w:val="16"/>
-        </w:rPr>
-        <w:t>notice_date</w:t>
-      </w:r>
-      <w:proofErr w:type="spellEnd"/>
-      <w:r>
-        <w:rPr>
-          <w:spacing w:val="9"/>
-          <w:sz w:val="16"/>
-        </w:rPr>
-        <w:t>}}</w:t>
+        </w:rPr>
+        <w:t>{{notice_date}}</w:t>
       </w:r>
     </w:p>
     <w:p>
       <w:pPr>
-        <w:spacing w:before="157"/>
+        <w:spacing w:before="157" w:after="120"/>
         <w:ind w:left="128"/>
         <w:rPr>
-          <w:sz w:val="16"/>
+          <w:rFonts w:ascii="Arial" w:hAnsi="Arial" w:cs="Arial"/>
         </w:rPr>
       </w:pPr>
       <w:r>
         <w:rPr>
+          <w:rFonts w:ascii="Arial" w:hAnsi="Arial" w:cs="Arial"/>
           <w:spacing w:val="-5"/>
-          <w:sz w:val="16"/>
+        </w:rPr>
+        <w:t xml:space="preserve">  </w:t>
+      </w:r>
+      <w:r>
+        <w:rPr>
+          <w:rFonts w:ascii="Arial" w:hAnsi="Arial" w:cs="Arial"/>
+          <w:spacing w:val="-5"/>
         </w:rPr>
         <w:t>To</w:t>
       </w:r>
@@ -217,98 +229,87 @@
     <w:p>
       <w:pPr>
         <w:pStyle w:val="BodyText"/>
-        <w:spacing w:before="5"/>
-        <w:rPr>
-          <w:b w:val="0"/>
-          <w:sz w:val="16"/>
+        <w:rPr>
+          <w:rFonts w:ascii="Arial" w:hAnsi="Arial" w:cs="Arial"/>
+          <w:spacing w:val="-12"/>
+          <w:w w:val="90"/>
+          <w:sz w:val="22"/>
+          <w:szCs w:val="22"/>
         </w:rPr>
       </w:pPr>
+      <w:r>
+        <w:rPr>
+          <w:rFonts w:ascii="Arial" w:hAnsi="Arial" w:cs="Arial"/>
+          <w:spacing w:val="-12"/>
+          <w:w w:val="90"/>
+          <w:sz w:val="22"/>
+          <w:szCs w:val="22"/>
+        </w:rPr>
+        <w:t xml:space="preserve">      {{guarantor_name}},</w:t>
+      </w:r>
     </w:p>
     <w:p>
       <w:pPr>
         <w:pStyle w:val="BodyText"/>
         <w:rPr>
+          <w:rFonts w:ascii="Arial" w:hAnsi="Arial" w:cs="Arial"/>
           <w:spacing w:val="-12"/>
           <w:w w:val="90"/>
+          <w:sz w:val="22"/>
+          <w:szCs w:val="22"/>
         </w:rPr>
       </w:pPr>
       <w:r>
         <w:rPr>
+          <w:rFonts w:ascii="Arial" w:hAnsi="Arial" w:cs="Arial"/>
           <w:spacing w:val="-12"/>
           <w:w w:val="90"/>
-        </w:rPr>
-        <w:t xml:space="preserve">      {{</w:t>
-      </w:r>
-      <w:proofErr w:type="spellStart"/>
-      <w:r>
-        <w:rPr>
-          <w:spacing w:val="-12"/>
-          <w:w w:val="90"/>
-        </w:rPr>
-        <w:t>guarantor_name</w:t>
-      </w:r>
-      <w:proofErr w:type="spellEnd"/>
-      <w:r>
-        <w:rPr>
-          <w:spacing w:val="-12"/>
-          <w:w w:val="90"/>
-        </w:rPr>
-        <w:t>}}</w:t>
-      </w:r>
-      <w:r>
-        <w:rPr>
-          <w:spacing w:val="-12"/>
-          <w:w w:val="90"/>
-        </w:rPr>
-        <w:t>,</w:t>
+          <w:sz w:val="22"/>
+          <w:szCs w:val="22"/>
+        </w:rPr>
+        <w:t xml:space="preserve">       </w:t>
       </w:r>
     </w:p>
     <w:p>
       <w:pPr>
         <w:pStyle w:val="BodyText"/>
         <w:rPr>
+          <w:rFonts w:ascii="Arial" w:hAnsi="Arial" w:cs="Arial"/>
           <w:spacing w:val="-12"/>
           <w:w w:val="90"/>
+          <w:sz w:val="22"/>
+          <w:szCs w:val="22"/>
         </w:rPr>
       </w:pPr>
       <w:r>
         <w:rPr>
+          <w:rFonts w:ascii="Arial" w:hAnsi="Arial" w:cs="Arial"/>
           <w:spacing w:val="-12"/>
           <w:w w:val="90"/>
-        </w:rPr>
-        <w:t xml:space="preserve">       </w:t>
-      </w:r>
-    </w:p>
-    <w:p>
-      <w:pPr>
-        <w:pStyle w:val="BodyText"/>
-        <w:rPr>
+          <w:sz w:val="22"/>
+          <w:szCs w:val="22"/>
+        </w:rPr>
+        <w:t xml:space="preserve">     {{guarantor_address}}</w:t>
+      </w:r>
+      <w:r>
+        <w:rPr>
+          <w:rFonts w:ascii="Arial" w:hAnsi="Arial" w:cs="Arial"/>
           <w:spacing w:val="-12"/>
           <w:w w:val="90"/>
-        </w:rPr>
-      </w:pPr>
-      <w:r>
-        <w:rPr>
+          <w:sz w:val="22"/>
+          <w:szCs w:val="22"/>
+        </w:rPr>
+        <w:t>, pincode</w:t>
+      </w:r>
+      <w:r>
+        <w:rPr>
+          <w:rFonts w:ascii="Arial" w:hAnsi="Arial" w:cs="Arial"/>
           <w:spacing w:val="-12"/>
           <w:w w:val="90"/>
-        </w:rPr>
-        <w:t xml:space="preserve">     {{</w:t>
-      </w:r>
-      <w:proofErr w:type="spellStart"/>
-      <w:r>
-        <w:rPr>
-          <w:spacing w:val="-12"/>
-          <w:w w:val="90"/>
-        </w:rPr>
-        <w:t>guarantor_address</w:t>
-      </w:r>
-      <w:proofErr w:type="spellEnd"/>
-      <w:r>
-        <w:rPr>
-          <w:spacing w:val="-12"/>
-          <w:w w:val="90"/>
-        </w:rPr>
-        <w:t>}}</w:t>
+          <w:sz w:val="22"/>
+          <w:szCs w:val="22"/>
+        </w:rPr>
+        <w:t>-{{pincode}}</w:t>
       </w:r>
     </w:p>
     <w:p>
@@ -316,78 +317,54 @@
         <w:spacing w:before="186" w:line="444" w:lineRule="auto"/>
         <w:ind w:right="4925"/>
         <w:rPr>
+          <w:rFonts w:ascii="Arial" w:hAnsi="Arial" w:cs="Arial"/>
           <w:b/>
           <w:bCs/>
-          <w:sz w:val="16"/>
         </w:rPr>
       </w:pPr>
       <w:r>
         <w:rPr>
+          <w:rFonts w:ascii="Arial" w:hAnsi="Arial" w:cs="Arial"/>
           <w:b/>
           <w:bCs/>
           <w:spacing w:val="-8"/>
-          <w:sz w:val="16"/>
         </w:rPr>
         <w:t xml:space="preserve">    </w:t>
       </w:r>
       <w:r>
         <w:rPr>
+          <w:rFonts w:ascii="Arial" w:hAnsi="Arial" w:cs="Arial"/>
           <w:b/>
           <w:bCs/>
-          <w:sz w:val="16"/>
         </w:rPr>
         <w:t>Ph:</w:t>
       </w:r>
       <w:r>
         <w:rPr>
+          <w:rFonts w:ascii="Arial" w:hAnsi="Arial" w:cs="Arial"/>
           <w:b/>
           <w:bCs/>
           <w:spacing w:val="-10"/>
-          <w:sz w:val="16"/>
-        </w:rPr>
-        <w:t xml:space="preserve"> </w:t>
-      </w:r>
-      <w:r>
-        <w:rPr>
+        </w:rPr>
+        <w:t xml:space="preserve"> </w:t>
+      </w:r>
+      <w:r>
+        <w:rPr>
+          <w:rFonts w:ascii="Arial" w:hAnsi="Arial" w:cs="Arial"/>
           <w:b/>
           <w:bCs/>
-          <w:sz w:val="16"/>
-        </w:rPr>
-        <w:t>{{</w:t>
-      </w:r>
-      <w:proofErr w:type="spellStart"/>
-      <w:r>
-        <w:rPr>
-          <w:b/>
-          <w:bCs/>
-          <w:sz w:val="16"/>
-        </w:rPr>
-        <w:t>guarantor_mobile</w:t>
-      </w:r>
-      <w:proofErr w:type="spellEnd"/>
-      <w:r>
-        <w:rPr>
-          <w:b/>
-          <w:bCs/>
-          <w:sz w:val="16"/>
-        </w:rPr>
-        <w:t>}}</w:t>
-      </w:r>
-      <w:r>
-        <w:rPr>
-          <w:b/>
-          <w:bCs/>
-          <w:sz w:val="16"/>
-        </w:rPr>
-        <w:t>.</w:t>
+        </w:rPr>
+        <w:t>{{guarantor_mobile}}.</w:t>
       </w:r>
     </w:p>
     <w:p>
       <w:pPr>
         <w:pStyle w:val="BodyText"/>
         <w:rPr>
+          <w:rFonts w:ascii="Arial" w:hAnsi="Arial" w:cs="Arial"/>
           <w:b w:val="0"/>
-          <w:sz w:val="16"/>
+          <w:sz w:val="22"/>
+          <w:szCs w:val="22"/>
         </w:rPr>
       </w:pPr>
     </w:p>
@@ -396,8 +373,10 @@
         <w:pStyle w:val="BodyText"/>
         <w:spacing w:before="6"/>
         <w:rPr>
+          <w:rFonts w:ascii="Arial" w:hAnsi="Arial" w:cs="Arial"/>
           <w:b w:val="0"/>
-          <w:sz w:val="16"/>
+          <w:sz w:val="22"/>
+          <w:szCs w:val="22"/>
         </w:rPr>
       </w:pPr>
     </w:p>
@@ -407,310 +386,413 @@
         <w:spacing w:before="1"/>
         <w:ind w:left="128"/>
         <w:rPr>
-          <w:spacing w:val="-6"/>
-          <w:w w:val="90"/>
+          <w:rFonts w:ascii="Arial" w:hAnsi="Arial" w:cs="Arial"/>
+          <w:spacing w:val="-6"/>
+          <w:w w:val="90"/>
+          <w:sz w:val="22"/>
+          <w:szCs w:val="22"/>
           <w:u w:val="single"/>
           <w:lang w:val="en-IN"/>
         </w:rPr>
       </w:pPr>
       <w:r>
         <w:rPr>
-          <w:spacing w:val="-6"/>
-          <w:w w:val="90"/>
+          <w:rFonts w:ascii="Arial" w:hAnsi="Arial" w:cs="Arial"/>
+          <w:spacing w:val="-6"/>
+          <w:w w:val="90"/>
+          <w:sz w:val="22"/>
+          <w:szCs w:val="22"/>
         </w:rPr>
         <w:t>Subject</w:t>
       </w:r>
       <w:r>
         <w:rPr>
+          <w:rFonts w:ascii="Arial" w:hAnsi="Arial" w:cs="Arial"/>
           <w:b w:val="0"/>
           <w:spacing w:val="-6"/>
           <w:w w:val="90"/>
-          <w:sz w:val="16"/>
+          <w:sz w:val="22"/>
+          <w:szCs w:val="22"/>
         </w:rPr>
         <w:t>:</w:t>
       </w:r>
       <w:r>
         <w:rPr>
+          <w:rFonts w:ascii="Arial" w:hAnsi="Arial" w:cs="Arial"/>
           <w:b w:val="0"/>
           <w:spacing w:val="-6"/>
-          <w:sz w:val="16"/>
-        </w:rPr>
-        <w:t xml:space="preserve"> </w:t>
-      </w:r>
-      <w:r>
-        <w:rPr>
-          <w:spacing w:val="-6"/>
-          <w:w w:val="90"/>
+          <w:sz w:val="22"/>
+          <w:szCs w:val="22"/>
+        </w:rPr>
+        <w:t xml:space="preserve"> </w:t>
+      </w:r>
+      <w:r>
+        <w:rPr>
+          <w:rFonts w:ascii="Arial" w:hAnsi="Arial" w:cs="Arial"/>
+          <w:spacing w:val="-6"/>
+          <w:w w:val="90"/>
+          <w:sz w:val="22"/>
+          <w:szCs w:val="22"/>
         </w:rPr>
         <w:t>Notice</w:t>
       </w:r>
       <w:r>
         <w:rPr>
+          <w:rFonts w:ascii="Arial" w:hAnsi="Arial" w:cs="Arial"/>
           <w:spacing w:val="7"/>
-        </w:rPr>
-        <w:t xml:space="preserve"> </w:t>
-      </w:r>
-      <w:r>
-        <w:rPr>
-          <w:spacing w:val="-6"/>
-          <w:w w:val="90"/>
+          <w:sz w:val="22"/>
+          <w:szCs w:val="22"/>
+        </w:rPr>
+        <w:t xml:space="preserve"> </w:t>
+      </w:r>
+      <w:r>
+        <w:rPr>
+          <w:rFonts w:ascii="Arial" w:hAnsi="Arial" w:cs="Arial"/>
+          <w:spacing w:val="-6"/>
+          <w:w w:val="90"/>
+          <w:sz w:val="22"/>
+          <w:szCs w:val="22"/>
         </w:rPr>
         <w:t>of</w:t>
       </w:r>
       <w:r>
         <w:rPr>
+          <w:rFonts w:ascii="Arial" w:hAnsi="Arial" w:cs="Arial"/>
           <w:spacing w:val="3"/>
-        </w:rPr>
-        <w:t xml:space="preserve"> </w:t>
-      </w:r>
-      <w:r>
-        <w:rPr>
-          <w:spacing w:val="-6"/>
-          <w:w w:val="90"/>
+          <w:sz w:val="22"/>
+          <w:szCs w:val="22"/>
+        </w:rPr>
+        <w:t xml:space="preserve"> </w:t>
+      </w:r>
+      <w:r>
+        <w:rPr>
+          <w:rFonts w:ascii="Arial" w:hAnsi="Arial" w:cs="Arial"/>
+          <w:spacing w:val="-6"/>
+          <w:w w:val="90"/>
+          <w:sz w:val="22"/>
+          <w:szCs w:val="22"/>
         </w:rPr>
         <w:t>Arrears</w:t>
       </w:r>
       <w:r>
         <w:rPr>
+          <w:rFonts w:ascii="Arial" w:hAnsi="Arial" w:cs="Arial"/>
           <w:spacing w:val="6"/>
-        </w:rPr>
-        <w:t xml:space="preserve"> </w:t>
-      </w:r>
-      <w:r>
-        <w:rPr>
-          <w:spacing w:val="-6"/>
-          <w:w w:val="90"/>
+          <w:sz w:val="22"/>
+          <w:szCs w:val="22"/>
+        </w:rPr>
+        <w:t xml:space="preserve"> </w:t>
+      </w:r>
+      <w:r>
+        <w:rPr>
+          <w:rFonts w:ascii="Arial" w:hAnsi="Arial" w:cs="Arial"/>
+          <w:spacing w:val="-6"/>
+          <w:w w:val="90"/>
+          <w:sz w:val="22"/>
+          <w:szCs w:val="22"/>
         </w:rPr>
         <w:t>on</w:t>
       </w:r>
       <w:r>
         <w:rPr>
-          <w:spacing w:val="-2"/>
-        </w:rPr>
-        <w:t xml:space="preserve"> </w:t>
-      </w:r>
-      <w:r>
-        <w:rPr>
-          <w:spacing w:val="-6"/>
-          <w:w w:val="90"/>
+          <w:rFonts w:ascii="Arial" w:hAnsi="Arial" w:cs="Arial"/>
+          <w:spacing w:val="-2"/>
+          <w:sz w:val="22"/>
+          <w:szCs w:val="22"/>
+        </w:rPr>
+        <w:t xml:space="preserve"> </w:t>
+      </w:r>
+      <w:r>
+        <w:rPr>
+          <w:rFonts w:ascii="Arial" w:hAnsi="Arial" w:cs="Arial"/>
+          <w:spacing w:val="-6"/>
+          <w:w w:val="90"/>
+          <w:sz w:val="22"/>
+          <w:szCs w:val="22"/>
         </w:rPr>
         <w:t>Vehicle</w:t>
       </w:r>
       <w:r>
         <w:rPr>
+          <w:rFonts w:ascii="Arial" w:hAnsi="Arial" w:cs="Arial"/>
           <w:spacing w:val="7"/>
-        </w:rPr>
-        <w:t xml:space="preserve"> </w:t>
-      </w:r>
-      <w:r>
-        <w:rPr>
-          <w:spacing w:val="-6"/>
-          <w:w w:val="90"/>
+          <w:sz w:val="22"/>
+          <w:szCs w:val="22"/>
+        </w:rPr>
+        <w:t xml:space="preserve"> </w:t>
+      </w:r>
+      <w:r>
+        <w:rPr>
+          <w:rFonts w:ascii="Arial" w:hAnsi="Arial" w:cs="Arial"/>
+          <w:spacing w:val="-6"/>
+          <w:w w:val="90"/>
+          <w:sz w:val="22"/>
+          <w:szCs w:val="22"/>
         </w:rPr>
         <w:t>Loan</w:t>
       </w:r>
       <w:r>
         <w:rPr>
-          <w:spacing w:val="-2"/>
-        </w:rPr>
-        <w:t xml:space="preserve"> </w:t>
-      </w:r>
-      <w:r>
-        <w:rPr>
-          <w:spacing w:val="-6"/>
-          <w:w w:val="90"/>
+          <w:rFonts w:ascii="Arial" w:hAnsi="Arial" w:cs="Arial"/>
+          <w:spacing w:val="-2"/>
+          <w:sz w:val="22"/>
+          <w:szCs w:val="22"/>
+        </w:rPr>
+        <w:t xml:space="preserve"> </w:t>
+      </w:r>
+      <w:r>
+        <w:rPr>
+          <w:rFonts w:ascii="Arial" w:hAnsi="Arial" w:cs="Arial"/>
+          <w:spacing w:val="-6"/>
+          <w:w w:val="90"/>
+          <w:sz w:val="22"/>
+          <w:szCs w:val="22"/>
         </w:rPr>
         <w:t>–</w:t>
       </w:r>
       <w:r>
         <w:rPr>
+          <w:rFonts w:ascii="Arial" w:hAnsi="Arial" w:cs="Arial"/>
           <w:spacing w:val="-3"/>
-        </w:rPr>
-        <w:t xml:space="preserve"> </w:t>
-      </w:r>
-      <w:r>
-        <w:rPr>
-          <w:spacing w:val="-6"/>
-          <w:w w:val="90"/>
+          <w:sz w:val="22"/>
+          <w:szCs w:val="22"/>
+        </w:rPr>
+        <w:t xml:space="preserve"> </w:t>
+      </w:r>
+      <w:r>
+        <w:rPr>
+          <w:rFonts w:ascii="Arial" w:hAnsi="Arial" w:cs="Arial"/>
+          <w:spacing w:val="-6"/>
+          <w:w w:val="90"/>
+          <w:sz w:val="22"/>
+          <w:szCs w:val="22"/>
         </w:rPr>
         <w:t>Request</w:t>
       </w:r>
       <w:r>
         <w:rPr>
+          <w:rFonts w:ascii="Arial" w:hAnsi="Arial" w:cs="Arial"/>
           <w:spacing w:val="3"/>
-        </w:rPr>
-        <w:t xml:space="preserve"> </w:t>
-      </w:r>
-      <w:r>
-        <w:rPr>
-          <w:spacing w:val="-6"/>
-          <w:w w:val="90"/>
+          <w:sz w:val="22"/>
+          <w:szCs w:val="22"/>
+        </w:rPr>
+        <w:t xml:space="preserve"> </w:t>
+      </w:r>
+      <w:r>
+        <w:rPr>
+          <w:rFonts w:ascii="Arial" w:hAnsi="Arial" w:cs="Arial"/>
+          <w:spacing w:val="-6"/>
+          <w:w w:val="90"/>
+          <w:sz w:val="22"/>
+          <w:szCs w:val="22"/>
         </w:rPr>
         <w:t>for</w:t>
       </w:r>
       <w:r>
         <w:rPr>
+          <w:rFonts w:ascii="Arial" w:hAnsi="Arial" w:cs="Arial"/>
           <w:spacing w:val="-5"/>
-        </w:rPr>
-        <w:t xml:space="preserve"> </w:t>
-      </w:r>
-      <w:r>
-        <w:rPr>
-          <w:spacing w:val="-6"/>
-          <w:w w:val="90"/>
+          <w:sz w:val="22"/>
+          <w:szCs w:val="22"/>
+        </w:rPr>
+        <w:t xml:space="preserve"> </w:t>
+      </w:r>
+      <w:r>
+        <w:rPr>
+          <w:rFonts w:ascii="Arial" w:hAnsi="Arial" w:cs="Arial"/>
+          <w:spacing w:val="-6"/>
+          <w:w w:val="90"/>
+          <w:sz w:val="22"/>
+          <w:szCs w:val="22"/>
         </w:rPr>
         <w:t>Payment</w:t>
       </w:r>
       <w:r>
         <w:rPr>
+          <w:rFonts w:ascii="Arial" w:hAnsi="Arial" w:cs="Arial"/>
           <w:spacing w:val="3"/>
-        </w:rPr>
-        <w:t xml:space="preserve"> </w:t>
-      </w:r>
-      <w:r>
-        <w:rPr>
-          <w:spacing w:val="-6"/>
-          <w:w w:val="90"/>
+          <w:sz w:val="22"/>
+          <w:szCs w:val="22"/>
+        </w:rPr>
+        <w:t xml:space="preserve"> </w:t>
+      </w:r>
+      <w:r>
+        <w:rPr>
+          <w:rFonts w:ascii="Arial" w:hAnsi="Arial" w:cs="Arial"/>
+          <w:spacing w:val="-6"/>
+          <w:w w:val="90"/>
+          <w:sz w:val="22"/>
+          <w:szCs w:val="22"/>
         </w:rPr>
         <w:t>of</w:t>
       </w:r>
       <w:r>
         <w:rPr>
+          <w:rFonts w:ascii="Arial" w:hAnsi="Arial" w:cs="Arial"/>
           <w:spacing w:val="3"/>
-        </w:rPr>
-        <w:t xml:space="preserve"> </w:t>
-      </w:r>
-      <w:r>
-        <w:rPr>
-          <w:spacing w:val="-6"/>
-          <w:w w:val="90"/>
+          <w:sz w:val="22"/>
+          <w:szCs w:val="22"/>
+        </w:rPr>
+        <w:t xml:space="preserve"> </w:t>
+      </w:r>
+      <w:r>
+        <w:rPr>
+          <w:rFonts w:ascii="Arial" w:hAnsi="Arial" w:cs="Arial"/>
+          <w:spacing w:val="-6"/>
+          <w:w w:val="90"/>
+          <w:sz w:val="22"/>
+          <w:szCs w:val="22"/>
           <w:u w:val="single"/>
         </w:rPr>
         <w:t>Vehicle</w:t>
       </w:r>
       <w:r>
         <w:rPr>
+          <w:rFonts w:ascii="Arial" w:hAnsi="Arial" w:cs="Arial"/>
           <w:spacing w:val="7"/>
+          <w:sz w:val="22"/>
+          <w:szCs w:val="22"/>
           <w:u w:val="single"/>
         </w:rPr>
         <w:t xml:space="preserve"> </w:t>
       </w:r>
       <w:r>
         <w:rPr>
-          <w:spacing w:val="-6"/>
-          <w:w w:val="90"/>
+          <w:rFonts w:ascii="Arial" w:hAnsi="Arial" w:cs="Arial"/>
+          <w:spacing w:val="-6"/>
+          <w:w w:val="90"/>
+          <w:sz w:val="22"/>
+          <w:szCs w:val="22"/>
           <w:u w:val="single"/>
         </w:rPr>
         <w:t>No:</w:t>
       </w:r>
       <w:r>
         <w:rPr>
+          <w:rFonts w:ascii="Arial" w:hAnsi="Arial" w:cs="Arial"/>
           <w:spacing w:val="3"/>
+          <w:sz w:val="22"/>
+          <w:szCs w:val="22"/>
           <w:u w:val="single"/>
         </w:rPr>
         <w:t xml:space="preserve"> </w:t>
       </w:r>
       <w:r>
         <w:rPr>
-          <w:spacing w:val="-6"/>
-          <w:w w:val="90"/>
+          <w:rFonts w:ascii="Arial" w:hAnsi="Arial" w:cs="Arial"/>
+          <w:spacing w:val="-6"/>
+          <w:w w:val="90"/>
+          <w:sz w:val="22"/>
+          <w:szCs w:val="22"/>
           <w:u w:val="single"/>
         </w:rPr>
         <w:t>{{</w:t>
       </w:r>
-      <w:proofErr w:type="spellStart"/>
-      <w:r>
-        <w:rPr>
-          <w:spacing w:val="-6"/>
-          <w:w w:val="90"/>
+      <w:r>
+        <w:rPr>
+          <w:rFonts w:ascii="Arial" w:hAnsi="Arial" w:cs="Arial"/>
+          <w:spacing w:val="-6"/>
+          <w:w w:val="90"/>
+          <w:sz w:val="22"/>
+          <w:szCs w:val="22"/>
           <w:u w:val="single"/>
           <w:lang w:val="en-IN"/>
         </w:rPr>
         <w:t>vehicle_no</w:t>
       </w:r>
-      <w:proofErr w:type="spellEnd"/>
-      <w:r>
-        <w:rPr>
-          <w:spacing w:val="-6"/>
-          <w:w w:val="90"/>
+      <w:r>
+        <w:rPr>
+          <w:rFonts w:ascii="Arial" w:hAnsi="Arial" w:cs="Arial"/>
+          <w:spacing w:val="-6"/>
+          <w:w w:val="90"/>
+          <w:sz w:val="22"/>
+          <w:szCs w:val="22"/>
           <w:u w:val="single"/>
         </w:rPr>
         <w:t>}}</w:t>
       </w:r>
       <w:r>
         <w:rPr>
+          <w:rFonts w:ascii="Arial" w:hAnsi="Arial" w:cs="Arial"/>
           <w:spacing w:val="-4"/>
+          <w:sz w:val="22"/>
+          <w:szCs w:val="22"/>
           <w:u w:val="single"/>
         </w:rPr>
         <w:t xml:space="preserve"> </w:t>
       </w:r>
       <w:r>
         <w:rPr>
-          <w:spacing w:val="-6"/>
-          <w:w w:val="90"/>
+          <w:rFonts w:ascii="Arial" w:hAnsi="Arial" w:cs="Arial"/>
+          <w:spacing w:val="-6"/>
+          <w:w w:val="90"/>
+          <w:sz w:val="22"/>
+          <w:szCs w:val="22"/>
           <w:u w:val="single"/>
         </w:rPr>
         <w:t>,</w:t>
       </w:r>
       <w:r>
         <w:rPr>
+          <w:rFonts w:ascii="Arial" w:hAnsi="Arial" w:cs="Arial"/>
           <w:spacing w:val="7"/>
+          <w:sz w:val="22"/>
+          <w:szCs w:val="22"/>
           <w:u w:val="single"/>
         </w:rPr>
         <w:t xml:space="preserve"> </w:t>
       </w:r>
       <w:r>
         <w:rPr>
-          <w:spacing w:val="-6"/>
-          <w:w w:val="90"/>
+          <w:rFonts w:ascii="Arial" w:hAnsi="Arial" w:cs="Arial"/>
+          <w:spacing w:val="-6"/>
+          <w:w w:val="90"/>
+          <w:sz w:val="22"/>
+          <w:szCs w:val="22"/>
           <w:u w:val="single"/>
         </w:rPr>
         <w:t>Loan</w:t>
       </w:r>
       <w:r>
         <w:rPr>
+          <w:rFonts w:ascii="Arial" w:hAnsi="Arial" w:cs="Arial"/>
           <w:spacing w:val="-1"/>
+          <w:sz w:val="22"/>
+          <w:szCs w:val="22"/>
           <w:u w:val="single"/>
         </w:rPr>
         <w:t xml:space="preserve"> </w:t>
       </w:r>
       <w:r>
         <w:rPr>
-          <w:spacing w:val="-6"/>
-          <w:w w:val="90"/>
+          <w:rFonts w:ascii="Arial" w:hAnsi="Arial" w:cs="Arial"/>
+          <w:spacing w:val="-6"/>
+          <w:w w:val="90"/>
+          <w:sz w:val="22"/>
+          <w:szCs w:val="22"/>
           <w:u w:val="single"/>
         </w:rPr>
         <w:t>No:</w:t>
       </w:r>
       <w:r>
         <w:rPr>
+          <w:rFonts w:ascii="Arial" w:hAnsi="Arial" w:cs="Arial"/>
           <w:spacing w:val="3"/>
+          <w:sz w:val="22"/>
+          <w:szCs w:val="22"/>
           <w:u w:val="single"/>
         </w:rPr>
         <w:t xml:space="preserve"> </w:t>
       </w:r>
       <w:r>
         <w:rPr>
+          <w:rFonts w:ascii="Arial" w:hAnsi="Arial" w:cs="Arial"/>
           <w:spacing w:val="3"/>
+          <w:sz w:val="22"/>
+          <w:szCs w:val="22"/>
           <w:u w:val="single"/>
         </w:rPr>
-        <w:t>{{</w:t>
-      </w:r>
-      <w:proofErr w:type="spellStart"/>
-      <w:r>
-        <w:rPr>
-          <w:spacing w:val="3"/>
-          <w:u w:val="single"/>
-        </w:rPr>
-        <w:t>loan_account</w:t>
-      </w:r>
-      <w:proofErr w:type="spellEnd"/>
-      <w:r>
-        <w:rPr>
-          <w:spacing w:val="3"/>
-          <w:u w:val="single"/>
-        </w:rPr>
-        <w:t>}}</w:t>
+        <w:t>{{loan_account}}</w:t>
       </w:r>
     </w:p>
     <w:p>
@@ -718,55 +800,37 @@
         <w:spacing w:before="155"/>
         <w:ind w:left="159"/>
         <w:rPr>
-          <w:sz w:val="16"/>
+          <w:rFonts w:ascii="Arial" w:hAnsi="Arial" w:cs="Arial"/>
         </w:rPr>
       </w:pPr>
       <w:r>
         <w:rPr>
+          <w:rFonts w:ascii="Arial" w:hAnsi="Arial" w:cs="Arial"/>
           <w:spacing w:val="-4"/>
           <w:w w:val="90"/>
-          <w:sz w:val="16"/>
         </w:rPr>
         <w:t>Dear</w:t>
       </w:r>
       <w:r>
         <w:rPr>
+          <w:rFonts w:ascii="Arial" w:hAnsi="Arial" w:cs="Arial"/>
           <w:spacing w:val="-4"/>
-          <w:sz w:val="16"/>
-        </w:rPr>
-        <w:t xml:space="preserve"> </w:t>
-      </w:r>
-      <w:r>
-        <w:rPr>
+        </w:rPr>
+        <w:t xml:space="preserve"> </w:t>
+      </w:r>
+      <w:r>
+        <w:rPr>
+          <w:rFonts w:ascii="Arial" w:hAnsi="Arial" w:cs="Arial"/>
           <w:spacing w:val="-4"/>
           <w:w w:val="90"/>
-          <w:sz w:val="16"/>
-        </w:rPr>
-        <w:t>{{</w:t>
-      </w:r>
-      <w:proofErr w:type="spellStart"/>
-      <w:r>
-        <w:rPr>
+        </w:rPr>
+        <w:t>{{guarantor_name}}</w:t>
+      </w:r>
+      <w:r>
+        <w:rPr>
+          <w:rFonts w:ascii="Arial" w:hAnsi="Arial" w:cs="Arial"/>
           <w:spacing w:val="-4"/>
           <w:w w:val="90"/>
-          <w:sz w:val="16"/>
-        </w:rPr>
-        <w:t>guarantor_name</w:t>
-      </w:r>
-      <w:proofErr w:type="spellEnd"/>
-      <w:r>
-        <w:rPr>
-          <w:spacing w:val="-4"/>
-          <w:w w:val="90"/>
-          <w:sz w:val="16"/>
-        </w:rPr>
-        <w:t>}}</w:t>
-      </w:r>
-      <w:r>
-        <w:rPr>
-          <w:spacing w:val="-4"/>
-          <w:w w:val="90"/>
-          <w:sz w:val="16"/>
         </w:rPr>
         <w:t>,</w:t>
       </w:r>
@@ -776,609 +840,590 @@
         <w:spacing w:before="163" w:line="230" w:lineRule="auto"/>
         <w:ind w:left="128" w:right="163"/>
         <w:rPr>
-          <w:sz w:val="16"/>
+          <w:rFonts w:ascii="Arial" w:hAnsi="Arial" w:cs="Arial"/>
         </w:rPr>
       </w:pPr>
       <w:r>
         <w:rPr>
-          <w:spacing w:val="-8"/>
-          <w:sz w:val="16"/>
+          <w:rFonts w:ascii="Arial" w:hAnsi="Arial" w:cs="Arial"/>
+          <w:spacing w:val="-8"/>
         </w:rPr>
         <w:t>This</w:t>
       </w:r>
       <w:r>
         <w:rPr>
+          <w:rFonts w:ascii="Arial" w:hAnsi="Arial" w:cs="Arial"/>
           <w:spacing w:val="8"/>
-          <w:sz w:val="16"/>
-        </w:rPr>
-        <w:t xml:space="preserve"> </w:t>
-      </w:r>
-      <w:r>
-        <w:rPr>
-          <w:spacing w:val="-8"/>
-          <w:sz w:val="16"/>
+        </w:rPr>
+        <w:t xml:space="preserve"> </w:t>
+      </w:r>
+      <w:r>
+        <w:rPr>
+          <w:rFonts w:ascii="Arial" w:hAnsi="Arial" w:cs="Arial"/>
+          <w:spacing w:val="-8"/>
         </w:rPr>
         <w:t>notice</w:t>
       </w:r>
       <w:r>
         <w:rPr>
+          <w:rFonts w:ascii="Arial" w:hAnsi="Arial" w:cs="Arial"/>
           <w:spacing w:val="-1"/>
-          <w:sz w:val="16"/>
-        </w:rPr>
-        <w:t xml:space="preserve"> </w:t>
-      </w:r>
-      <w:r>
-        <w:rPr>
-          <w:spacing w:val="-8"/>
-          <w:sz w:val="16"/>
+        </w:rPr>
+        <w:t xml:space="preserve"> </w:t>
+      </w:r>
+      <w:r>
+        <w:rPr>
+          <w:rFonts w:ascii="Arial" w:hAnsi="Arial" w:cs="Arial"/>
+          <w:spacing w:val="-8"/>
         </w:rPr>
         <w:t>is</w:t>
       </w:r>
       <w:r>
         <w:rPr>
+          <w:rFonts w:ascii="Arial" w:hAnsi="Arial" w:cs="Arial"/>
           <w:spacing w:val="8"/>
-          <w:sz w:val="16"/>
-        </w:rPr>
-        <w:t xml:space="preserve"> </w:t>
-      </w:r>
-      <w:r>
-        <w:rPr>
-          <w:spacing w:val="-8"/>
-          <w:sz w:val="16"/>
+        </w:rPr>
+        <w:t xml:space="preserve"> </w:t>
+      </w:r>
+      <w:r>
+        <w:rPr>
+          <w:rFonts w:ascii="Arial" w:hAnsi="Arial" w:cs="Arial"/>
+          <w:spacing w:val="-8"/>
         </w:rPr>
         <w:t>issued</w:t>
       </w:r>
       <w:r>
         <w:rPr>
-          <w:sz w:val="16"/>
-        </w:rPr>
-        <w:t xml:space="preserve"> </w:t>
-      </w:r>
-      <w:r>
-        <w:rPr>
-          <w:spacing w:val="-8"/>
-          <w:sz w:val="16"/>
+          <w:rFonts w:ascii="Arial" w:hAnsi="Arial" w:cs="Arial"/>
+        </w:rPr>
+        <w:t xml:space="preserve"> </w:t>
+      </w:r>
+      <w:r>
+        <w:rPr>
+          <w:rFonts w:ascii="Arial" w:hAnsi="Arial" w:cs="Arial"/>
+          <w:spacing w:val="-8"/>
         </w:rPr>
         <w:t>pursuant</w:t>
       </w:r>
       <w:r>
         <w:rPr>
-          <w:sz w:val="16"/>
-        </w:rPr>
-        <w:t xml:space="preserve"> </w:t>
-      </w:r>
-      <w:r>
-        <w:rPr>
-          <w:spacing w:val="-8"/>
-          <w:sz w:val="16"/>
+          <w:rFonts w:ascii="Arial" w:hAnsi="Arial" w:cs="Arial"/>
+        </w:rPr>
+        <w:t xml:space="preserve"> </w:t>
+      </w:r>
+      <w:r>
+        <w:rPr>
+          <w:rFonts w:ascii="Arial" w:hAnsi="Arial" w:cs="Arial"/>
+          <w:spacing w:val="-8"/>
         </w:rPr>
         <w:t>to</w:t>
       </w:r>
       <w:r>
         <w:rPr>
-          <w:sz w:val="16"/>
-        </w:rPr>
-        <w:t xml:space="preserve"> </w:t>
-      </w:r>
-      <w:r>
-        <w:rPr>
-          <w:spacing w:val="-8"/>
-          <w:sz w:val="16"/>
+          <w:rFonts w:ascii="Arial" w:hAnsi="Arial" w:cs="Arial"/>
+        </w:rPr>
+        <w:t xml:space="preserve"> </w:t>
+      </w:r>
+      <w:r>
+        <w:rPr>
+          <w:rFonts w:ascii="Arial" w:hAnsi="Arial" w:cs="Arial"/>
+          <w:spacing w:val="-8"/>
         </w:rPr>
         <w:t>the</w:t>
       </w:r>
       <w:r>
         <w:rPr>
+          <w:rFonts w:ascii="Arial" w:hAnsi="Arial" w:cs="Arial"/>
           <w:spacing w:val="-1"/>
-          <w:sz w:val="16"/>
-        </w:rPr>
-        <w:t xml:space="preserve"> </w:t>
-      </w:r>
-      <w:r>
-        <w:rPr>
-          <w:spacing w:val="-8"/>
-          <w:sz w:val="16"/>
+        </w:rPr>
+        <w:t xml:space="preserve"> </w:t>
+      </w:r>
+      <w:r>
+        <w:rPr>
+          <w:rFonts w:ascii="Arial" w:hAnsi="Arial" w:cs="Arial"/>
+          <w:spacing w:val="-8"/>
         </w:rPr>
         <w:t>loan</w:t>
       </w:r>
       <w:r>
         <w:rPr>
-          <w:sz w:val="16"/>
-        </w:rPr>
-        <w:t xml:space="preserve"> </w:t>
-      </w:r>
-      <w:r>
-        <w:rPr>
-          <w:spacing w:val="-8"/>
-          <w:sz w:val="16"/>
+          <w:rFonts w:ascii="Arial" w:hAnsi="Arial" w:cs="Arial"/>
+        </w:rPr>
+        <w:t xml:space="preserve"> </w:t>
+      </w:r>
+      <w:r>
+        <w:rPr>
+          <w:rFonts w:ascii="Arial" w:hAnsi="Arial" w:cs="Arial"/>
+          <w:spacing w:val="-8"/>
         </w:rPr>
         <w:t>agreement</w:t>
       </w:r>
       <w:r>
         <w:rPr>
-          <w:sz w:val="16"/>
-        </w:rPr>
-        <w:t xml:space="preserve"> </w:t>
-      </w:r>
-      <w:r>
-        <w:rPr>
-          <w:spacing w:val="-8"/>
-          <w:sz w:val="16"/>
+          <w:rFonts w:ascii="Arial" w:hAnsi="Arial" w:cs="Arial"/>
+        </w:rPr>
+        <w:t xml:space="preserve"> </w:t>
+      </w:r>
+      <w:r>
+        <w:rPr>
+          <w:rFonts w:ascii="Arial" w:hAnsi="Arial" w:cs="Arial"/>
+          <w:spacing w:val="-8"/>
         </w:rPr>
         <w:t>executed</w:t>
       </w:r>
       <w:r>
         <w:rPr>
-          <w:sz w:val="16"/>
-        </w:rPr>
-        <w:t xml:space="preserve"> </w:t>
-      </w:r>
-      <w:r>
-        <w:rPr>
-          <w:spacing w:val="-8"/>
-          <w:sz w:val="16"/>
+          <w:rFonts w:ascii="Arial" w:hAnsi="Arial" w:cs="Arial"/>
+        </w:rPr>
+        <w:t xml:space="preserve"> </w:t>
+      </w:r>
+      <w:r>
+        <w:rPr>
+          <w:rFonts w:ascii="Arial" w:hAnsi="Arial" w:cs="Arial"/>
+          <w:spacing w:val="-8"/>
         </w:rPr>
         <w:t>between</w:t>
       </w:r>
       <w:r>
         <w:rPr>
-          <w:sz w:val="16"/>
-        </w:rPr>
-        <w:t xml:space="preserve"> </w:t>
-      </w:r>
-      <w:r>
-        <w:rPr>
-          <w:spacing w:val="-8"/>
-          <w:sz w:val="16"/>
+          <w:rFonts w:ascii="Arial" w:hAnsi="Arial" w:cs="Arial"/>
+        </w:rPr>
+        <w:t xml:space="preserve"> </w:t>
+      </w:r>
+      <w:r>
+        <w:rPr>
+          <w:rFonts w:ascii="Arial" w:hAnsi="Arial" w:cs="Arial"/>
+          <w:spacing w:val="-8"/>
+        </w:rPr>
+        <w:t>{{borrower_name}}</w:t>
+      </w:r>
+      <w:r>
+        <w:rPr>
+          <w:rFonts w:ascii="Arial" w:hAnsi="Arial" w:cs="Arial"/>
+          <w:spacing w:val="-8"/>
+        </w:rPr>
+        <w:t xml:space="preserve"> and you as a guarantor </w:t>
+      </w:r>
+      <w:r>
+        <w:rPr>
+          <w:rFonts w:ascii="Arial" w:hAnsi="Arial" w:cs="Arial"/>
+          <w:spacing w:val="-8"/>
+        </w:rPr>
+        <w:t>and</w:t>
+      </w:r>
+      <w:r>
+        <w:rPr>
+          <w:rFonts w:ascii="Arial" w:hAnsi="Arial" w:cs="Arial"/>
+        </w:rPr>
+        <w:t xml:space="preserve"> </w:t>
+      </w:r>
+      <w:r>
+        <w:rPr>
+          <w:rFonts w:ascii="Arial" w:hAnsi="Arial" w:cs="Arial"/>
+          <w:spacing w:val="-8"/>
         </w:rPr>
         <w:t>{{</w:t>
       </w:r>
-      <w:proofErr w:type="spellStart"/>
-      <w:r>
-        <w:rPr>
-          <w:spacing w:val="-8"/>
-          <w:sz w:val="16"/>
-        </w:rPr>
-        <w:t>borrower_name</w:t>
-      </w:r>
-      <w:proofErr w:type="spellEnd"/>
-      <w:r>
-        <w:rPr>
-          <w:spacing w:val="-8"/>
-          <w:sz w:val="16"/>
+      <w:r>
+        <w:rPr>
+          <w:rFonts w:ascii="Arial" w:hAnsi="Arial" w:cs="Arial"/>
+          <w:spacing w:val="-8"/>
+        </w:rPr>
+        <w:t>company_name</w:t>
+      </w:r>
+      <w:r>
+        <w:rPr>
+          <w:rFonts w:ascii="Arial" w:hAnsi="Arial" w:cs="Arial"/>
+          <w:spacing w:val="-8"/>
         </w:rPr>
         <w:t>}}</w:t>
       </w:r>
       <w:r>
         <w:rPr>
-          <w:spacing w:val="-8"/>
-          <w:sz w:val="16"/>
-        </w:rPr>
-        <w:t xml:space="preserve">  and you as a guarantor </w:t>
-      </w:r>
-      <w:r>
-        <w:rPr>
-          <w:spacing w:val="-8"/>
-          <w:sz w:val="16"/>
-        </w:rPr>
-        <w:t>and</w:t>
-      </w:r>
-      <w:r>
-        <w:rPr>
-          <w:sz w:val="16"/>
-        </w:rPr>
-        <w:t xml:space="preserve"> </w:t>
-      </w:r>
-      <w:r>
-        <w:rPr>
-          <w:spacing w:val="-8"/>
-          <w:sz w:val="16"/>
-        </w:rPr>
-        <w:t>{{</w:t>
-      </w:r>
-      <w:proofErr w:type="spellStart"/>
-      <w:r>
-        <w:rPr>
-          <w:spacing w:val="-8"/>
-          <w:sz w:val="16"/>
-        </w:rPr>
-        <w:t>company_name</w:t>
-      </w:r>
-      <w:proofErr w:type="spellEnd"/>
-      <w:r>
-        <w:rPr>
-          <w:spacing w:val="-8"/>
-          <w:sz w:val="16"/>
-        </w:rPr>
-        <w:t>}}</w:t>
-      </w:r>
-      <w:r>
-        <w:rPr>
-          <w:sz w:val="16"/>
-        </w:rPr>
-        <w:t xml:space="preserve"> </w:t>
-      </w:r>
-      <w:r>
-        <w:rPr>
-          <w:spacing w:val="6"/>
-          <w:sz w:val="16"/>
-        </w:rPr>
-        <w:t xml:space="preserve"> </w:t>
-      </w:r>
-      <w:r>
-        <w:rPr>
-          <w:spacing w:val="-8"/>
-          <w:sz w:val="16"/>
+          <w:rFonts w:ascii="Arial" w:hAnsi="Arial" w:cs="Arial"/>
+        </w:rPr>
+        <w:t xml:space="preserve"> </w:t>
+      </w:r>
+      <w:r>
+        <w:rPr>
+          <w:rFonts w:ascii="Arial" w:hAnsi="Arial" w:cs="Arial"/>
+          <w:spacing w:val="-8"/>
         </w:rPr>
         <w:t>executed</w:t>
       </w:r>
       <w:r>
         <w:rPr>
-          <w:sz w:val="16"/>
-        </w:rPr>
-        <w:t xml:space="preserve"> </w:t>
-      </w:r>
-      <w:r>
-        <w:rPr>
-          <w:spacing w:val="-8"/>
-          <w:sz w:val="16"/>
+          <w:rFonts w:ascii="Arial" w:hAnsi="Arial" w:cs="Arial"/>
+        </w:rPr>
+        <w:t xml:space="preserve"> </w:t>
+      </w:r>
+      <w:r>
+        <w:rPr>
+          <w:rFonts w:ascii="Arial" w:hAnsi="Arial" w:cs="Arial"/>
+          <w:spacing w:val="-8"/>
         </w:rPr>
         <w:t>by</w:t>
       </w:r>
       <w:r>
         <w:rPr>
-          <w:sz w:val="16"/>
-        </w:rPr>
-        <w:t xml:space="preserve"> </w:t>
-      </w:r>
-      <w:r>
-        <w:rPr>
-          <w:spacing w:val="-8"/>
-          <w:sz w:val="16"/>
+          <w:rFonts w:ascii="Arial" w:hAnsi="Arial" w:cs="Arial"/>
+        </w:rPr>
+        <w:t xml:space="preserve"> </w:t>
+      </w:r>
+      <w:r>
+        <w:rPr>
+          <w:rFonts w:ascii="Arial" w:hAnsi="Arial" w:cs="Arial"/>
+        </w:rPr>
+        <w:t xml:space="preserve">M/s </w:t>
+      </w:r>
+      <w:r>
+        <w:rPr>
+          <w:rFonts w:ascii="Arial" w:hAnsi="Arial" w:cs="Arial"/>
+          <w:spacing w:val="-8"/>
         </w:rPr>
         <w:t>Padma</w:t>
       </w:r>
       <w:r>
         <w:rPr>
+          <w:rFonts w:ascii="Arial" w:hAnsi="Arial" w:cs="Arial"/>
           <w:spacing w:val="-1"/>
-          <w:sz w:val="16"/>
-        </w:rPr>
-        <w:t xml:space="preserve"> </w:t>
-      </w:r>
-      <w:r>
-        <w:rPr>
-          <w:spacing w:val="-8"/>
-          <w:sz w:val="16"/>
+        </w:rPr>
+        <w:t xml:space="preserve"> </w:t>
+      </w:r>
+      <w:r>
+        <w:rPr>
+          <w:rFonts w:ascii="Arial" w:hAnsi="Arial" w:cs="Arial"/>
+          <w:spacing w:val="-8"/>
         </w:rPr>
         <w:t>Sai Holdings</w:t>
       </w:r>
       <w:r>
         <w:rPr>
+          <w:rFonts w:ascii="Arial" w:hAnsi="Arial" w:cs="Arial"/>
           <w:spacing w:val="8"/>
-          <w:sz w:val="16"/>
-        </w:rPr>
-        <w:t xml:space="preserve"> </w:t>
-      </w:r>
-      <w:r>
-        <w:rPr>
-          <w:spacing w:val="-8"/>
-          <w:sz w:val="16"/>
+        </w:rPr>
+        <w:t xml:space="preserve"> </w:t>
+      </w:r>
+      <w:r>
+        <w:rPr>
+          <w:rFonts w:ascii="Arial" w:hAnsi="Arial" w:cs="Arial"/>
+          <w:spacing w:val="-8"/>
         </w:rPr>
         <w:t>Pvt</w:t>
       </w:r>
       <w:r>
         <w:rPr>
-          <w:sz w:val="16"/>
-        </w:rPr>
-        <w:t xml:space="preserve"> </w:t>
-      </w:r>
-      <w:r>
-        <w:rPr>
-          <w:spacing w:val="-8"/>
-          <w:sz w:val="16"/>
+          <w:rFonts w:ascii="Arial" w:hAnsi="Arial" w:cs="Arial"/>
+        </w:rPr>
+        <w:t xml:space="preserve"> </w:t>
+      </w:r>
+      <w:r>
+        <w:rPr>
+          <w:rFonts w:ascii="Arial" w:hAnsi="Arial" w:cs="Arial"/>
+          <w:spacing w:val="-8"/>
         </w:rPr>
         <w:t>Ltd.</w:t>
       </w:r>
       <w:r>
         <w:rPr>
+          <w:rFonts w:ascii="Arial" w:hAnsi="Arial" w:cs="Arial"/>
           <w:spacing w:val="8"/>
-          <w:sz w:val="16"/>
-        </w:rPr>
-        <w:t xml:space="preserve"> </w:t>
-      </w:r>
-      <w:r>
-        <w:rPr>
-          <w:spacing w:val="-8"/>
-          <w:sz w:val="16"/>
+        </w:rPr>
+        <w:t xml:space="preserve"> </w:t>
+      </w:r>
+      <w:r>
+        <w:rPr>
+          <w:rFonts w:ascii="Arial" w:hAnsi="Arial" w:cs="Arial"/>
+          <w:spacing w:val="-8"/>
         </w:rPr>
         <w:t>We</w:t>
       </w:r>
       <w:r>
         <w:rPr>
+          <w:rFonts w:ascii="Arial" w:hAnsi="Arial" w:cs="Arial"/>
           <w:spacing w:val="-1"/>
-          <w:sz w:val="16"/>
-        </w:rPr>
-        <w:t xml:space="preserve"> </w:t>
-      </w:r>
-      <w:r>
-        <w:rPr>
-          <w:spacing w:val="-8"/>
-          <w:sz w:val="16"/>
-        </w:rPr>
-        <w:t>wish</w:t>
-      </w:r>
-      <w:r>
-        <w:rPr>
-          <w:sz w:val="16"/>
-        </w:rPr>
-        <w:t xml:space="preserve"> </w:t>
-      </w:r>
-      <w:r>
-        <w:rPr>
-          <w:spacing w:val="-8"/>
-          <w:sz w:val="16"/>
+        </w:rPr>
+        <w:t xml:space="preserve"> </w:t>
+      </w:r>
+      <w:r>
+        <w:rPr>
+          <w:rFonts w:ascii="Arial" w:hAnsi="Arial" w:cs="Arial"/>
+          <w:spacing w:val="-8"/>
+        </w:rPr>
+        <w:t>are</w:t>
+      </w:r>
+      <w:r>
+        <w:rPr>
+          <w:rFonts w:ascii="Arial" w:hAnsi="Arial" w:cs="Arial"/>
+        </w:rPr>
+        <w:t xml:space="preserve"> </w:t>
+      </w:r>
+      <w:r>
+        <w:rPr>
+          <w:rFonts w:ascii="Arial" w:hAnsi="Arial" w:cs="Arial"/>
+          <w:spacing w:val="-8"/>
         </w:rPr>
         <w:t>to</w:t>
       </w:r>
       <w:r>
         <w:rPr>
-          <w:sz w:val="16"/>
-        </w:rPr>
-        <w:t xml:space="preserve"> </w:t>
-      </w:r>
-      <w:r>
-        <w:rPr>
-          <w:spacing w:val="-8"/>
-          <w:sz w:val="16"/>
+          <w:rFonts w:ascii="Arial" w:hAnsi="Arial" w:cs="Arial"/>
+        </w:rPr>
+        <w:t xml:space="preserve"> </w:t>
+      </w:r>
+      <w:r>
+        <w:rPr>
+          <w:rFonts w:ascii="Arial" w:hAnsi="Arial" w:cs="Arial"/>
+          <w:spacing w:val="-8"/>
         </w:rPr>
         <w:t>inform</w:t>
       </w:r>
       <w:r>
         <w:rPr>
-          <w:sz w:val="16"/>
-        </w:rPr>
-        <w:t xml:space="preserve"> </w:t>
-      </w:r>
-      <w:r>
-        <w:rPr>
-          <w:spacing w:val="-8"/>
-          <w:sz w:val="16"/>
+          <w:rFonts w:ascii="Arial" w:hAnsi="Arial" w:cs="Arial"/>
+        </w:rPr>
+        <w:t xml:space="preserve"> </w:t>
+      </w:r>
+      <w:r>
+        <w:rPr>
+          <w:rFonts w:ascii="Arial" w:hAnsi="Arial" w:cs="Arial"/>
+          <w:spacing w:val="-8"/>
         </w:rPr>
         <w:t>you</w:t>
       </w:r>
       <w:r>
         <w:rPr>
-          <w:sz w:val="16"/>
-        </w:rPr>
-        <w:t xml:space="preserve"> </w:t>
-      </w:r>
-      <w:r>
-        <w:rPr>
-          <w:spacing w:val="-8"/>
-          <w:sz w:val="16"/>
+          <w:rFonts w:ascii="Arial" w:hAnsi="Arial" w:cs="Arial"/>
+        </w:rPr>
+        <w:t xml:space="preserve"> </w:t>
+      </w:r>
+      <w:r>
+        <w:rPr>
+          <w:rFonts w:ascii="Arial" w:hAnsi="Arial" w:cs="Arial"/>
+          <w:spacing w:val="-8"/>
         </w:rPr>
         <w:t>that</w:t>
       </w:r>
       <w:r>
         <w:rPr>
+          <w:rFonts w:ascii="Arial" w:hAnsi="Arial" w:cs="Arial"/>
           <w:spacing w:val="40"/>
-          <w:sz w:val="16"/>
-        </w:rPr>
-        <w:t xml:space="preserve"> </w:t>
-      </w:r>
-      <w:r>
-        <w:rPr>
-          <w:spacing w:val="-6"/>
-          <w:sz w:val="16"/>
+        </w:rPr>
+        <w:t xml:space="preserve"> </w:t>
+      </w:r>
+      <w:r>
+        <w:rPr>
+          <w:rFonts w:ascii="Arial" w:hAnsi="Arial" w:cs="Arial"/>
+          <w:spacing w:val="-6"/>
         </w:rPr>
         <w:t>you</w:t>
       </w:r>
       <w:r>
         <w:rPr>
-          <w:sz w:val="16"/>
-        </w:rPr>
-        <w:t xml:space="preserve"> </w:t>
-      </w:r>
-      <w:r>
-        <w:rPr>
-          <w:spacing w:val="-6"/>
-          <w:sz w:val="16"/>
+          <w:rFonts w:ascii="Arial" w:hAnsi="Arial" w:cs="Arial"/>
+        </w:rPr>
+        <w:t xml:space="preserve"> </w:t>
+      </w:r>
+      <w:r>
+        <w:rPr>
+          <w:rFonts w:ascii="Arial" w:hAnsi="Arial" w:cs="Arial"/>
+          <w:spacing w:val="-6"/>
         </w:rPr>
         <w:t>are</w:t>
       </w:r>
       <w:r>
         <w:rPr>
-          <w:sz w:val="16"/>
-        </w:rPr>
-        <w:t xml:space="preserve"> </w:t>
-      </w:r>
-      <w:r>
-        <w:rPr>
-          <w:spacing w:val="-6"/>
-          <w:sz w:val="16"/>
+          <w:rFonts w:ascii="Arial" w:hAnsi="Arial" w:cs="Arial"/>
+        </w:rPr>
+        <w:t xml:space="preserve"> </w:t>
+      </w:r>
+      <w:r>
+        <w:rPr>
+          <w:rFonts w:ascii="Arial" w:hAnsi="Arial" w:cs="Arial"/>
+          <w:spacing w:val="-6"/>
         </w:rPr>
         <w:t>currently</w:t>
       </w:r>
       <w:r>
         <w:rPr>
-          <w:sz w:val="16"/>
-        </w:rPr>
-        <w:t xml:space="preserve"> </w:t>
-      </w:r>
-      <w:r>
-        <w:rPr>
-          <w:spacing w:val="-6"/>
-          <w:sz w:val="16"/>
+          <w:rFonts w:ascii="Arial" w:hAnsi="Arial" w:cs="Arial"/>
+        </w:rPr>
+        <w:t xml:space="preserve"> </w:t>
+      </w:r>
+      <w:r>
+        <w:rPr>
+          <w:rFonts w:ascii="Arial" w:hAnsi="Arial" w:cs="Arial"/>
+          <w:spacing w:val="-6"/>
         </w:rPr>
         <w:t>in</w:t>
       </w:r>
       <w:r>
         <w:rPr>
-          <w:sz w:val="16"/>
-        </w:rPr>
-        <w:t xml:space="preserve"> </w:t>
-      </w:r>
-      <w:r>
-        <w:rPr>
-          <w:spacing w:val="-6"/>
-          <w:sz w:val="16"/>
+          <w:rFonts w:ascii="Arial" w:hAnsi="Arial" w:cs="Arial"/>
+        </w:rPr>
+        <w:t xml:space="preserve"> </w:t>
+      </w:r>
+      <w:r>
+        <w:rPr>
+          <w:rFonts w:ascii="Arial" w:hAnsi="Arial" w:cs="Arial"/>
+          <w:spacing w:val="-6"/>
         </w:rPr>
         <w:t>arrears</w:t>
       </w:r>
       <w:r>
         <w:rPr>
+          <w:rFonts w:ascii="Arial" w:hAnsi="Arial" w:cs="Arial"/>
           <w:spacing w:val="8"/>
-          <w:sz w:val="16"/>
-        </w:rPr>
-        <w:t xml:space="preserve"> </w:t>
-      </w:r>
-      <w:r>
-        <w:rPr>
-          <w:spacing w:val="-6"/>
-          <w:sz w:val="16"/>
+        </w:rPr>
+        <w:t xml:space="preserve"> </w:t>
+      </w:r>
+      <w:r>
+        <w:rPr>
+          <w:rFonts w:ascii="Arial" w:hAnsi="Arial" w:cs="Arial"/>
+          <w:spacing w:val="-6"/>
         </w:rPr>
         <w:t>concerning</w:t>
       </w:r>
       <w:r>
         <w:rPr>
-          <w:sz w:val="16"/>
-        </w:rPr>
-        <w:t xml:space="preserve"> </w:t>
-      </w:r>
-      <w:r>
-        <w:rPr>
-          <w:spacing w:val="-6"/>
-          <w:sz w:val="16"/>
+          <w:rFonts w:ascii="Arial" w:hAnsi="Arial" w:cs="Arial"/>
+        </w:rPr>
+        <w:t xml:space="preserve"> </w:t>
+      </w:r>
+      <w:r>
+        <w:rPr>
+          <w:rFonts w:ascii="Arial" w:hAnsi="Arial" w:cs="Arial"/>
+          <w:spacing w:val="-6"/>
         </w:rPr>
         <w:t>the</w:t>
       </w:r>
       <w:r>
         <w:rPr>
-          <w:sz w:val="16"/>
-        </w:rPr>
-        <w:t xml:space="preserve"> </w:t>
-      </w:r>
-      <w:r>
-        <w:rPr>
-          <w:spacing w:val="-6"/>
-          <w:sz w:val="16"/>
+          <w:rFonts w:ascii="Arial" w:hAnsi="Arial" w:cs="Arial"/>
+        </w:rPr>
+        <w:t xml:space="preserve"> </w:t>
+      </w:r>
+      <w:r>
+        <w:rPr>
+          <w:rFonts w:ascii="Arial" w:hAnsi="Arial" w:cs="Arial"/>
+          <w:spacing w:val="-6"/>
         </w:rPr>
         <w:t>repayment</w:t>
       </w:r>
       <w:r>
         <w:rPr>
-          <w:sz w:val="16"/>
-        </w:rPr>
-        <w:t xml:space="preserve"> </w:t>
-      </w:r>
-      <w:r>
-        <w:rPr>
-          <w:spacing w:val="-6"/>
-          <w:sz w:val="16"/>
+          <w:rFonts w:ascii="Arial" w:hAnsi="Arial" w:cs="Arial"/>
+        </w:rPr>
+        <w:t xml:space="preserve"> </w:t>
+      </w:r>
+      <w:r>
+        <w:rPr>
+          <w:rFonts w:ascii="Arial" w:hAnsi="Arial" w:cs="Arial"/>
+          <w:spacing w:val="-6"/>
         </w:rPr>
         <w:t>of</w:t>
       </w:r>
       <w:r>
         <w:rPr>
-          <w:sz w:val="16"/>
-        </w:rPr>
-        <w:t xml:space="preserve"> </w:t>
-      </w:r>
-      <w:r>
-        <w:rPr>
-          <w:spacing w:val="-6"/>
-          <w:sz w:val="16"/>
+          <w:rFonts w:ascii="Arial" w:hAnsi="Arial" w:cs="Arial"/>
+        </w:rPr>
+        <w:t xml:space="preserve"> </w:t>
+      </w:r>
+      <w:r>
+        <w:rPr>
+          <w:rFonts w:ascii="Arial" w:hAnsi="Arial" w:cs="Arial"/>
+          <w:spacing w:val="-6"/>
         </w:rPr>
         <w:t>the</w:t>
       </w:r>
       <w:r>
         <w:rPr>
-          <w:sz w:val="16"/>
-        </w:rPr>
-        <w:t xml:space="preserve"> </w:t>
-      </w:r>
-      <w:r>
-        <w:rPr>
-          <w:spacing w:val="-6"/>
-          <w:sz w:val="16"/>
+          <w:rFonts w:ascii="Arial" w:hAnsi="Arial" w:cs="Arial"/>
+        </w:rPr>
+        <w:t xml:space="preserve"> </w:t>
+      </w:r>
+      <w:r>
+        <w:rPr>
+          <w:rFonts w:ascii="Arial" w:hAnsi="Arial" w:cs="Arial"/>
+          <w:spacing w:val="-6"/>
         </w:rPr>
         <w:t>loan</w:t>
       </w:r>
       <w:r>
         <w:rPr>
-          <w:sz w:val="16"/>
-        </w:rPr>
-        <w:t xml:space="preserve"> </w:t>
-      </w:r>
-      <w:r>
-        <w:rPr>
-          <w:spacing w:val="-6"/>
-          <w:sz w:val="16"/>
+          <w:rFonts w:ascii="Arial" w:hAnsi="Arial" w:cs="Arial"/>
+        </w:rPr>
+        <w:t xml:space="preserve"> </w:t>
+      </w:r>
+      <w:r>
+        <w:rPr>
+          <w:rFonts w:ascii="Arial" w:hAnsi="Arial" w:cs="Arial"/>
+          <w:spacing w:val="-6"/>
         </w:rPr>
         <w:t>amount</w:t>
       </w:r>
       <w:r>
         <w:rPr>
-          <w:sz w:val="16"/>
-        </w:rPr>
-        <w:t xml:space="preserve"> </w:t>
-      </w:r>
-      <w:r>
-        <w:rPr>
-          <w:spacing w:val="-6"/>
-          <w:sz w:val="16"/>
+          <w:rFonts w:ascii="Arial" w:hAnsi="Arial" w:cs="Arial"/>
+        </w:rPr>
+        <w:t xml:space="preserve"> </w:t>
+      </w:r>
+      <w:r>
+        <w:rPr>
+          <w:rFonts w:ascii="Arial" w:hAnsi="Arial" w:cs="Arial"/>
+          <w:spacing w:val="-6"/>
         </w:rPr>
         <w:t>extended</w:t>
       </w:r>
       <w:r>
         <w:rPr>
-          <w:sz w:val="16"/>
-        </w:rPr>
-        <w:t xml:space="preserve"> </w:t>
-      </w:r>
-      <w:r>
-        <w:rPr>
-          <w:spacing w:val="-6"/>
-          <w:sz w:val="16"/>
+          <w:rFonts w:ascii="Arial" w:hAnsi="Arial" w:cs="Arial"/>
+        </w:rPr>
+        <w:t xml:space="preserve"> </w:t>
+      </w:r>
+      <w:r>
+        <w:rPr>
+          <w:rFonts w:ascii="Arial" w:hAnsi="Arial" w:cs="Arial"/>
+          <w:spacing w:val="-6"/>
         </w:rPr>
         <w:t>under</w:t>
       </w:r>
       <w:r>
         <w:rPr>
-          <w:sz w:val="16"/>
-        </w:rPr>
-        <w:t xml:space="preserve"> </w:t>
-      </w:r>
-      <w:r>
-        <w:rPr>
-          <w:spacing w:val="-6"/>
-          <w:sz w:val="16"/>
+          <w:rFonts w:ascii="Arial" w:hAnsi="Arial" w:cs="Arial"/>
+        </w:rPr>
+        <w:t xml:space="preserve"> </w:t>
+      </w:r>
+      <w:r>
+        <w:rPr>
+          <w:rFonts w:ascii="Arial" w:hAnsi="Arial" w:cs="Arial"/>
+          <w:spacing w:val="-6"/>
         </w:rPr>
         <w:t>the</w:t>
       </w:r>
       <w:r>
         <w:rPr>
-          <w:sz w:val="16"/>
-        </w:rPr>
-        <w:t xml:space="preserve"> </w:t>
-      </w:r>
-      <w:r>
-        <w:rPr>
-          <w:spacing w:val="-6"/>
-          <w:sz w:val="16"/>
+          <w:rFonts w:ascii="Arial" w:hAnsi="Arial" w:cs="Arial"/>
+        </w:rPr>
+        <w:t xml:space="preserve"> </w:t>
+      </w:r>
+      <w:r>
+        <w:rPr>
+          <w:rFonts w:ascii="Arial" w:hAnsi="Arial" w:cs="Arial"/>
+          <w:spacing w:val="-6"/>
         </w:rPr>
         <w:t>referenced</w:t>
       </w:r>
       <w:r>
         <w:rPr>
-          <w:sz w:val="16"/>
-        </w:rPr>
-        <w:t xml:space="preserve"> </w:t>
-      </w:r>
-      <w:r>
-        <w:rPr>
-          <w:spacing w:val="-6"/>
-          <w:sz w:val="16"/>
+          <w:rFonts w:ascii="Arial" w:hAnsi="Arial" w:cs="Arial"/>
+        </w:rPr>
+        <w:t xml:space="preserve"> </w:t>
+      </w:r>
+      <w:r>
+        <w:rPr>
+          <w:rFonts w:ascii="Arial" w:hAnsi="Arial" w:cs="Arial"/>
+          <w:spacing w:val="-6"/>
         </w:rPr>
         <w:t>agreement.</w:t>
       </w:r>
@@ -1388,329 +1433,329 @@
         <w:spacing w:before="157"/>
         <w:ind w:left="76"/>
         <w:rPr>
-          <w:sz w:val="16"/>
+          <w:rFonts w:ascii="Arial" w:hAnsi="Arial" w:cs="Arial"/>
         </w:rPr>
       </w:pPr>
       <w:r>
         <w:rPr>
-          <w:spacing w:val="-8"/>
-          <w:sz w:val="16"/>
+          <w:rFonts w:ascii="Arial" w:hAnsi="Arial" w:cs="Arial"/>
+          <w:spacing w:val="-8"/>
         </w:rPr>
         <w:t>The</w:t>
       </w:r>
       <w:r>
         <w:rPr>
-          <w:spacing w:val="-2"/>
-          <w:sz w:val="16"/>
-        </w:rPr>
-        <w:t xml:space="preserve"> </w:t>
-      </w:r>
-      <w:r>
-        <w:rPr>
-          <w:spacing w:val="-8"/>
-          <w:sz w:val="16"/>
+          <w:rFonts w:ascii="Arial" w:hAnsi="Arial" w:cs="Arial"/>
+          <w:spacing w:val="-2"/>
+        </w:rPr>
+        <w:t xml:space="preserve"> </w:t>
+      </w:r>
+      <w:r>
+        <w:rPr>
+          <w:rFonts w:ascii="Arial" w:hAnsi="Arial" w:cs="Arial"/>
+          <w:spacing w:val="-8"/>
         </w:rPr>
         <w:t>financier</w:t>
       </w:r>
       <w:r>
         <w:rPr>
+          <w:rFonts w:ascii="Arial" w:hAnsi="Arial" w:cs="Arial"/>
           <w:spacing w:val="4"/>
-          <w:sz w:val="16"/>
-        </w:rPr>
-        <w:t xml:space="preserve"> </w:t>
-      </w:r>
-      <w:r>
-        <w:rPr>
-          <w:spacing w:val="-8"/>
-          <w:sz w:val="16"/>
+        </w:rPr>
+        <w:t xml:space="preserve"> </w:t>
+      </w:r>
+      <w:r>
+        <w:rPr>
+          <w:rFonts w:ascii="Arial" w:hAnsi="Arial" w:cs="Arial"/>
+          <w:spacing w:val="-8"/>
         </w:rPr>
         <w:t>has</w:t>
       </w:r>
       <w:r>
         <w:rPr>
+          <w:rFonts w:ascii="Arial" w:hAnsi="Arial" w:cs="Arial"/>
           <w:spacing w:val="6"/>
-          <w:sz w:val="16"/>
-        </w:rPr>
-        <w:t xml:space="preserve"> </w:t>
-      </w:r>
-      <w:r>
-        <w:rPr>
-          <w:spacing w:val="-8"/>
-          <w:sz w:val="16"/>
+        </w:rPr>
+        <w:t xml:space="preserve"> </w:t>
+      </w:r>
+      <w:r>
+        <w:rPr>
+          <w:rFonts w:ascii="Arial" w:hAnsi="Arial" w:cs="Arial"/>
+          <w:spacing w:val="-8"/>
         </w:rPr>
         <w:t>extended</w:t>
       </w:r>
       <w:r>
         <w:rPr>
-          <w:sz w:val="16"/>
-        </w:rPr>
-        <w:t xml:space="preserve"> </w:t>
-      </w:r>
-      <w:r>
-        <w:rPr>
-          <w:spacing w:val="-8"/>
-          <w:sz w:val="16"/>
+          <w:rFonts w:ascii="Arial" w:hAnsi="Arial" w:cs="Arial"/>
+        </w:rPr>
+        <w:t xml:space="preserve"> </w:t>
+      </w:r>
+      <w:r>
+        <w:rPr>
+          <w:rFonts w:ascii="Arial" w:hAnsi="Arial" w:cs="Arial"/>
+          <w:spacing w:val="-8"/>
         </w:rPr>
         <w:t>a</w:t>
       </w:r>
       <w:r>
         <w:rPr>
-          <w:spacing w:val="-2"/>
-          <w:sz w:val="16"/>
-        </w:rPr>
-        <w:t xml:space="preserve"> </w:t>
-      </w:r>
-      <w:r>
-        <w:rPr>
-          <w:spacing w:val="-8"/>
-          <w:sz w:val="16"/>
+          <w:rFonts w:ascii="Arial" w:hAnsi="Arial" w:cs="Arial"/>
+          <w:spacing w:val="-2"/>
+        </w:rPr>
+        <w:t xml:space="preserve"> </w:t>
+      </w:r>
+      <w:r>
+        <w:rPr>
+          <w:rFonts w:ascii="Arial" w:hAnsi="Arial" w:cs="Arial"/>
+          <w:spacing w:val="-8"/>
         </w:rPr>
         <w:t>loan</w:t>
       </w:r>
       <w:r>
         <w:rPr>
+          <w:rFonts w:ascii="Arial" w:hAnsi="Arial" w:cs="Arial"/>
           <w:spacing w:val="1"/>
-          <w:sz w:val="16"/>
-        </w:rPr>
-        <w:t xml:space="preserve"> </w:t>
-      </w:r>
-      <w:r>
-        <w:rPr>
-          <w:spacing w:val="-8"/>
-          <w:sz w:val="16"/>
+        </w:rPr>
+        <w:t xml:space="preserve"> </w:t>
+      </w:r>
+      <w:r>
+        <w:rPr>
+          <w:rFonts w:ascii="Arial" w:hAnsi="Arial" w:cs="Arial"/>
+          <w:spacing w:val="-8"/>
         </w:rPr>
         <w:t>under</w:t>
       </w:r>
       <w:r>
         <w:rPr>
+          <w:rFonts w:ascii="Arial" w:hAnsi="Arial" w:cs="Arial"/>
           <w:spacing w:val="4"/>
-          <w:sz w:val="16"/>
-        </w:rPr>
-        <w:t xml:space="preserve"> </w:t>
-      </w:r>
-      <w:r>
-        <w:rPr>
-          <w:spacing w:val="-8"/>
-          <w:sz w:val="16"/>
+        </w:rPr>
+        <w:t xml:space="preserve"> </w:t>
+      </w:r>
+      <w:r>
+        <w:rPr>
+          <w:rFonts w:ascii="Arial" w:hAnsi="Arial" w:cs="Arial"/>
+          <w:spacing w:val="-8"/>
         </w:rPr>
         <w:t>the</w:t>
       </w:r>
       <w:r>
         <w:rPr>
-          <w:spacing w:val="-2"/>
-          <w:sz w:val="16"/>
-        </w:rPr>
-        <w:t xml:space="preserve"> </w:t>
-      </w:r>
-      <w:r>
-        <w:rPr>
-          <w:spacing w:val="-8"/>
-          <w:sz w:val="16"/>
+          <w:rFonts w:ascii="Arial" w:hAnsi="Arial" w:cs="Arial"/>
+          <w:spacing w:val="-2"/>
+        </w:rPr>
+        <w:t xml:space="preserve"> </w:t>
+      </w:r>
+      <w:r>
+        <w:rPr>
+          <w:rFonts w:ascii="Arial" w:hAnsi="Arial" w:cs="Arial"/>
+          <w:spacing w:val="-8"/>
         </w:rPr>
         <w:t>above-mentioned</w:t>
       </w:r>
       <w:r>
         <w:rPr>
-          <w:sz w:val="16"/>
-        </w:rPr>
-        <w:t xml:space="preserve"> </w:t>
-      </w:r>
-      <w:r>
-        <w:rPr>
-          <w:spacing w:val="-8"/>
-          <w:sz w:val="16"/>
+          <w:rFonts w:ascii="Arial" w:hAnsi="Arial" w:cs="Arial"/>
+        </w:rPr>
+        <w:t xml:space="preserve"> </w:t>
+      </w:r>
+      <w:r>
+        <w:rPr>
+          <w:rFonts w:ascii="Arial" w:hAnsi="Arial" w:cs="Arial"/>
+          <w:spacing w:val="-8"/>
         </w:rPr>
         <w:t>loan</w:t>
       </w:r>
       <w:r>
         <w:rPr>
-          <w:sz w:val="16"/>
-        </w:rPr>
-        <w:t xml:space="preserve"> </w:t>
-      </w:r>
-      <w:r>
-        <w:rPr>
-          <w:spacing w:val="-8"/>
-          <w:sz w:val="16"/>
+          <w:rFonts w:ascii="Arial" w:hAnsi="Arial" w:cs="Arial"/>
+        </w:rPr>
+        <w:t xml:space="preserve"> </w:t>
+      </w:r>
+      <w:r>
+        <w:rPr>
+          <w:rFonts w:ascii="Arial" w:hAnsi="Arial" w:cs="Arial"/>
+          <w:spacing w:val="-8"/>
         </w:rPr>
         <w:t>agreement.</w:t>
       </w:r>
       <w:r>
         <w:rPr>
+          <w:rFonts w:ascii="Arial" w:hAnsi="Arial" w:cs="Arial"/>
           <w:spacing w:val="7"/>
-          <w:sz w:val="16"/>
-        </w:rPr>
-        <w:t xml:space="preserve"> </w:t>
-      </w:r>
-      <w:r>
-        <w:rPr>
-          <w:spacing w:val="-8"/>
-          <w:sz w:val="16"/>
+        </w:rPr>
+        <w:t xml:space="preserve"> </w:t>
+      </w:r>
+      <w:r>
+        <w:rPr>
+          <w:rFonts w:ascii="Arial" w:hAnsi="Arial" w:cs="Arial"/>
+          <w:spacing w:val="-8"/>
         </w:rPr>
         <w:t>We</w:t>
       </w:r>
       <w:r>
         <w:rPr>
-          <w:spacing w:val="-2"/>
-          <w:sz w:val="16"/>
-        </w:rPr>
-        <w:t xml:space="preserve"> </w:t>
-      </w:r>
-      <w:r>
-        <w:rPr>
-          <w:spacing w:val="-8"/>
-          <w:sz w:val="16"/>
+          <w:rFonts w:ascii="Arial" w:hAnsi="Arial" w:cs="Arial"/>
+          <w:spacing w:val="-2"/>
+        </w:rPr>
+        <w:t xml:space="preserve"> </w:t>
+      </w:r>
+      <w:r>
+        <w:rPr>
+          <w:rFonts w:ascii="Arial" w:hAnsi="Arial" w:cs="Arial"/>
+          <w:spacing w:val="-8"/>
         </w:rPr>
         <w:t>regret</w:t>
       </w:r>
       <w:r>
         <w:rPr>
+          <w:rFonts w:ascii="Arial" w:hAnsi="Arial" w:cs="Arial"/>
           <w:spacing w:val="2"/>
-          <w:sz w:val="16"/>
-        </w:rPr>
-        <w:t xml:space="preserve"> </w:t>
-      </w:r>
-      <w:r>
-        <w:rPr>
-          <w:spacing w:val="-8"/>
-          <w:sz w:val="16"/>
+        </w:rPr>
+        <w:t xml:space="preserve"> </w:t>
+      </w:r>
+      <w:r>
+        <w:rPr>
+          <w:rFonts w:ascii="Arial" w:hAnsi="Arial" w:cs="Arial"/>
+          <w:spacing w:val="-8"/>
         </w:rPr>
         <w:t>to</w:t>
       </w:r>
       <w:r>
         <w:rPr>
-          <w:sz w:val="16"/>
-        </w:rPr>
-        <w:t xml:space="preserve"> </w:t>
-      </w:r>
-      <w:r>
-        <w:rPr>
-          <w:spacing w:val="-8"/>
-          <w:sz w:val="16"/>
+          <w:rFonts w:ascii="Arial" w:hAnsi="Arial" w:cs="Arial"/>
+        </w:rPr>
+        <w:t xml:space="preserve"> </w:t>
+      </w:r>
+      <w:r>
+        <w:rPr>
+          <w:rFonts w:ascii="Arial" w:hAnsi="Arial" w:cs="Arial"/>
+          <w:spacing w:val="-8"/>
         </w:rPr>
         <w:t>note</w:t>
       </w:r>
       <w:r>
         <w:rPr>
-          <w:spacing w:val="-2"/>
-          <w:sz w:val="16"/>
-        </w:rPr>
-        <w:t xml:space="preserve"> </w:t>
-      </w:r>
-      <w:r>
-        <w:rPr>
-          <w:spacing w:val="-8"/>
-          <w:sz w:val="16"/>
+          <w:rFonts w:ascii="Arial" w:hAnsi="Arial" w:cs="Arial"/>
+          <w:spacing w:val="-2"/>
+        </w:rPr>
+        <w:t xml:space="preserve"> </w:t>
+      </w:r>
+      <w:r>
+        <w:rPr>
+          <w:rFonts w:ascii="Arial" w:hAnsi="Arial" w:cs="Arial"/>
+          <w:spacing w:val="-8"/>
         </w:rPr>
         <w:t>that</w:t>
       </w:r>
       <w:r>
         <w:rPr>
+          <w:rFonts w:ascii="Arial" w:hAnsi="Arial" w:cs="Arial"/>
           <w:spacing w:val="2"/>
-          <w:sz w:val="16"/>
-        </w:rPr>
-        <w:t xml:space="preserve"> </w:t>
-      </w:r>
-      <w:r>
-        <w:rPr>
-          <w:spacing w:val="-8"/>
-          <w:sz w:val="16"/>
+        </w:rPr>
+        <w:t xml:space="preserve"> </w:t>
+      </w:r>
+      <w:r>
+        <w:rPr>
+          <w:rFonts w:ascii="Arial" w:hAnsi="Arial" w:cs="Arial"/>
+          <w:spacing w:val="-8"/>
         </w:rPr>
         <w:t>you</w:t>
       </w:r>
       <w:r>
         <w:rPr>
-          <w:sz w:val="16"/>
-        </w:rPr>
-        <w:t xml:space="preserve"> </w:t>
-      </w:r>
-      <w:r>
-        <w:rPr>
-          <w:spacing w:val="-8"/>
-          <w:sz w:val="16"/>
+          <w:rFonts w:ascii="Arial" w:hAnsi="Arial" w:cs="Arial"/>
+        </w:rPr>
+        <w:t xml:space="preserve"> </w:t>
+      </w:r>
+      <w:r>
+        <w:rPr>
+          <w:rFonts w:ascii="Arial" w:hAnsi="Arial" w:cs="Arial"/>
+          <w:spacing w:val="-8"/>
         </w:rPr>
         <w:t>are</w:t>
       </w:r>
       <w:r>
         <w:rPr>
+          <w:rFonts w:ascii="Arial" w:hAnsi="Arial" w:cs="Arial"/>
           <w:spacing w:val="-1"/>
-          <w:sz w:val="16"/>
-        </w:rPr>
-        <w:t xml:space="preserve"> </w:t>
-      </w:r>
-      <w:r>
-        <w:rPr>
-          <w:spacing w:val="-8"/>
-          <w:sz w:val="16"/>
+        </w:rPr>
+        <w:t xml:space="preserve"> </w:t>
+      </w:r>
+      <w:r>
+        <w:rPr>
+          <w:rFonts w:ascii="Arial" w:hAnsi="Arial" w:cs="Arial"/>
+          <w:spacing w:val="-8"/>
         </w:rPr>
         <w:t>irregular</w:t>
       </w:r>
       <w:r>
         <w:rPr>
+          <w:rFonts w:ascii="Arial" w:hAnsi="Arial" w:cs="Arial"/>
           <w:spacing w:val="4"/>
-          <w:sz w:val="16"/>
-        </w:rPr>
-        <w:t xml:space="preserve"> </w:t>
-      </w:r>
-      <w:r>
-        <w:rPr>
-          <w:spacing w:val="-8"/>
-          <w:sz w:val="16"/>
+        </w:rPr>
+        <w:t xml:space="preserve"> </w:t>
+      </w:r>
+      <w:r>
+        <w:rPr>
+          <w:rFonts w:ascii="Arial" w:hAnsi="Arial" w:cs="Arial"/>
+          <w:spacing w:val="-8"/>
         </w:rPr>
         <w:t>in</w:t>
       </w:r>
       <w:r>
         <w:rPr>
-          <w:sz w:val="16"/>
-        </w:rPr>
-        <w:t xml:space="preserve"> </w:t>
-      </w:r>
-      <w:r>
-        <w:rPr>
-          <w:spacing w:val="-8"/>
-          <w:sz w:val="16"/>
+          <w:rFonts w:ascii="Arial" w:hAnsi="Arial" w:cs="Arial"/>
+        </w:rPr>
+        <w:t xml:space="preserve"> </w:t>
+      </w:r>
+      <w:r>
+        <w:rPr>
+          <w:rFonts w:ascii="Arial" w:hAnsi="Arial" w:cs="Arial"/>
+          <w:spacing w:val="-8"/>
         </w:rPr>
         <w:t>repayment</w:t>
       </w:r>
       <w:r>
         <w:rPr>
+          <w:rFonts w:ascii="Arial" w:hAnsi="Arial" w:cs="Arial"/>
           <w:spacing w:val="2"/>
-          <w:sz w:val="16"/>
-        </w:rPr>
-        <w:t xml:space="preserve"> </w:t>
-      </w:r>
-      <w:r>
-        <w:rPr>
-          <w:spacing w:val="-8"/>
-          <w:sz w:val="16"/>
+        </w:rPr>
+        <w:t xml:space="preserve"> </w:t>
+      </w:r>
+      <w:r>
+        <w:rPr>
+          <w:rFonts w:ascii="Arial" w:hAnsi="Arial" w:cs="Arial"/>
+          <w:spacing w:val="-8"/>
         </w:rPr>
         <w:t>of</w:t>
       </w:r>
       <w:r>
         <w:rPr>
+          <w:rFonts w:ascii="Arial" w:hAnsi="Arial" w:cs="Arial"/>
           <w:spacing w:val="4"/>
-          <w:sz w:val="16"/>
-        </w:rPr>
-        <w:t xml:space="preserve"> </w:t>
-      </w:r>
-      <w:r>
-        <w:rPr>
-          <w:spacing w:val="-8"/>
-          <w:sz w:val="16"/>
+        </w:rPr>
+        <w:t xml:space="preserve"> </w:t>
+      </w:r>
+      <w:r>
+        <w:rPr>
+          <w:rFonts w:ascii="Arial" w:hAnsi="Arial" w:cs="Arial"/>
+          <w:spacing w:val="-8"/>
         </w:rPr>
         <w:t>the</w:t>
       </w:r>
       <w:r>
         <w:rPr>
+          <w:rFonts w:ascii="Arial" w:hAnsi="Arial" w:cs="Arial"/>
           <w:spacing w:val="-1"/>
-          <w:sz w:val="16"/>
-        </w:rPr>
-        <w:t xml:space="preserve"> </w:t>
-      </w:r>
-      <w:r>
-        <w:rPr>
-          <w:spacing w:val="-8"/>
-          <w:sz w:val="16"/>
+        </w:rPr>
+        <w:t xml:space="preserve"> </w:t>
+      </w:r>
+      <w:r>
+        <w:rPr>
+          <w:rFonts w:ascii="Arial" w:hAnsi="Arial" w:cs="Arial"/>
+          <w:spacing w:val="-8"/>
         </w:rPr>
         <w:t>dues.</w:t>
       </w:r>
@@ -1719,8 +1764,10 @@
       <w:pPr>
         <w:pStyle w:val="BodyText"/>
         <w:rPr>
+          <w:rFonts w:ascii="Arial" w:hAnsi="Arial" w:cs="Arial"/>
           <w:b w:val="0"/>
-          <w:sz w:val="15"/>
+          <w:sz w:val="22"/>
+          <w:szCs w:val="22"/>
         </w:rPr>
       </w:pPr>
     </w:p>
@@ -1758,29 +1805,30 @@
           <w:p>
             <w:pPr>
               <w:pStyle w:val="TableParagraph"/>
+              <w:spacing w:before="120" w:after="120"/>
               <w:ind w:left="5"/>
               <w:rPr>
-                <w:sz w:val="16"/>
+                <w:rFonts w:ascii="Arial" w:hAnsi="Arial" w:cs="Arial"/>
               </w:rPr>
             </w:pPr>
             <w:r>
               <w:rPr>
+                <w:rFonts w:ascii="Arial" w:hAnsi="Arial" w:cs="Arial"/>
                 <w:w w:val="90"/>
-                <w:sz w:val="16"/>
               </w:rPr>
               <w:t>Due</w:t>
             </w:r>
             <w:r>
               <w:rPr>
+                <w:rFonts w:ascii="Arial" w:hAnsi="Arial" w:cs="Arial"/>
                 <w:spacing w:val="-5"/>
-                <w:sz w:val="16"/>
               </w:rPr>
               <w:t xml:space="preserve"> </w:t>
             </w:r>
             <w:r>
               <w:rPr>
+                <w:rFonts w:ascii="Arial" w:hAnsi="Arial" w:cs="Arial"/>
                 <w:spacing w:val="-2"/>
-                <w:sz w:val="16"/>
               </w:rPr>
               <w:t>installments</w:t>
             </w:r>
@@ -1796,36 +1844,37 @@
           <w:p>
             <w:pPr>
               <w:pStyle w:val="TableParagraph"/>
+              <w:spacing w:before="120" w:after="120"/>
               <w:ind w:left="6"/>
               <w:rPr>
-                <w:sz w:val="16"/>
+                <w:rFonts w:ascii="Arial" w:hAnsi="Arial" w:cs="Arial"/>
               </w:rPr>
             </w:pPr>
             <w:r>
               <w:rPr>
+                <w:rFonts w:ascii="Arial" w:hAnsi="Arial" w:cs="Arial"/>
                 <w:spacing w:val="-2"/>
-                <w:sz w:val="16"/>
               </w:rPr>
               <w:t>Rs.</w:t>
             </w:r>
             <w:r>
               <w:rPr>
+                <w:rFonts w:ascii="Arial" w:hAnsi="Arial" w:cs="Arial"/>
                 <w:spacing w:val="-8"/>
-                <w:sz w:val="16"/>
               </w:rPr>
               <w:t xml:space="preserve"> </w:t>
             </w:r>
             <w:r>
               <w:rPr>
+                <w:rFonts w:ascii="Arial" w:hAnsi="Arial" w:cs="Arial"/>
                 <w:spacing w:val="-2"/>
-                <w:sz w:val="16"/>
               </w:rPr>
               <w:t>{{dues}}</w:t>
             </w:r>
             <w:r>
               <w:rPr>
+                <w:rFonts w:ascii="Arial" w:hAnsi="Arial" w:cs="Arial"/>
                 <w:spacing w:val="-2"/>
-                <w:sz w:val="16"/>
               </w:rPr>
               <w:t>/-</w:t>
             </w:r>
@@ -1843,22 +1892,23 @@
           <w:p>
             <w:pPr>
               <w:pStyle w:val="TableParagraph"/>
+              <w:spacing w:before="120" w:after="120"/>
               <w:ind w:left="5"/>
               <w:rPr>
-                <w:sz w:val="16"/>
+                <w:rFonts w:ascii="Arial" w:hAnsi="Arial" w:cs="Arial"/>
               </w:rPr>
             </w:pPr>
             <w:r>
               <w:rPr>
+                <w:rFonts w:ascii="Arial" w:hAnsi="Arial" w:cs="Arial"/>
                 <w:spacing w:val="-7"/>
-                <w:sz w:val="16"/>
               </w:rPr>
               <w:t>Other</w:t>
             </w:r>
             <w:r>
               <w:rPr>
+                <w:rFonts w:ascii="Arial" w:hAnsi="Arial" w:cs="Arial"/>
                 <w:spacing w:val="-2"/>
-                <w:sz w:val="16"/>
               </w:rPr>
               <w:t xml:space="preserve"> expenses:</w:t>
             </w:r>
@@ -1874,36 +1924,37 @@
           <w:p>
             <w:pPr>
               <w:pStyle w:val="TableParagraph"/>
+              <w:spacing w:before="120" w:after="120"/>
               <w:ind w:left="6"/>
               <w:rPr>
-                <w:sz w:val="16"/>
+                <w:rFonts w:ascii="Arial" w:hAnsi="Arial" w:cs="Arial"/>
               </w:rPr>
             </w:pPr>
             <w:r>
               <w:rPr>
+                <w:rFonts w:ascii="Arial" w:hAnsi="Arial" w:cs="Arial"/>
                 <w:spacing w:val="-2"/>
-                <w:sz w:val="16"/>
               </w:rPr>
               <w:t>Rs.</w:t>
             </w:r>
             <w:r>
               <w:rPr>
+                <w:rFonts w:ascii="Arial" w:hAnsi="Arial" w:cs="Arial"/>
                 <w:spacing w:val="-8"/>
-                <w:sz w:val="16"/>
               </w:rPr>
               <w:t xml:space="preserve"> </w:t>
             </w:r>
             <w:r>
               <w:rPr>
+                <w:rFonts w:ascii="Arial" w:hAnsi="Arial" w:cs="Arial"/>
                 <w:spacing w:val="-2"/>
-                <w:sz w:val="16"/>
               </w:rPr>
               <w:t>0.00</w:t>
             </w:r>
             <w:r>
               <w:rPr>
+                <w:rFonts w:ascii="Arial" w:hAnsi="Arial" w:cs="Arial"/>
                 <w:spacing w:val="-2"/>
-                <w:sz w:val="16"/>
               </w:rPr>
               <w:t>/-</w:t>
             </w:r>
@@ -1926,7 +1977,7 @@
               <w:pStyle w:val="TableParagraph"/>
               <w:spacing w:line="240" w:lineRule="auto"/>
               <w:rPr>
-                <w:sz w:val="12"/>
+                <w:rFonts w:ascii="Arial" w:hAnsi="Arial" w:cs="Arial"/>
               </w:rPr>
             </w:pPr>
           </w:p>
@@ -1944,7 +1995,7 @@
               <w:pStyle w:val="TableParagraph"/>
               <w:spacing w:line="240" w:lineRule="auto"/>
               <w:rPr>
-                <w:sz w:val="12"/>
+                <w:rFonts w:ascii="Arial" w:hAnsi="Arial" w:cs="Arial"/>
               </w:rPr>
             </w:pPr>
           </w:p>
@@ -1954,19 +2005,12 @@
     <w:p>
       <w:pPr>
         <w:pStyle w:val="BodyText"/>
-        <w:rPr>
+        <w:spacing w:before="155"/>
+        <w:rPr>
+          <w:rFonts w:ascii="Arial" w:hAnsi="Arial" w:cs="Arial"/>
           <w:b w:val="0"/>
-          <w:sz w:val="16"/>
-        </w:rPr>
-      </w:pPr>
-    </w:p>
-    <w:p>
-      <w:pPr>
-        <w:pStyle w:val="BodyText"/>
-        <w:spacing w:before="155"/>
-        <w:rPr>
-          <w:b w:val="0"/>
-          <w:sz w:val="16"/>
+          <w:sz w:val="22"/>
+          <w:szCs w:val="22"/>
         </w:rPr>
       </w:pPr>
     </w:p>
@@ -1975,335 +2019,489 @@
         <w:pStyle w:val="BodyText"/>
         <w:spacing w:line="228" w:lineRule="auto"/>
         <w:ind w:left="76" w:right="163"/>
+        <w:rPr>
+          <w:rFonts w:ascii="Arial" w:hAnsi="Arial" w:cs="Arial"/>
+          <w:sz w:val="22"/>
+          <w:szCs w:val="22"/>
+        </w:rPr>
       </w:pPr>
       <w:r>
         <w:rPr>
-          <w:spacing w:val="-2"/>
-          <w:w w:val="90"/>
+          <w:rFonts w:ascii="Arial" w:hAnsi="Arial" w:cs="Arial"/>
+          <w:spacing w:val="-2"/>
+          <w:w w:val="90"/>
+          <w:sz w:val="22"/>
+          <w:szCs w:val="22"/>
         </w:rPr>
         <w:t>*Kindly</w:t>
       </w:r>
       <w:r>
         <w:rPr>
+          <w:rFonts w:ascii="Arial" w:hAnsi="Arial" w:cs="Arial"/>
           <w:spacing w:val="-5"/>
           <w:w w:val="90"/>
-        </w:rPr>
-        <w:t xml:space="preserve"> </w:t>
-      </w:r>
-      <w:r>
-        <w:rPr>
-          <w:spacing w:val="-2"/>
-          <w:w w:val="90"/>
+          <w:sz w:val="22"/>
+          <w:szCs w:val="22"/>
+        </w:rPr>
+        <w:t xml:space="preserve"> </w:t>
+      </w:r>
+      <w:r>
+        <w:rPr>
+          <w:rFonts w:ascii="Arial" w:hAnsi="Arial" w:cs="Arial"/>
+          <w:spacing w:val="-2"/>
+          <w:w w:val="90"/>
+          <w:sz w:val="22"/>
+          <w:szCs w:val="22"/>
         </w:rPr>
         <w:t>note</w:t>
       </w:r>
       <w:r>
         <w:rPr>
+          <w:rFonts w:ascii="Arial" w:hAnsi="Arial" w:cs="Arial"/>
           <w:spacing w:val="-5"/>
           <w:w w:val="90"/>
-        </w:rPr>
-        <w:t xml:space="preserve"> </w:t>
-      </w:r>
-      <w:r>
-        <w:rPr>
-          <w:spacing w:val="-2"/>
-          <w:w w:val="90"/>
+          <w:sz w:val="22"/>
+          <w:szCs w:val="22"/>
+        </w:rPr>
+        <w:t xml:space="preserve"> </w:t>
+      </w:r>
+      <w:r>
+        <w:rPr>
+          <w:rFonts w:ascii="Arial" w:hAnsi="Arial" w:cs="Arial"/>
+          <w:spacing w:val="-2"/>
+          <w:w w:val="90"/>
+          <w:sz w:val="22"/>
+          <w:szCs w:val="22"/>
         </w:rPr>
         <w:t>that</w:t>
       </w:r>
       <w:r>
         <w:rPr>
+          <w:rFonts w:ascii="Arial" w:hAnsi="Arial" w:cs="Arial"/>
           <w:spacing w:val="-4"/>
           <w:w w:val="90"/>
-        </w:rPr>
-        <w:t xml:space="preserve"> </w:t>
-      </w:r>
-      <w:r>
-        <w:rPr>
-          <w:spacing w:val="-2"/>
-          <w:w w:val="90"/>
+          <w:sz w:val="22"/>
+          <w:szCs w:val="22"/>
+        </w:rPr>
+        <w:t xml:space="preserve"> </w:t>
+      </w:r>
+      <w:r>
+        <w:rPr>
+          <w:rFonts w:ascii="Arial" w:hAnsi="Arial" w:cs="Arial"/>
+          <w:spacing w:val="-2"/>
+          <w:w w:val="90"/>
+          <w:sz w:val="22"/>
+          <w:szCs w:val="22"/>
         </w:rPr>
         <w:t>the</w:t>
       </w:r>
       <w:r>
         <w:rPr>
+          <w:rFonts w:ascii="Arial" w:hAnsi="Arial" w:cs="Arial"/>
           <w:spacing w:val="-4"/>
           <w:w w:val="90"/>
-        </w:rPr>
-        <w:t xml:space="preserve"> </w:t>
-      </w:r>
-      <w:r>
-        <w:rPr>
-          <w:spacing w:val="-2"/>
-          <w:w w:val="90"/>
+          <w:sz w:val="22"/>
+          <w:szCs w:val="22"/>
+        </w:rPr>
+        <w:t xml:space="preserve"> </w:t>
+      </w:r>
+      <w:r>
+        <w:rPr>
+          <w:rFonts w:ascii="Arial" w:hAnsi="Arial" w:cs="Arial"/>
+          <w:spacing w:val="-2"/>
+          <w:w w:val="90"/>
+          <w:sz w:val="22"/>
+          <w:szCs w:val="22"/>
         </w:rPr>
         <w:t>above-mentioned</w:t>
       </w:r>
       <w:r>
         <w:rPr>
+          <w:rFonts w:ascii="Arial" w:hAnsi="Arial" w:cs="Arial"/>
           <w:spacing w:val="-13"/>
           <w:w w:val="90"/>
-        </w:rPr>
-        <w:t xml:space="preserve"> </w:t>
-      </w:r>
-      <w:r>
-        <w:rPr>
-          <w:spacing w:val="-2"/>
-          <w:w w:val="90"/>
+          <w:sz w:val="22"/>
+          <w:szCs w:val="22"/>
+        </w:rPr>
+        <w:t xml:space="preserve"> </w:t>
+      </w:r>
+      <w:r>
+        <w:rPr>
+          <w:rFonts w:ascii="Arial" w:hAnsi="Arial" w:cs="Arial"/>
+          <w:spacing w:val="-2"/>
+          <w:w w:val="90"/>
+          <w:sz w:val="22"/>
+          <w:szCs w:val="22"/>
         </w:rPr>
         <w:t>amount</w:t>
       </w:r>
       <w:r>
         <w:rPr>
+          <w:rFonts w:ascii="Arial" w:hAnsi="Arial" w:cs="Arial"/>
           <w:spacing w:val="-4"/>
           <w:w w:val="90"/>
-        </w:rPr>
-        <w:t xml:space="preserve"> </w:t>
-      </w:r>
-      <w:r>
-        <w:rPr>
-          <w:spacing w:val="-2"/>
-          <w:w w:val="90"/>
+          <w:sz w:val="22"/>
+          <w:szCs w:val="22"/>
+        </w:rPr>
+        <w:t xml:space="preserve"> </w:t>
+      </w:r>
+      <w:r>
+        <w:rPr>
+          <w:rFonts w:ascii="Arial" w:hAnsi="Arial" w:cs="Arial"/>
+          <w:spacing w:val="-2"/>
+          <w:w w:val="90"/>
+          <w:sz w:val="22"/>
+          <w:szCs w:val="22"/>
         </w:rPr>
         <w:t>pertains</w:t>
       </w:r>
       <w:r>
         <w:rPr>
+          <w:rFonts w:ascii="Arial" w:hAnsi="Arial" w:cs="Arial"/>
           <w:spacing w:val="-5"/>
           <w:w w:val="90"/>
-        </w:rPr>
-        <w:t xml:space="preserve"> </w:t>
-      </w:r>
-      <w:r>
-        <w:rPr>
-          <w:spacing w:val="-2"/>
-          <w:w w:val="90"/>
+          <w:sz w:val="22"/>
+          <w:szCs w:val="22"/>
+        </w:rPr>
+        <w:t xml:space="preserve"> </w:t>
+      </w:r>
+      <w:r>
+        <w:rPr>
+          <w:rFonts w:ascii="Arial" w:hAnsi="Arial" w:cs="Arial"/>
+          <w:spacing w:val="-2"/>
+          <w:w w:val="90"/>
+          <w:sz w:val="22"/>
+          <w:szCs w:val="22"/>
         </w:rPr>
         <w:t>only</w:t>
       </w:r>
       <w:r>
         <w:rPr>
+          <w:rFonts w:ascii="Arial" w:hAnsi="Arial" w:cs="Arial"/>
           <w:spacing w:val="-5"/>
           <w:w w:val="90"/>
-        </w:rPr>
-        <w:t xml:space="preserve"> </w:t>
-      </w:r>
-      <w:r>
-        <w:rPr>
-          <w:spacing w:val="-2"/>
-          <w:w w:val="90"/>
+          <w:sz w:val="22"/>
+          <w:szCs w:val="22"/>
+        </w:rPr>
+        <w:t xml:space="preserve"> </w:t>
+      </w:r>
+      <w:r>
+        <w:rPr>
+          <w:rFonts w:ascii="Arial" w:hAnsi="Arial" w:cs="Arial"/>
+          <w:spacing w:val="-2"/>
+          <w:w w:val="90"/>
+          <w:sz w:val="22"/>
+          <w:szCs w:val="22"/>
         </w:rPr>
         <w:t>to</w:t>
       </w:r>
       <w:r>
         <w:rPr>
+          <w:rFonts w:ascii="Arial" w:hAnsi="Arial" w:cs="Arial"/>
           <w:spacing w:val="-4"/>
           <w:w w:val="90"/>
-        </w:rPr>
-        <w:t xml:space="preserve"> </w:t>
-      </w:r>
-      <w:r>
-        <w:rPr>
-          <w:spacing w:val="-2"/>
-          <w:w w:val="90"/>
+          <w:sz w:val="22"/>
+          <w:szCs w:val="22"/>
+        </w:rPr>
+        <w:t xml:space="preserve"> </w:t>
+      </w:r>
+      <w:r>
+        <w:rPr>
+          <w:rFonts w:ascii="Arial" w:hAnsi="Arial" w:cs="Arial"/>
+          <w:spacing w:val="-2"/>
+          <w:w w:val="90"/>
+          <w:sz w:val="22"/>
+          <w:szCs w:val="22"/>
         </w:rPr>
         <w:t>EMI</w:t>
       </w:r>
       <w:r>
         <w:rPr>
+          <w:rFonts w:ascii="Arial" w:hAnsi="Arial" w:cs="Arial"/>
           <w:spacing w:val="-5"/>
           <w:w w:val="90"/>
-        </w:rPr>
-        <w:t xml:space="preserve"> </w:t>
-      </w:r>
-      <w:r>
-        <w:rPr>
-          <w:spacing w:val="-2"/>
-          <w:w w:val="90"/>
+          <w:sz w:val="22"/>
+          <w:szCs w:val="22"/>
+        </w:rPr>
+        <w:t xml:space="preserve"> </w:t>
+      </w:r>
+      <w:r>
+        <w:rPr>
+          <w:rFonts w:ascii="Arial" w:hAnsi="Arial" w:cs="Arial"/>
+          <w:spacing w:val="-2"/>
+          <w:w w:val="90"/>
+          <w:sz w:val="22"/>
+          <w:szCs w:val="22"/>
         </w:rPr>
         <w:t>dues.</w:t>
       </w:r>
       <w:r>
         <w:rPr>
+          <w:rFonts w:ascii="Arial" w:hAnsi="Arial" w:cs="Arial"/>
           <w:spacing w:val="-4"/>
           <w:w w:val="90"/>
-        </w:rPr>
-        <w:t xml:space="preserve"> </w:t>
-      </w:r>
-      <w:r>
-        <w:rPr>
-          <w:spacing w:val="-2"/>
-          <w:w w:val="90"/>
+          <w:sz w:val="22"/>
+          <w:szCs w:val="22"/>
+        </w:rPr>
+        <w:t xml:space="preserve"> </w:t>
+      </w:r>
+      <w:r>
+        <w:rPr>
+          <w:rFonts w:ascii="Arial" w:hAnsi="Arial" w:cs="Arial"/>
+          <w:spacing w:val="-2"/>
+          <w:w w:val="90"/>
+          <w:sz w:val="22"/>
+          <w:szCs w:val="22"/>
         </w:rPr>
         <w:t>For</w:t>
       </w:r>
       <w:r>
         <w:rPr>
-          <w:spacing w:val="-6"/>
-          <w:w w:val="90"/>
-        </w:rPr>
-        <w:t xml:space="preserve"> </w:t>
-      </w:r>
-      <w:r>
-        <w:rPr>
-          <w:spacing w:val="-2"/>
-          <w:w w:val="90"/>
+          <w:rFonts w:ascii="Arial" w:hAnsi="Arial" w:cs="Arial"/>
+          <w:spacing w:val="-6"/>
+          <w:w w:val="90"/>
+          <w:sz w:val="22"/>
+          <w:szCs w:val="22"/>
+        </w:rPr>
+        <w:t xml:space="preserve"> </w:t>
+      </w:r>
+      <w:r>
+        <w:rPr>
+          <w:rFonts w:ascii="Arial" w:hAnsi="Arial" w:cs="Arial"/>
+          <w:spacing w:val="-2"/>
+          <w:w w:val="90"/>
+          <w:sz w:val="22"/>
+          <w:szCs w:val="22"/>
         </w:rPr>
         <w:t>details</w:t>
       </w:r>
       <w:r>
         <w:rPr>
+          <w:rFonts w:ascii="Arial" w:hAnsi="Arial" w:cs="Arial"/>
           <w:spacing w:val="-5"/>
-        </w:rPr>
-        <w:t xml:space="preserve"> </w:t>
-      </w:r>
-      <w:r>
-        <w:rPr>
-          <w:spacing w:val="-2"/>
-          <w:w w:val="90"/>
+          <w:sz w:val="22"/>
+          <w:szCs w:val="22"/>
+        </w:rPr>
+        <w:t xml:space="preserve"> </w:t>
+      </w:r>
+      <w:r>
+        <w:rPr>
+          <w:rFonts w:ascii="Arial" w:hAnsi="Arial" w:cs="Arial"/>
+          <w:spacing w:val="-2"/>
+          <w:w w:val="90"/>
+          <w:sz w:val="22"/>
+          <w:szCs w:val="22"/>
         </w:rPr>
         <w:t>regarding</w:t>
       </w:r>
       <w:r>
         <w:rPr>
+          <w:rFonts w:ascii="Arial" w:hAnsi="Arial" w:cs="Arial"/>
           <w:spacing w:val="-5"/>
           <w:w w:val="90"/>
-        </w:rPr>
-        <w:t xml:space="preserve"> </w:t>
-      </w:r>
-      <w:r>
-        <w:rPr>
-          <w:spacing w:val="-2"/>
-          <w:w w:val="90"/>
+          <w:sz w:val="22"/>
+          <w:szCs w:val="22"/>
+        </w:rPr>
+        <w:t xml:space="preserve"> </w:t>
+      </w:r>
+      <w:r>
+        <w:rPr>
+          <w:rFonts w:ascii="Arial" w:hAnsi="Arial" w:cs="Arial"/>
+          <w:spacing w:val="-2"/>
+          <w:w w:val="90"/>
+          <w:sz w:val="22"/>
+          <w:szCs w:val="22"/>
         </w:rPr>
         <w:t>the</w:t>
       </w:r>
       <w:r>
         <w:rPr>
+          <w:rFonts w:ascii="Arial" w:hAnsi="Arial" w:cs="Arial"/>
           <w:spacing w:val="-4"/>
-        </w:rPr>
-        <w:t xml:space="preserve"> </w:t>
-      </w:r>
-      <w:r>
-        <w:rPr>
-          <w:spacing w:val="-2"/>
-          <w:w w:val="90"/>
+          <w:sz w:val="22"/>
+          <w:szCs w:val="22"/>
+        </w:rPr>
+        <w:t xml:space="preserve"> </w:t>
+      </w:r>
+      <w:r>
+        <w:rPr>
+          <w:rFonts w:ascii="Arial" w:hAnsi="Arial" w:cs="Arial"/>
+          <w:spacing w:val="-2"/>
+          <w:w w:val="90"/>
+          <w:sz w:val="22"/>
+          <w:szCs w:val="22"/>
         </w:rPr>
         <w:t>Total</w:t>
       </w:r>
       <w:r>
         <w:rPr>
+          <w:rFonts w:ascii="Arial" w:hAnsi="Arial" w:cs="Arial"/>
           <w:spacing w:val="-4"/>
           <w:w w:val="90"/>
-        </w:rPr>
-        <w:t xml:space="preserve"> </w:t>
-      </w:r>
-      <w:r>
-        <w:rPr>
-          <w:spacing w:val="-2"/>
-          <w:w w:val="90"/>
+          <w:sz w:val="22"/>
+          <w:szCs w:val="22"/>
+        </w:rPr>
+        <w:t xml:space="preserve"> </w:t>
+      </w:r>
+      <w:r>
+        <w:rPr>
+          <w:rFonts w:ascii="Arial" w:hAnsi="Arial" w:cs="Arial"/>
+          <w:spacing w:val="-2"/>
+          <w:w w:val="90"/>
+          <w:sz w:val="22"/>
+          <w:szCs w:val="22"/>
         </w:rPr>
         <w:t>outstanding</w:t>
       </w:r>
       <w:r>
         <w:rPr>
+          <w:rFonts w:ascii="Arial" w:hAnsi="Arial" w:cs="Arial"/>
           <w:spacing w:val="-5"/>
           <w:w w:val="90"/>
-        </w:rPr>
-        <w:t xml:space="preserve"> </w:t>
-      </w:r>
-      <w:r>
-        <w:rPr>
-          <w:spacing w:val="-2"/>
-          <w:w w:val="90"/>
+          <w:sz w:val="22"/>
+          <w:szCs w:val="22"/>
+        </w:rPr>
+        <w:t xml:space="preserve"> </w:t>
+      </w:r>
+      <w:r>
+        <w:rPr>
+          <w:rFonts w:ascii="Arial" w:hAnsi="Arial" w:cs="Arial"/>
+          <w:spacing w:val="-2"/>
+          <w:w w:val="90"/>
+          <w:sz w:val="22"/>
+          <w:szCs w:val="22"/>
         </w:rPr>
         <w:t>amount,</w:t>
       </w:r>
       <w:r>
         <w:rPr>
+          <w:rFonts w:ascii="Arial" w:hAnsi="Arial" w:cs="Arial"/>
           <w:spacing w:val="-4"/>
-        </w:rPr>
-        <w:t xml:space="preserve"> </w:t>
-      </w:r>
-      <w:r>
-        <w:rPr>
-          <w:spacing w:val="-2"/>
-          <w:w w:val="90"/>
+          <w:sz w:val="22"/>
+          <w:szCs w:val="22"/>
+        </w:rPr>
+        <w:t xml:space="preserve"> </w:t>
+      </w:r>
+      <w:r>
+        <w:rPr>
+          <w:rFonts w:ascii="Arial" w:hAnsi="Arial" w:cs="Arial"/>
+          <w:spacing w:val="-2"/>
+          <w:w w:val="90"/>
+          <w:sz w:val="22"/>
+          <w:szCs w:val="22"/>
         </w:rPr>
         <w:t>kindly</w:t>
       </w:r>
       <w:r>
         <w:rPr>
+          <w:rFonts w:ascii="Arial" w:hAnsi="Arial" w:cs="Arial"/>
           <w:spacing w:val="-5"/>
           <w:w w:val="90"/>
-        </w:rPr>
-        <w:t xml:space="preserve"> </w:t>
-      </w:r>
-      <w:r>
-        <w:rPr>
-          <w:spacing w:val="-2"/>
-          <w:w w:val="90"/>
+          <w:sz w:val="22"/>
+          <w:szCs w:val="22"/>
+        </w:rPr>
+        <w:t xml:space="preserve"> </w:t>
+      </w:r>
+      <w:r>
+        <w:rPr>
+          <w:rFonts w:ascii="Arial" w:hAnsi="Arial" w:cs="Arial"/>
+          <w:spacing w:val="-2"/>
+          <w:w w:val="90"/>
+          <w:sz w:val="22"/>
+          <w:szCs w:val="22"/>
         </w:rPr>
         <w:t>contact</w:t>
       </w:r>
       <w:r>
         <w:rPr>
+          <w:rFonts w:ascii="Arial" w:hAnsi="Arial" w:cs="Arial"/>
           <w:spacing w:val="-3"/>
           <w:w w:val="90"/>
-        </w:rPr>
-        <w:t xml:space="preserve"> </w:t>
-      </w:r>
-      <w:r>
-        <w:rPr>
-          <w:spacing w:val="-2"/>
-          <w:w w:val="90"/>
+          <w:sz w:val="22"/>
+          <w:szCs w:val="22"/>
+        </w:rPr>
+        <w:t xml:space="preserve"> </w:t>
+      </w:r>
+      <w:r>
+        <w:rPr>
+          <w:rFonts w:ascii="Arial" w:hAnsi="Arial" w:cs="Arial"/>
+          <w:spacing w:val="-2"/>
+          <w:w w:val="90"/>
+          <w:sz w:val="22"/>
+          <w:szCs w:val="22"/>
         </w:rPr>
         <w:t>concerned</w:t>
       </w:r>
       <w:r>
         <w:rPr>
+          <w:rFonts w:ascii="Arial" w:hAnsi="Arial" w:cs="Arial"/>
           <w:spacing w:val="-13"/>
           <w:w w:val="90"/>
-        </w:rPr>
-        <w:t xml:space="preserve"> </w:t>
-      </w:r>
-      <w:r>
-        <w:rPr>
-          <w:spacing w:val="-2"/>
-          <w:w w:val="90"/>
+          <w:sz w:val="22"/>
+          <w:szCs w:val="22"/>
+        </w:rPr>
+        <w:t xml:space="preserve"> </w:t>
+      </w:r>
+      <w:r>
+        <w:rPr>
+          <w:rFonts w:ascii="Arial" w:hAnsi="Arial" w:cs="Arial"/>
+          <w:spacing w:val="-2"/>
+          <w:w w:val="90"/>
+          <w:sz w:val="22"/>
+          <w:szCs w:val="22"/>
         </w:rPr>
         <w:t>zonal</w:t>
       </w:r>
       <w:r>
         <w:rPr>
-          <w:spacing w:val="-2"/>
-        </w:rPr>
-        <w:t xml:space="preserve"> </w:t>
-      </w:r>
-      <w:r>
-        <w:rPr>
-          <w:spacing w:val="-6"/>
+          <w:rFonts w:ascii="Arial" w:hAnsi="Arial" w:cs="Arial"/>
+          <w:spacing w:val="-2"/>
+          <w:sz w:val="22"/>
+          <w:szCs w:val="22"/>
+        </w:rPr>
+        <w:t xml:space="preserve"> </w:t>
+      </w:r>
+      <w:r>
+        <w:rPr>
+          <w:rFonts w:ascii="Arial" w:hAnsi="Arial" w:cs="Arial"/>
+          <w:spacing w:val="-6"/>
+          <w:sz w:val="22"/>
+          <w:szCs w:val="22"/>
         </w:rPr>
         <w:t>collection manager or visit</w:t>
       </w:r>
       <w:r>
-        <w:t xml:space="preserve"> </w:t>
-      </w:r>
-      <w:r>
-        <w:rPr>
-          <w:spacing w:val="-6"/>
+        <w:rPr>
+          <w:rFonts w:ascii="Arial" w:hAnsi="Arial" w:cs="Arial"/>
+          <w:sz w:val="22"/>
+          <w:szCs w:val="22"/>
+        </w:rPr>
+        <w:t xml:space="preserve"> </w:t>
+      </w:r>
+      <w:r>
+        <w:rPr>
+          <w:rFonts w:ascii="Arial" w:hAnsi="Arial" w:cs="Arial"/>
+          <w:spacing w:val="-6"/>
+          <w:sz w:val="22"/>
+          <w:szCs w:val="22"/>
         </w:rPr>
         <w:t>our registered</w:t>
       </w:r>
       <w:r>
         <w:rPr>
+          <w:rFonts w:ascii="Arial" w:hAnsi="Arial" w:cs="Arial"/>
           <w:spacing w:val="-13"/>
-        </w:rPr>
-        <w:t xml:space="preserve"> </w:t>
-      </w:r>
-      <w:r>
-        <w:rPr>
-          <w:spacing w:val="-6"/>
+          <w:sz w:val="22"/>
+          <w:szCs w:val="22"/>
+        </w:rPr>
+        <w:t xml:space="preserve"> </w:t>
+      </w:r>
+      <w:r>
+        <w:rPr>
+          <w:rFonts w:ascii="Arial" w:hAnsi="Arial" w:cs="Arial"/>
+          <w:spacing w:val="-6"/>
+          <w:sz w:val="22"/>
+          <w:szCs w:val="22"/>
         </w:rPr>
         <w:t>office.</w:t>
       </w:r>
@@ -2312,6 +2510,11 @@
       <w:pPr>
         <w:pStyle w:val="BodyText"/>
         <w:spacing w:before="20"/>
+        <w:rPr>
+          <w:rFonts w:ascii="Arial" w:hAnsi="Arial" w:cs="Arial"/>
+          <w:sz w:val="22"/>
+          <w:szCs w:val="22"/>
+        </w:rPr>
       </w:pPr>
     </w:p>
     <w:p>
@@ -2319,169 +2522,274 @@
         <w:pStyle w:val="BodyText"/>
         <w:spacing w:line="228" w:lineRule="auto"/>
         <w:ind w:left="76" w:right="163"/>
+        <w:rPr>
+          <w:rFonts w:ascii="Arial" w:hAnsi="Arial" w:cs="Arial"/>
+          <w:sz w:val="22"/>
+          <w:szCs w:val="22"/>
+        </w:rPr>
       </w:pPr>
       <w:r>
         <w:rPr>
-          <w:spacing w:val="-2"/>
-          <w:w w:val="90"/>
+          <w:rFonts w:ascii="Arial" w:hAnsi="Arial" w:cs="Arial"/>
+          <w:spacing w:val="-2"/>
+          <w:w w:val="90"/>
+          <w:sz w:val="22"/>
+          <w:szCs w:val="22"/>
         </w:rPr>
         <w:t>We</w:t>
       </w:r>
       <w:r>
-        <w:t xml:space="preserve"> </w:t>
-      </w:r>
-      <w:r>
-        <w:rPr>
-          <w:spacing w:val="-2"/>
-          <w:w w:val="90"/>
+        <w:rPr>
+          <w:rFonts w:ascii="Arial" w:hAnsi="Arial" w:cs="Arial"/>
+          <w:sz w:val="22"/>
+          <w:szCs w:val="22"/>
+        </w:rPr>
+        <w:t xml:space="preserve"> </w:t>
+      </w:r>
+      <w:r>
+        <w:rPr>
+          <w:rFonts w:ascii="Arial" w:hAnsi="Arial" w:cs="Arial"/>
+          <w:spacing w:val="-2"/>
+          <w:w w:val="90"/>
+          <w:sz w:val="22"/>
+          <w:szCs w:val="22"/>
         </w:rPr>
         <w:t>hereby</w:t>
       </w:r>
       <w:r>
         <w:rPr>
+          <w:rFonts w:ascii="Arial" w:hAnsi="Arial" w:cs="Arial"/>
           <w:spacing w:val="-4"/>
           <w:w w:val="90"/>
-        </w:rPr>
-        <w:t xml:space="preserve"> </w:t>
-      </w:r>
-      <w:r>
-        <w:rPr>
-          <w:spacing w:val="-2"/>
-          <w:w w:val="90"/>
+          <w:sz w:val="22"/>
+          <w:szCs w:val="22"/>
+        </w:rPr>
+        <w:t xml:space="preserve"> </w:t>
+      </w:r>
+      <w:r>
+        <w:rPr>
+          <w:rFonts w:ascii="Arial" w:hAnsi="Arial" w:cs="Arial"/>
+          <w:spacing w:val="-2"/>
+          <w:w w:val="90"/>
+          <w:sz w:val="22"/>
+          <w:szCs w:val="22"/>
         </w:rPr>
         <w:t>demand</w:t>
       </w:r>
       <w:r>
         <w:rPr>
+          <w:rFonts w:ascii="Arial" w:hAnsi="Arial" w:cs="Arial"/>
           <w:spacing w:val="-12"/>
           <w:w w:val="90"/>
-        </w:rPr>
-        <w:t xml:space="preserve"> </w:t>
-      </w:r>
-      <w:r>
-        <w:rPr>
-          <w:spacing w:val="-2"/>
-          <w:w w:val="90"/>
+          <w:sz w:val="22"/>
+          <w:szCs w:val="22"/>
+        </w:rPr>
+        <w:t xml:space="preserve"> </w:t>
+      </w:r>
+      <w:r>
+        <w:rPr>
+          <w:rFonts w:ascii="Arial" w:hAnsi="Arial" w:cs="Arial"/>
+          <w:spacing w:val="-2"/>
+          <w:w w:val="90"/>
+          <w:sz w:val="22"/>
+          <w:szCs w:val="22"/>
         </w:rPr>
         <w:t>that you</w:t>
       </w:r>
       <w:r>
         <w:rPr>
-          <w:spacing w:val="-2"/>
-          <w:w w:val="90"/>
+          <w:rFonts w:ascii="Arial" w:hAnsi="Arial" w:cs="Arial"/>
+          <w:spacing w:val="-2"/>
+          <w:w w:val="90"/>
+          <w:sz w:val="22"/>
+          <w:szCs w:val="22"/>
         </w:rPr>
         <w:t xml:space="preserve"> as a guarantor as responsible </w:t>
       </w:r>
       <w:r>
         <w:rPr>
-          <w:spacing w:val="-2"/>
-          <w:w w:val="90"/>
-        </w:rPr>
-        <w:t xml:space="preserve"> remit the</w:t>
-      </w:r>
-      <w:r>
-        <w:t xml:space="preserve"> </w:t>
-      </w:r>
-      <w:r>
-        <w:rPr>
-          <w:spacing w:val="-2"/>
-          <w:w w:val="90"/>
+          <w:rFonts w:ascii="Arial" w:hAnsi="Arial" w:cs="Arial"/>
+          <w:spacing w:val="-2"/>
+          <w:w w:val="90"/>
+          <w:sz w:val="22"/>
+          <w:szCs w:val="22"/>
+        </w:rPr>
+        <w:t>remit the</w:t>
+      </w:r>
+      <w:r>
+        <w:rPr>
+          <w:rFonts w:ascii="Arial" w:hAnsi="Arial" w:cs="Arial"/>
+          <w:sz w:val="22"/>
+          <w:szCs w:val="22"/>
+        </w:rPr>
+        <w:t xml:space="preserve"> </w:t>
+      </w:r>
+      <w:r>
+        <w:rPr>
+          <w:rFonts w:ascii="Arial" w:hAnsi="Arial" w:cs="Arial"/>
+          <w:spacing w:val="-2"/>
+          <w:w w:val="90"/>
+          <w:sz w:val="22"/>
+          <w:szCs w:val="22"/>
         </w:rPr>
         <w:t>total arrears</w:t>
       </w:r>
       <w:r>
-        <w:t xml:space="preserve"> </w:t>
-      </w:r>
-      <w:r>
-        <w:rPr>
-          <w:spacing w:val="-2"/>
-          <w:w w:val="90"/>
+        <w:rPr>
+          <w:rFonts w:ascii="Arial" w:hAnsi="Arial" w:cs="Arial"/>
+          <w:sz w:val="22"/>
+          <w:szCs w:val="22"/>
+        </w:rPr>
+        <w:t xml:space="preserve"> </w:t>
+      </w:r>
+      <w:r>
+        <w:rPr>
+          <w:rFonts w:ascii="Arial" w:hAnsi="Arial" w:cs="Arial"/>
+          <w:spacing w:val="-2"/>
+          <w:w w:val="90"/>
+          <w:sz w:val="22"/>
+          <w:szCs w:val="22"/>
         </w:rPr>
         <w:t>amounting</w:t>
       </w:r>
       <w:r>
         <w:rPr>
+          <w:rFonts w:ascii="Arial" w:hAnsi="Arial" w:cs="Arial"/>
           <w:spacing w:val="-4"/>
           <w:w w:val="90"/>
-        </w:rPr>
-        <w:t xml:space="preserve"> </w:t>
-      </w:r>
-      <w:r>
-        <w:rPr>
-          <w:spacing w:val="-2"/>
-          <w:w w:val="90"/>
+          <w:sz w:val="22"/>
+          <w:szCs w:val="22"/>
+        </w:rPr>
+        <w:t xml:space="preserve"> </w:t>
+      </w:r>
+      <w:r>
+        <w:rPr>
+          <w:rFonts w:ascii="Arial" w:hAnsi="Arial" w:cs="Arial"/>
+          <w:spacing w:val="-2"/>
+          <w:w w:val="90"/>
+          <w:sz w:val="22"/>
+          <w:szCs w:val="22"/>
         </w:rPr>
         <w:t>to</w:t>
       </w:r>
       <w:r>
         <w:rPr>
+          <w:rFonts w:ascii="Arial" w:hAnsi="Arial" w:cs="Arial"/>
           <w:spacing w:val="-4"/>
           <w:w w:val="90"/>
-        </w:rPr>
-        <w:t xml:space="preserve"> </w:t>
-      </w:r>
-      <w:r>
-        <w:rPr>
-          <w:spacing w:val="-2"/>
-          <w:w w:val="90"/>
+          <w:sz w:val="22"/>
+          <w:szCs w:val="22"/>
+        </w:rPr>
+        <w:t xml:space="preserve"> </w:t>
+      </w:r>
+      <w:r>
+        <w:rPr>
+          <w:rFonts w:ascii="Arial" w:hAnsi="Arial" w:cs="Arial"/>
+          <w:spacing w:val="-2"/>
+          <w:w w:val="90"/>
+          <w:sz w:val="22"/>
+          <w:szCs w:val="22"/>
         </w:rPr>
         <w:t>total amount within seven (7) days</w:t>
       </w:r>
       <w:r>
-        <w:t xml:space="preserve"> </w:t>
-      </w:r>
-      <w:r>
-        <w:rPr>
-          <w:spacing w:val="-2"/>
-          <w:w w:val="90"/>
+        <w:rPr>
+          <w:rFonts w:ascii="Arial" w:hAnsi="Arial" w:cs="Arial"/>
+          <w:sz w:val="22"/>
+          <w:szCs w:val="22"/>
+        </w:rPr>
+        <w:t xml:space="preserve"> </w:t>
+      </w:r>
+      <w:r>
+        <w:rPr>
+          <w:rFonts w:ascii="Arial" w:hAnsi="Arial" w:cs="Arial"/>
+          <w:spacing w:val="-2"/>
+          <w:w w:val="90"/>
+          <w:sz w:val="22"/>
+          <w:szCs w:val="22"/>
         </w:rPr>
         <w:t>from</w:t>
       </w:r>
       <w:r>
         <w:rPr>
+          <w:rFonts w:ascii="Arial" w:hAnsi="Arial" w:cs="Arial"/>
           <w:spacing w:val="-5"/>
           <w:w w:val="90"/>
-        </w:rPr>
-        <w:t xml:space="preserve"> </w:t>
-      </w:r>
-      <w:r>
-        <w:rPr>
-          <w:spacing w:val="-2"/>
-          <w:w w:val="90"/>
+          <w:sz w:val="22"/>
+          <w:szCs w:val="22"/>
+        </w:rPr>
+        <w:t xml:space="preserve"> </w:t>
+      </w:r>
+      <w:r>
+        <w:rPr>
+          <w:rFonts w:ascii="Arial" w:hAnsi="Arial" w:cs="Arial"/>
+          <w:spacing w:val="-2"/>
+          <w:w w:val="90"/>
+          <w:sz w:val="22"/>
+          <w:szCs w:val="22"/>
         </w:rPr>
         <w:t>the</w:t>
       </w:r>
       <w:r>
-        <w:t xml:space="preserve"> </w:t>
-      </w:r>
-      <w:r>
-        <w:rPr>
-          <w:spacing w:val="-2"/>
-          <w:w w:val="90"/>
+        <w:rPr>
+          <w:rFonts w:ascii="Arial" w:hAnsi="Arial" w:cs="Arial"/>
+          <w:sz w:val="22"/>
+          <w:szCs w:val="22"/>
+        </w:rPr>
+        <w:t xml:space="preserve"> </w:t>
+      </w:r>
+      <w:r>
+        <w:rPr>
+          <w:rFonts w:ascii="Arial" w:hAnsi="Arial" w:cs="Arial"/>
+          <w:spacing w:val="-2"/>
+          <w:w w:val="90"/>
+          <w:sz w:val="22"/>
+          <w:szCs w:val="22"/>
         </w:rPr>
         <w:t>date</w:t>
       </w:r>
       <w:r>
-        <w:t xml:space="preserve"> </w:t>
-      </w:r>
-      <w:r>
-        <w:rPr>
-          <w:spacing w:val="-2"/>
-          <w:w w:val="90"/>
+        <w:rPr>
+          <w:rFonts w:ascii="Arial" w:hAnsi="Arial" w:cs="Arial"/>
+          <w:sz w:val="22"/>
+          <w:szCs w:val="22"/>
+        </w:rPr>
+        <w:t xml:space="preserve"> </w:t>
+      </w:r>
+      <w:r>
+        <w:rPr>
+          <w:rFonts w:ascii="Arial" w:hAnsi="Arial" w:cs="Arial"/>
+          <w:spacing w:val="-2"/>
+          <w:w w:val="90"/>
+          <w:sz w:val="22"/>
+          <w:szCs w:val="22"/>
         </w:rPr>
         <w:t>of this</w:t>
       </w:r>
       <w:r>
-        <w:t xml:space="preserve"> </w:t>
-      </w:r>
-      <w:r>
-        <w:rPr>
-          <w:spacing w:val="-2"/>
-          <w:w w:val="90"/>
+        <w:rPr>
+          <w:rFonts w:ascii="Arial" w:hAnsi="Arial" w:cs="Arial"/>
+          <w:sz w:val="22"/>
+          <w:szCs w:val="22"/>
+        </w:rPr>
+        <w:t xml:space="preserve"> </w:t>
+      </w:r>
+      <w:r>
+        <w:rPr>
+          <w:rFonts w:ascii="Arial" w:hAnsi="Arial" w:cs="Arial"/>
+          <w:spacing w:val="-2"/>
+          <w:w w:val="90"/>
+          <w:sz w:val="22"/>
+          <w:szCs w:val="22"/>
         </w:rPr>
         <w:t>notice</w:t>
       </w:r>
       <w:r>
+        <w:rPr>
+          <w:rFonts w:ascii="Arial" w:hAnsi="Arial" w:cs="Arial"/>
+          <w:sz w:val="22"/>
+          <w:szCs w:val="22"/>
+        </w:rPr>
         <w:t>.</w:t>
       </w:r>
     </w:p>
@@ -2489,6 +2797,11 @@
       <w:pPr>
         <w:pStyle w:val="BodyText"/>
         <w:spacing w:before="22"/>
+        <w:rPr>
+          <w:rFonts w:ascii="Arial" w:hAnsi="Arial" w:cs="Arial"/>
+          <w:sz w:val="22"/>
+          <w:szCs w:val="22"/>
+        </w:rPr>
       </w:pPr>
     </w:p>
     <w:p>
@@ -2496,1093 +2809,1327 @@
         <w:pStyle w:val="BodyText"/>
         <w:spacing w:line="228" w:lineRule="auto"/>
         <w:ind w:left="76"/>
+        <w:rPr>
+          <w:rFonts w:ascii="Arial" w:hAnsi="Arial" w:cs="Arial"/>
+          <w:sz w:val="22"/>
+          <w:szCs w:val="22"/>
+        </w:rPr>
       </w:pPr>
       <w:r>
         <w:rPr>
+          <w:rFonts w:ascii="Arial" w:hAnsi="Arial" w:cs="Arial"/>
           <w:spacing w:val="-10"/>
+          <w:sz w:val="22"/>
+          <w:szCs w:val="22"/>
         </w:rPr>
         <w:t>Failure</w:t>
       </w:r>
       <w:r>
-        <w:t xml:space="preserve"> </w:t>
-      </w:r>
-      <w:r>
-        <w:rPr>
+        <w:rPr>
+          <w:rFonts w:ascii="Arial" w:hAnsi="Arial" w:cs="Arial"/>
+          <w:sz w:val="22"/>
+          <w:szCs w:val="22"/>
+        </w:rPr>
+        <w:t xml:space="preserve"> </w:t>
+      </w:r>
+      <w:r>
+        <w:rPr>
+          <w:rFonts w:ascii="Arial" w:hAnsi="Arial" w:cs="Arial"/>
           <w:spacing w:val="-10"/>
+          <w:sz w:val="22"/>
+          <w:szCs w:val="22"/>
         </w:rPr>
         <w:t>to</w:t>
       </w:r>
       <w:r>
         <w:rPr>
+          <w:rFonts w:ascii="Arial" w:hAnsi="Arial" w:cs="Arial"/>
           <w:spacing w:val="-7"/>
-        </w:rPr>
-        <w:t xml:space="preserve"> </w:t>
-      </w:r>
-      <w:r>
-        <w:rPr>
+          <w:sz w:val="22"/>
+          <w:szCs w:val="22"/>
+        </w:rPr>
+        <w:t xml:space="preserve"> </w:t>
+      </w:r>
+      <w:r>
+        <w:rPr>
+          <w:rFonts w:ascii="Arial" w:hAnsi="Arial" w:cs="Arial"/>
           <w:spacing w:val="-10"/>
+          <w:sz w:val="22"/>
+          <w:szCs w:val="22"/>
         </w:rPr>
         <w:t>make</w:t>
       </w:r>
       <w:r>
-        <w:t xml:space="preserve"> </w:t>
-      </w:r>
-      <w:r>
-        <w:rPr>
+        <w:rPr>
+          <w:rFonts w:ascii="Arial" w:hAnsi="Arial" w:cs="Arial"/>
+          <w:sz w:val="22"/>
+          <w:szCs w:val="22"/>
+        </w:rPr>
+        <w:t xml:space="preserve"> </w:t>
+      </w:r>
+      <w:r>
+        <w:rPr>
+          <w:rFonts w:ascii="Arial" w:hAnsi="Arial" w:cs="Arial"/>
           <w:spacing w:val="-10"/>
+          <w:sz w:val="22"/>
+          <w:szCs w:val="22"/>
         </w:rPr>
         <w:t>payment</w:t>
       </w:r>
       <w:r>
-        <w:t xml:space="preserve"> </w:t>
-      </w:r>
-      <w:r>
-        <w:rPr>
+        <w:rPr>
+          <w:rFonts w:ascii="Arial" w:hAnsi="Arial" w:cs="Arial"/>
+          <w:sz w:val="22"/>
+          <w:szCs w:val="22"/>
+        </w:rPr>
+        <w:t xml:space="preserve"> </w:t>
+      </w:r>
+      <w:r>
+        <w:rPr>
+          <w:rFonts w:ascii="Arial" w:hAnsi="Arial" w:cs="Arial"/>
           <w:spacing w:val="-10"/>
+          <w:sz w:val="22"/>
+          <w:szCs w:val="22"/>
         </w:rPr>
         <w:t>within</w:t>
       </w:r>
       <w:r>
         <w:rPr>
+          <w:rFonts w:ascii="Arial" w:hAnsi="Arial" w:cs="Arial"/>
           <w:spacing w:val="-4"/>
-        </w:rPr>
-        <w:t xml:space="preserve"> </w:t>
-      </w:r>
-      <w:r>
-        <w:rPr>
+          <w:sz w:val="22"/>
+          <w:szCs w:val="22"/>
+        </w:rPr>
+        <w:t xml:space="preserve"> </w:t>
+      </w:r>
+      <w:r>
+        <w:rPr>
+          <w:rFonts w:ascii="Arial" w:hAnsi="Arial" w:cs="Arial"/>
           <w:spacing w:val="-10"/>
+          <w:sz w:val="22"/>
+          <w:szCs w:val="22"/>
         </w:rPr>
         <w:t>this</w:t>
       </w:r>
       <w:r>
-        <w:t xml:space="preserve"> </w:t>
-      </w:r>
-      <w:r>
-        <w:rPr>
+        <w:rPr>
+          <w:rFonts w:ascii="Arial" w:hAnsi="Arial" w:cs="Arial"/>
+          <w:sz w:val="22"/>
+          <w:szCs w:val="22"/>
+        </w:rPr>
+        <w:t xml:space="preserve"> </w:t>
+      </w:r>
+      <w:r>
+        <w:rPr>
+          <w:rFonts w:ascii="Arial" w:hAnsi="Arial" w:cs="Arial"/>
           <w:spacing w:val="-10"/>
+          <w:sz w:val="22"/>
+          <w:szCs w:val="22"/>
         </w:rPr>
         <w:t>timeframe</w:t>
       </w:r>
       <w:r>
-        <w:t xml:space="preserve"> </w:t>
-      </w:r>
-      <w:r>
-        <w:rPr>
+        <w:rPr>
+          <w:rFonts w:ascii="Arial" w:hAnsi="Arial" w:cs="Arial"/>
+          <w:sz w:val="22"/>
+          <w:szCs w:val="22"/>
+        </w:rPr>
+        <w:t xml:space="preserve"> </w:t>
+      </w:r>
+      <w:r>
+        <w:rPr>
+          <w:rFonts w:ascii="Arial" w:hAnsi="Arial" w:cs="Arial"/>
           <w:spacing w:val="-10"/>
+          <w:sz w:val="22"/>
+          <w:szCs w:val="22"/>
         </w:rPr>
         <w:t>will</w:t>
       </w:r>
       <w:r>
         <w:rPr>
+          <w:rFonts w:ascii="Arial" w:hAnsi="Arial" w:cs="Arial"/>
           <w:spacing w:val="-1"/>
-        </w:rPr>
-        <w:t xml:space="preserve"> </w:t>
-      </w:r>
-      <w:r>
-        <w:rPr>
+          <w:sz w:val="22"/>
+          <w:szCs w:val="22"/>
+        </w:rPr>
+        <w:t xml:space="preserve"> </w:t>
+      </w:r>
+      <w:r>
+        <w:rPr>
+          <w:rFonts w:ascii="Arial" w:hAnsi="Arial" w:cs="Arial"/>
           <w:spacing w:val="-10"/>
+          <w:sz w:val="22"/>
+          <w:szCs w:val="22"/>
         </w:rPr>
         <w:t>compel</w:t>
       </w:r>
       <w:r>
         <w:rPr>
+          <w:rFonts w:ascii="Arial" w:hAnsi="Arial" w:cs="Arial"/>
           <w:spacing w:val="-1"/>
-        </w:rPr>
-        <w:t xml:space="preserve"> </w:t>
-      </w:r>
-      <w:r>
-        <w:rPr>
+          <w:sz w:val="22"/>
+          <w:szCs w:val="22"/>
+        </w:rPr>
+        <w:t xml:space="preserve"> </w:t>
+      </w:r>
+      <w:r>
+        <w:rPr>
+          <w:rFonts w:ascii="Arial" w:hAnsi="Arial" w:cs="Arial"/>
           <w:spacing w:val="-10"/>
+          <w:sz w:val="22"/>
+          <w:szCs w:val="22"/>
         </w:rPr>
         <w:t>us</w:t>
       </w:r>
       <w:r>
-        <w:t xml:space="preserve"> </w:t>
-      </w:r>
-      <w:r>
-        <w:rPr>
+        <w:rPr>
+          <w:rFonts w:ascii="Arial" w:hAnsi="Arial" w:cs="Arial"/>
+          <w:sz w:val="22"/>
+          <w:szCs w:val="22"/>
+        </w:rPr>
+        <w:t xml:space="preserve"> </w:t>
+      </w:r>
+      <w:r>
+        <w:rPr>
+          <w:rFonts w:ascii="Arial" w:hAnsi="Arial" w:cs="Arial"/>
           <w:spacing w:val="-10"/>
+          <w:sz w:val="22"/>
+          <w:szCs w:val="22"/>
         </w:rPr>
         <w:t>to</w:t>
       </w:r>
       <w:r>
         <w:rPr>
+          <w:rFonts w:ascii="Arial" w:hAnsi="Arial" w:cs="Arial"/>
           <w:spacing w:val="-7"/>
-        </w:rPr>
-        <w:t xml:space="preserve"> </w:t>
-      </w:r>
-      <w:r>
-        <w:rPr>
+          <w:sz w:val="22"/>
+          <w:szCs w:val="22"/>
+        </w:rPr>
+        <w:t xml:space="preserve"> </w:t>
+      </w:r>
+      <w:r>
+        <w:rPr>
+          <w:rFonts w:ascii="Arial" w:hAnsi="Arial" w:cs="Arial"/>
           <w:spacing w:val="-10"/>
+          <w:sz w:val="22"/>
+          <w:szCs w:val="22"/>
         </w:rPr>
         <w:t>take</w:t>
       </w:r>
       <w:r>
-        <w:t xml:space="preserve"> </w:t>
-      </w:r>
-      <w:r>
-        <w:rPr>
+        <w:rPr>
+          <w:rFonts w:ascii="Arial" w:hAnsi="Arial" w:cs="Arial"/>
+          <w:sz w:val="22"/>
+          <w:szCs w:val="22"/>
+        </w:rPr>
+        <w:t xml:space="preserve"> </w:t>
+      </w:r>
+      <w:r>
+        <w:rPr>
+          <w:rFonts w:ascii="Arial" w:hAnsi="Arial" w:cs="Arial"/>
           <w:spacing w:val="-10"/>
+          <w:sz w:val="22"/>
+          <w:szCs w:val="22"/>
         </w:rPr>
         <w:t>necessary</w:t>
       </w:r>
       <w:r>
         <w:rPr>
+          <w:rFonts w:ascii="Arial" w:hAnsi="Arial" w:cs="Arial"/>
           <w:spacing w:val="-7"/>
-        </w:rPr>
-        <w:t xml:space="preserve"> </w:t>
-      </w:r>
-      <w:r>
-        <w:rPr>
+          <w:sz w:val="22"/>
+          <w:szCs w:val="22"/>
+        </w:rPr>
+        <w:t xml:space="preserve"> </w:t>
+      </w:r>
+      <w:r>
+        <w:rPr>
+          <w:rFonts w:ascii="Arial" w:hAnsi="Arial" w:cs="Arial"/>
           <w:spacing w:val="-10"/>
+          <w:sz w:val="22"/>
+          <w:szCs w:val="22"/>
         </w:rPr>
         <w:t>actions</w:t>
       </w:r>
       <w:r>
-        <w:t xml:space="preserve"> </w:t>
-      </w:r>
-      <w:r>
-        <w:rPr>
+        <w:rPr>
+          <w:rFonts w:ascii="Arial" w:hAnsi="Arial" w:cs="Arial"/>
+          <w:sz w:val="22"/>
+          <w:szCs w:val="22"/>
+        </w:rPr>
+        <w:t xml:space="preserve"> </w:t>
+      </w:r>
+      <w:r>
+        <w:rPr>
+          <w:rFonts w:ascii="Arial" w:hAnsi="Arial" w:cs="Arial"/>
           <w:spacing w:val="-10"/>
+          <w:sz w:val="22"/>
+          <w:szCs w:val="22"/>
         </w:rPr>
         <w:t>as</w:t>
       </w:r>
       <w:r>
-        <w:t xml:space="preserve"> </w:t>
-      </w:r>
-      <w:r>
-        <w:rPr>
+        <w:rPr>
+          <w:rFonts w:ascii="Arial" w:hAnsi="Arial" w:cs="Arial"/>
+          <w:sz w:val="22"/>
+          <w:szCs w:val="22"/>
+        </w:rPr>
+        <w:t xml:space="preserve"> </w:t>
+      </w:r>
+      <w:r>
+        <w:rPr>
+          <w:rFonts w:ascii="Arial" w:hAnsi="Arial" w:cs="Arial"/>
           <w:spacing w:val="-10"/>
+          <w:sz w:val="22"/>
+          <w:szCs w:val="22"/>
         </w:rPr>
         <w:t>per the</w:t>
       </w:r>
       <w:r>
-        <w:t xml:space="preserve"> </w:t>
-      </w:r>
-      <w:r>
-        <w:rPr>
+        <w:rPr>
+          <w:rFonts w:ascii="Arial" w:hAnsi="Arial" w:cs="Arial"/>
+          <w:sz w:val="22"/>
+          <w:szCs w:val="22"/>
+        </w:rPr>
+        <w:t xml:space="preserve"> </w:t>
+      </w:r>
+      <w:r>
+        <w:rPr>
+          <w:rFonts w:ascii="Arial" w:hAnsi="Arial" w:cs="Arial"/>
           <w:spacing w:val="-10"/>
+          <w:sz w:val="22"/>
+          <w:szCs w:val="22"/>
         </w:rPr>
         <w:t>terms</w:t>
       </w:r>
       <w:r>
-        <w:t xml:space="preserve"> </w:t>
-      </w:r>
-      <w:r>
-        <w:rPr>
+        <w:rPr>
+          <w:rFonts w:ascii="Arial" w:hAnsi="Arial" w:cs="Arial"/>
+          <w:sz w:val="22"/>
+          <w:szCs w:val="22"/>
+        </w:rPr>
+        <w:t xml:space="preserve"> </w:t>
+      </w:r>
+      <w:r>
+        <w:rPr>
+          <w:rFonts w:ascii="Arial" w:hAnsi="Arial" w:cs="Arial"/>
           <w:spacing w:val="-10"/>
+          <w:sz w:val="22"/>
+          <w:szCs w:val="22"/>
         </w:rPr>
         <w:t>of</w:t>
       </w:r>
       <w:r>
-        <w:t xml:space="preserve"> </w:t>
-      </w:r>
-      <w:r>
-        <w:rPr>
+        <w:rPr>
+          <w:rFonts w:ascii="Arial" w:hAnsi="Arial" w:cs="Arial"/>
+          <w:sz w:val="22"/>
+          <w:szCs w:val="22"/>
+        </w:rPr>
+        <w:t xml:space="preserve"> </w:t>
+      </w:r>
+      <w:r>
+        <w:rPr>
+          <w:rFonts w:ascii="Arial" w:hAnsi="Arial" w:cs="Arial"/>
           <w:spacing w:val="-10"/>
+          <w:sz w:val="22"/>
+          <w:szCs w:val="22"/>
         </w:rPr>
         <w:t>the</w:t>
       </w:r>
       <w:r>
-        <w:t xml:space="preserve"> </w:t>
-      </w:r>
-      <w:r>
-        <w:rPr>
+        <w:rPr>
+          <w:rFonts w:ascii="Arial" w:hAnsi="Arial" w:cs="Arial"/>
+          <w:sz w:val="22"/>
+          <w:szCs w:val="22"/>
+        </w:rPr>
+        <w:t xml:space="preserve"> </w:t>
+      </w:r>
+      <w:r>
+        <w:rPr>
+          <w:rFonts w:ascii="Arial" w:hAnsi="Arial" w:cs="Arial"/>
           <w:spacing w:val="-10"/>
+          <w:sz w:val="22"/>
+          <w:szCs w:val="22"/>
         </w:rPr>
         <w:t>loan</w:t>
       </w:r>
       <w:r>
         <w:rPr>
+          <w:rFonts w:ascii="Arial" w:hAnsi="Arial" w:cs="Arial"/>
           <w:spacing w:val="-4"/>
-        </w:rPr>
-        <w:t xml:space="preserve"> </w:t>
-      </w:r>
-      <w:r>
-        <w:rPr>
+          <w:sz w:val="22"/>
+          <w:szCs w:val="22"/>
+        </w:rPr>
+        <w:t xml:space="preserve"> </w:t>
+      </w:r>
+      <w:r>
+        <w:rPr>
+          <w:rFonts w:ascii="Arial" w:hAnsi="Arial" w:cs="Arial"/>
           <w:spacing w:val="-10"/>
+          <w:sz w:val="22"/>
+          <w:szCs w:val="22"/>
         </w:rPr>
         <w:t>agreement,</w:t>
       </w:r>
       <w:r>
-        <w:t xml:space="preserve"> </w:t>
-      </w:r>
-      <w:r>
-        <w:rPr>
+        <w:rPr>
+          <w:rFonts w:ascii="Arial" w:hAnsi="Arial" w:cs="Arial"/>
+          <w:sz w:val="22"/>
+          <w:szCs w:val="22"/>
+        </w:rPr>
+        <w:t xml:space="preserve"> </w:t>
+      </w:r>
+      <w:r>
+        <w:rPr>
+          <w:rFonts w:ascii="Arial" w:hAnsi="Arial" w:cs="Arial"/>
           <w:spacing w:val="-10"/>
+          <w:sz w:val="22"/>
+          <w:szCs w:val="22"/>
         </w:rPr>
         <w:t>including</w:t>
       </w:r>
       <w:r>
         <w:rPr>
+          <w:rFonts w:ascii="Arial" w:hAnsi="Arial" w:cs="Arial"/>
           <w:spacing w:val="-7"/>
-        </w:rPr>
-        <w:t xml:space="preserve"> </w:t>
-      </w:r>
-      <w:r>
-        <w:rPr>
+          <w:sz w:val="22"/>
+          <w:szCs w:val="22"/>
+        </w:rPr>
+        <w:t xml:space="preserve"> </w:t>
+      </w:r>
+      <w:r>
+        <w:rPr>
+          <w:rFonts w:ascii="Arial" w:hAnsi="Arial" w:cs="Arial"/>
           <w:spacing w:val="-10"/>
+          <w:sz w:val="22"/>
+          <w:szCs w:val="22"/>
         </w:rPr>
         <w:t>but</w:t>
       </w:r>
       <w:r>
-        <w:t xml:space="preserve"> </w:t>
-      </w:r>
-      <w:r>
-        <w:rPr>
+        <w:rPr>
+          <w:rFonts w:ascii="Arial" w:hAnsi="Arial" w:cs="Arial"/>
+          <w:sz w:val="22"/>
+          <w:szCs w:val="22"/>
+        </w:rPr>
+        <w:t xml:space="preserve"> </w:t>
+      </w:r>
+      <w:r>
+        <w:rPr>
+          <w:rFonts w:ascii="Arial" w:hAnsi="Arial" w:cs="Arial"/>
           <w:spacing w:val="-10"/>
+          <w:sz w:val="22"/>
+          <w:szCs w:val="22"/>
         </w:rPr>
         <w:t>not</w:t>
       </w:r>
       <w:r>
-        <w:t xml:space="preserve"> </w:t>
-      </w:r>
-      <w:r>
-        <w:rPr>
+        <w:rPr>
+          <w:rFonts w:ascii="Arial" w:hAnsi="Arial" w:cs="Arial"/>
+          <w:sz w:val="22"/>
+          <w:szCs w:val="22"/>
+        </w:rPr>
+        <w:t xml:space="preserve"> </w:t>
+      </w:r>
+      <w:r>
+        <w:rPr>
+          <w:rFonts w:ascii="Arial" w:hAnsi="Arial" w:cs="Arial"/>
           <w:spacing w:val="-10"/>
+          <w:sz w:val="22"/>
+          <w:szCs w:val="22"/>
         </w:rPr>
         <w:t>limited</w:t>
       </w:r>
       <w:r>
         <w:rPr>
+          <w:rFonts w:ascii="Arial" w:hAnsi="Arial" w:cs="Arial"/>
           <w:spacing w:val="-15"/>
-        </w:rPr>
-        <w:t xml:space="preserve"> </w:t>
-      </w:r>
-      <w:r>
-        <w:rPr>
+          <w:sz w:val="22"/>
+          <w:szCs w:val="22"/>
+        </w:rPr>
+        <w:t xml:space="preserve"> </w:t>
+      </w:r>
+      <w:r>
+        <w:rPr>
+          <w:rFonts w:ascii="Arial" w:hAnsi="Arial" w:cs="Arial"/>
           <w:spacing w:val="-10"/>
+          <w:sz w:val="22"/>
+          <w:szCs w:val="22"/>
         </w:rPr>
         <w:t>to,</w:t>
       </w:r>
       <w:r>
-        <w:t xml:space="preserve"> </w:t>
-      </w:r>
-      <w:r>
-        <w:rPr>
+        <w:rPr>
+          <w:rFonts w:ascii="Arial" w:hAnsi="Arial" w:cs="Arial"/>
+          <w:sz w:val="22"/>
+          <w:szCs w:val="22"/>
+        </w:rPr>
+        <w:t xml:space="preserve"> </w:t>
+      </w:r>
+      <w:r>
+        <w:rPr>
+          <w:rFonts w:ascii="Arial" w:hAnsi="Arial" w:cs="Arial"/>
           <w:spacing w:val="-10"/>
+          <w:sz w:val="22"/>
+          <w:szCs w:val="22"/>
         </w:rPr>
         <w:t>the</w:t>
       </w:r>
       <w:r>
+        <w:rPr>
+          <w:rFonts w:ascii="Arial" w:hAnsi="Arial" w:cs="Arial"/>
+          <w:sz w:val="22"/>
+          <w:szCs w:val="22"/>
+        </w:rPr>
         <w:t xml:space="preserve"> repossession</w:t>
       </w:r>
       <w:r>
         <w:rPr>
+          <w:rFonts w:ascii="Arial" w:hAnsi="Arial" w:cs="Arial"/>
           <w:spacing w:val="-11"/>
-        </w:rPr>
-        <w:t xml:space="preserve"> </w:t>
-      </w:r>
-      <w:r>
+          <w:sz w:val="22"/>
+          <w:szCs w:val="22"/>
+        </w:rPr>
+        <w:t xml:space="preserve"> </w:t>
+      </w:r>
+      <w:r>
+        <w:rPr>
+          <w:rFonts w:ascii="Arial" w:hAnsi="Arial" w:cs="Arial"/>
+          <w:sz w:val="22"/>
+          <w:szCs w:val="22"/>
+        </w:rPr>
         <w:t>of</w:t>
       </w:r>
       <w:r>
         <w:rPr>
+          <w:rFonts w:ascii="Arial" w:hAnsi="Arial" w:cs="Arial"/>
           <w:spacing w:val="-11"/>
-        </w:rPr>
-        <w:t xml:space="preserve"> </w:t>
-      </w:r>
-      <w:r>
+          <w:sz w:val="22"/>
+          <w:szCs w:val="22"/>
+        </w:rPr>
+        <w:t xml:space="preserve"> </w:t>
+      </w:r>
+      <w:r>
+        <w:rPr>
+          <w:rFonts w:ascii="Arial" w:hAnsi="Arial" w:cs="Arial"/>
+          <w:sz w:val="22"/>
+          <w:szCs w:val="22"/>
+        </w:rPr>
         <w:t>the</w:t>
       </w:r>
       <w:r>
         <w:rPr>
+          <w:rFonts w:ascii="Arial" w:hAnsi="Arial" w:cs="Arial"/>
           <w:spacing w:val="-10"/>
-        </w:rPr>
-        <w:t xml:space="preserve"> </w:t>
-      </w:r>
-      <w:r>
+          <w:sz w:val="22"/>
+          <w:szCs w:val="22"/>
+        </w:rPr>
+        <w:t xml:space="preserve"> </w:t>
+      </w:r>
+      <w:r>
+        <w:rPr>
+          <w:rFonts w:ascii="Arial" w:hAnsi="Arial" w:cs="Arial"/>
+          <w:sz w:val="22"/>
+          <w:szCs w:val="22"/>
+        </w:rPr>
         <w:t>vehicle</w:t>
       </w:r>
       <w:r>
+        <w:rPr>
+          <w:rFonts w:ascii="Arial" w:hAnsi="Arial" w:cs="Arial"/>
+          <w:sz w:val="22"/>
+          <w:szCs w:val="22"/>
+        </w:rPr>
         <w:t xml:space="preserve"> &amp; legal Process</w:t>
       </w:r>
-    </w:p>
-    <w:p>
-      <w:pPr>
-        <w:pStyle w:val="BodyText"/>
-        <w:spacing w:before="22"/>
-      </w:pPr>
+      <w:r>
+        <w:rPr>
+          <w:rFonts w:ascii="Arial" w:hAnsi="Arial" w:cs="Arial"/>
+          <w:sz w:val="22"/>
+          <w:szCs w:val="22"/>
+        </w:rPr>
+        <w:t>.</w:t>
+      </w:r>
     </w:p>
     <w:p>
       <w:pPr>
         <w:spacing w:before="166" w:line="228" w:lineRule="auto"/>
         <w:ind w:left="76" w:right="163"/>
         <w:rPr>
-          <w:sz w:val="16"/>
+          <w:rFonts w:ascii="Arial" w:hAnsi="Arial" w:cs="Arial"/>
         </w:rPr>
       </w:pPr>
       <w:r>
         <w:rPr>
+          <w:rFonts w:ascii="Arial" w:hAnsi="Arial" w:cs="Arial"/>
           <w:b/>
           <w:spacing w:val="-6"/>
-          <w:sz w:val="17"/>
         </w:rPr>
         <w:t>Important</w:t>
       </w:r>
       <w:r>
         <w:rPr>
+          <w:rFonts w:ascii="Arial" w:hAnsi="Arial" w:cs="Arial"/>
           <w:b/>
           <w:spacing w:val="-4"/>
-          <w:sz w:val="17"/>
-        </w:rPr>
-        <w:t xml:space="preserve"> </w:t>
-      </w:r>
-      <w:r>
-        <w:rPr>
+        </w:rPr>
+        <w:t xml:space="preserve"> </w:t>
+      </w:r>
+      <w:r>
+        <w:rPr>
+          <w:rFonts w:ascii="Arial" w:hAnsi="Arial" w:cs="Arial"/>
           <w:b/>
           <w:spacing w:val="-6"/>
-          <w:sz w:val="17"/>
         </w:rPr>
         <w:t>Note</w:t>
       </w:r>
       <w:r>
         <w:rPr>
-          <w:spacing w:val="-6"/>
-          <w:sz w:val="16"/>
+          <w:rFonts w:ascii="Arial" w:hAnsi="Arial" w:cs="Arial"/>
+          <w:spacing w:val="-6"/>
         </w:rPr>
         <w:t>:</w:t>
       </w:r>
       <w:r>
         <w:rPr>
+          <w:rFonts w:ascii="Arial" w:hAnsi="Arial" w:cs="Arial"/>
           <w:spacing w:val="-10"/>
-          <w:sz w:val="16"/>
-        </w:rPr>
-        <w:t xml:space="preserve"> </w:t>
-      </w:r>
-      <w:r>
-        <w:rPr>
-          <w:spacing w:val="-6"/>
-          <w:sz w:val="16"/>
+        </w:rPr>
+        <w:t xml:space="preserve"> </w:t>
+      </w:r>
+      <w:r>
+        <w:rPr>
+          <w:rFonts w:ascii="Arial" w:hAnsi="Arial" w:cs="Arial"/>
+          <w:spacing w:val="-6"/>
         </w:rPr>
         <w:t>If</w:t>
       </w:r>
       <w:r>
         <w:rPr>
-          <w:sz w:val="16"/>
-        </w:rPr>
-        <w:t xml:space="preserve"> </w:t>
-      </w:r>
-      <w:r>
-        <w:rPr>
-          <w:spacing w:val="-6"/>
-          <w:sz w:val="16"/>
+          <w:rFonts w:ascii="Arial" w:hAnsi="Arial" w:cs="Arial"/>
+        </w:rPr>
+        <w:t xml:space="preserve"> </w:t>
+      </w:r>
+      <w:r>
+        <w:rPr>
+          <w:rFonts w:ascii="Arial" w:hAnsi="Arial" w:cs="Arial"/>
+          <w:spacing w:val="-6"/>
         </w:rPr>
         <w:t>an</w:t>
       </w:r>
       <w:r>
         <w:rPr>
-          <w:spacing w:val="-2"/>
-          <w:sz w:val="16"/>
-        </w:rPr>
-        <w:t xml:space="preserve"> </w:t>
-      </w:r>
-      <w:r>
-        <w:rPr>
-          <w:spacing w:val="-6"/>
-          <w:sz w:val="16"/>
+          <w:rFonts w:ascii="Arial" w:hAnsi="Arial" w:cs="Arial"/>
+          <w:spacing w:val="-2"/>
+        </w:rPr>
+        <w:t xml:space="preserve"> </w:t>
+      </w:r>
+      <w:r>
+        <w:rPr>
+          <w:rFonts w:ascii="Arial" w:hAnsi="Arial" w:cs="Arial"/>
+          <w:spacing w:val="-6"/>
         </w:rPr>
         <w:t>executive</w:t>
       </w:r>
       <w:r>
         <w:rPr>
+          <w:rFonts w:ascii="Arial" w:hAnsi="Arial" w:cs="Arial"/>
           <w:spacing w:val="-4"/>
-          <w:sz w:val="16"/>
-        </w:rPr>
-        <w:t xml:space="preserve"> </w:t>
-      </w:r>
-      <w:r>
-        <w:rPr>
-          <w:spacing w:val="-6"/>
-          <w:sz w:val="16"/>
+        </w:rPr>
+        <w:t xml:space="preserve"> </w:t>
+      </w:r>
+      <w:r>
+        <w:rPr>
+          <w:rFonts w:ascii="Arial" w:hAnsi="Arial" w:cs="Arial"/>
+          <w:spacing w:val="-6"/>
         </w:rPr>
         <w:t>requests</w:t>
       </w:r>
       <w:r>
         <w:rPr>
+          <w:rFonts w:ascii="Arial" w:hAnsi="Arial" w:cs="Arial"/>
           <w:spacing w:val="4"/>
-          <w:sz w:val="16"/>
-        </w:rPr>
-        <w:t xml:space="preserve"> </w:t>
-      </w:r>
-      <w:r>
-        <w:rPr>
-          <w:spacing w:val="-6"/>
-          <w:sz w:val="16"/>
+        </w:rPr>
+        <w:t xml:space="preserve"> </w:t>
+      </w:r>
+      <w:r>
+        <w:rPr>
+          <w:rFonts w:ascii="Arial" w:hAnsi="Arial" w:cs="Arial"/>
+          <w:spacing w:val="-6"/>
         </w:rPr>
         <w:t>payment,</w:t>
       </w:r>
       <w:r>
         <w:rPr>
+          <w:rFonts w:ascii="Arial" w:hAnsi="Arial" w:cs="Arial"/>
           <w:spacing w:val="4"/>
-          <w:sz w:val="16"/>
-        </w:rPr>
-        <w:t xml:space="preserve"> </w:t>
-      </w:r>
-      <w:r>
-        <w:rPr>
-          <w:spacing w:val="-6"/>
-          <w:sz w:val="16"/>
+        </w:rPr>
+        <w:t xml:space="preserve"> </w:t>
+      </w:r>
+      <w:r>
+        <w:rPr>
+          <w:rFonts w:ascii="Arial" w:hAnsi="Arial" w:cs="Arial"/>
+          <w:spacing w:val="-6"/>
         </w:rPr>
         <w:t>make</w:t>
       </w:r>
       <w:r>
         <w:rPr>
+          <w:rFonts w:ascii="Arial" w:hAnsi="Arial" w:cs="Arial"/>
           <w:spacing w:val="-4"/>
-          <w:sz w:val="16"/>
-        </w:rPr>
-        <w:t xml:space="preserve"> </w:t>
-      </w:r>
-      <w:r>
-        <w:rPr>
-          <w:spacing w:val="-6"/>
-          <w:sz w:val="16"/>
+        </w:rPr>
+        <w:t xml:space="preserve"> </w:t>
+      </w:r>
+      <w:r>
+        <w:rPr>
+          <w:rFonts w:ascii="Arial" w:hAnsi="Arial" w:cs="Arial"/>
+          <w:spacing w:val="-6"/>
         </w:rPr>
         <w:t>sure</w:t>
       </w:r>
       <w:r>
         <w:rPr>
+          <w:rFonts w:ascii="Arial" w:hAnsi="Arial" w:cs="Arial"/>
           <w:spacing w:val="-4"/>
-          <w:sz w:val="16"/>
-        </w:rPr>
-        <w:t xml:space="preserve"> </w:t>
-      </w:r>
-      <w:r>
-        <w:rPr>
-          <w:spacing w:val="-6"/>
-          <w:sz w:val="16"/>
+        </w:rPr>
+        <w:t xml:space="preserve"> </w:t>
+      </w:r>
+      <w:r>
+        <w:rPr>
+          <w:rFonts w:ascii="Arial" w:hAnsi="Arial" w:cs="Arial"/>
+          <w:spacing w:val="-6"/>
         </w:rPr>
         <w:t>to</w:t>
       </w:r>
       <w:r>
         <w:rPr>
-          <w:spacing w:val="-2"/>
-          <w:sz w:val="16"/>
-        </w:rPr>
-        <w:t xml:space="preserve"> </w:t>
-      </w:r>
-      <w:r>
-        <w:rPr>
-          <w:spacing w:val="-6"/>
-          <w:sz w:val="16"/>
+          <w:rFonts w:ascii="Arial" w:hAnsi="Arial" w:cs="Arial"/>
+          <w:spacing w:val="-2"/>
+        </w:rPr>
+        <w:t xml:space="preserve"> </w:t>
+      </w:r>
+      <w:r>
+        <w:rPr>
+          <w:rFonts w:ascii="Arial" w:hAnsi="Arial" w:cs="Arial"/>
+          <w:spacing w:val="-6"/>
         </w:rPr>
         <w:t>get</w:t>
       </w:r>
       <w:r>
         <w:rPr>
-          <w:sz w:val="16"/>
-        </w:rPr>
-        <w:t xml:space="preserve"> </w:t>
-      </w:r>
-      <w:r>
-        <w:rPr>
-          <w:spacing w:val="-6"/>
-          <w:sz w:val="16"/>
+          <w:rFonts w:ascii="Arial" w:hAnsi="Arial" w:cs="Arial"/>
+        </w:rPr>
+        <w:t xml:space="preserve"> </w:t>
+      </w:r>
+      <w:r>
+        <w:rPr>
+          <w:rFonts w:ascii="Arial" w:hAnsi="Arial" w:cs="Arial"/>
+          <w:spacing w:val="-6"/>
         </w:rPr>
         <w:t>a</w:t>
       </w:r>
       <w:r>
         <w:rPr>
+          <w:rFonts w:ascii="Arial" w:hAnsi="Arial" w:cs="Arial"/>
           <w:spacing w:val="-4"/>
-          <w:sz w:val="16"/>
-        </w:rPr>
-        <w:t xml:space="preserve"> </w:t>
-      </w:r>
-      <w:r>
-        <w:rPr>
-          <w:spacing w:val="-6"/>
-          <w:sz w:val="16"/>
+        </w:rPr>
+        <w:t xml:space="preserve"> </w:t>
+      </w:r>
+      <w:r>
+        <w:rPr>
+          <w:rFonts w:ascii="Arial" w:hAnsi="Arial" w:cs="Arial"/>
+          <w:spacing w:val="-6"/>
         </w:rPr>
         <w:t>receipt.</w:t>
       </w:r>
       <w:r>
         <w:rPr>
+          <w:rFonts w:ascii="Arial" w:hAnsi="Arial" w:cs="Arial"/>
           <w:spacing w:val="4"/>
-          <w:sz w:val="16"/>
-        </w:rPr>
-        <w:t xml:space="preserve"> </w:t>
-      </w:r>
-      <w:r>
-        <w:rPr>
-          <w:spacing w:val="-6"/>
-          <w:sz w:val="16"/>
+        </w:rPr>
+        <w:t xml:space="preserve"> </w:t>
+      </w:r>
+      <w:r>
+        <w:rPr>
+          <w:rFonts w:ascii="Arial" w:hAnsi="Arial" w:cs="Arial"/>
+          <w:spacing w:val="-6"/>
         </w:rPr>
         <w:t>If</w:t>
       </w:r>
       <w:r>
         <w:rPr>
-          <w:sz w:val="16"/>
-        </w:rPr>
-        <w:t xml:space="preserve"> </w:t>
-      </w:r>
-      <w:r>
-        <w:rPr>
-          <w:spacing w:val="-6"/>
-          <w:sz w:val="16"/>
+          <w:rFonts w:ascii="Arial" w:hAnsi="Arial" w:cs="Arial"/>
+        </w:rPr>
+        <w:t xml:space="preserve"> </w:t>
+      </w:r>
+      <w:r>
+        <w:rPr>
+          <w:rFonts w:ascii="Arial" w:hAnsi="Arial" w:cs="Arial"/>
+          <w:spacing w:val="-6"/>
         </w:rPr>
         <w:t>there's</w:t>
       </w:r>
       <w:r>
         <w:rPr>
+          <w:rFonts w:ascii="Arial" w:hAnsi="Arial" w:cs="Arial"/>
           <w:spacing w:val="4"/>
-          <w:sz w:val="16"/>
-        </w:rPr>
-        <w:t xml:space="preserve"> </w:t>
-      </w:r>
-      <w:r>
-        <w:rPr>
-          <w:spacing w:val="-6"/>
-          <w:sz w:val="16"/>
+        </w:rPr>
+        <w:t xml:space="preserve"> </w:t>
+      </w:r>
+      <w:r>
+        <w:rPr>
+          <w:rFonts w:ascii="Arial" w:hAnsi="Arial" w:cs="Arial"/>
+          <w:spacing w:val="-6"/>
         </w:rPr>
         <w:t>no</w:t>
       </w:r>
       <w:r>
         <w:rPr>
-          <w:spacing w:val="-2"/>
-          <w:sz w:val="16"/>
-        </w:rPr>
-        <w:t xml:space="preserve"> </w:t>
-      </w:r>
-      <w:r>
-        <w:rPr>
-          <w:spacing w:val="-6"/>
-          <w:sz w:val="16"/>
+          <w:rFonts w:ascii="Arial" w:hAnsi="Arial" w:cs="Arial"/>
+          <w:spacing w:val="-2"/>
+        </w:rPr>
+        <w:t xml:space="preserve"> </w:t>
+      </w:r>
+      <w:r>
+        <w:rPr>
+          <w:rFonts w:ascii="Arial" w:hAnsi="Arial" w:cs="Arial"/>
+          <w:spacing w:val="-6"/>
         </w:rPr>
         <w:t>receipt,</w:t>
       </w:r>
       <w:r>
         <w:rPr>
+          <w:rFonts w:ascii="Arial" w:hAnsi="Arial" w:cs="Arial"/>
           <w:spacing w:val="4"/>
-          <w:sz w:val="16"/>
-        </w:rPr>
-        <w:t xml:space="preserve"> </w:t>
-      </w:r>
-      <w:r>
-        <w:rPr>
-          <w:spacing w:val="-6"/>
-          <w:sz w:val="16"/>
+        </w:rPr>
+        <w:t xml:space="preserve"> </w:t>
+      </w:r>
+      <w:r>
+        <w:rPr>
+          <w:rFonts w:ascii="Arial" w:hAnsi="Arial" w:cs="Arial"/>
+          <w:spacing w:val="-6"/>
         </w:rPr>
         <w:t>do</w:t>
       </w:r>
       <w:r>
         <w:rPr>
-          <w:spacing w:val="-2"/>
-          <w:sz w:val="16"/>
-        </w:rPr>
-        <w:t xml:space="preserve"> </w:t>
-      </w:r>
-      <w:r>
-        <w:rPr>
-          <w:spacing w:val="-6"/>
-          <w:sz w:val="16"/>
+          <w:rFonts w:ascii="Arial" w:hAnsi="Arial" w:cs="Arial"/>
+          <w:spacing w:val="-2"/>
+        </w:rPr>
+        <w:t xml:space="preserve"> </w:t>
+      </w:r>
+      <w:r>
+        <w:rPr>
+          <w:rFonts w:ascii="Arial" w:hAnsi="Arial" w:cs="Arial"/>
+          <w:spacing w:val="-6"/>
         </w:rPr>
         <w:t>not</w:t>
       </w:r>
       <w:r>
         <w:rPr>
-          <w:sz w:val="16"/>
-        </w:rPr>
-        <w:t xml:space="preserve"> </w:t>
-      </w:r>
-      <w:r>
-        <w:rPr>
-          <w:spacing w:val="-6"/>
-          <w:sz w:val="16"/>
+          <w:rFonts w:ascii="Arial" w:hAnsi="Arial" w:cs="Arial"/>
+        </w:rPr>
+        <w:t xml:space="preserve"> </w:t>
+      </w:r>
+      <w:r>
+        <w:rPr>
+          <w:rFonts w:ascii="Arial" w:hAnsi="Arial" w:cs="Arial"/>
+          <w:spacing w:val="-6"/>
         </w:rPr>
         <w:t>proceed</w:t>
       </w:r>
       <w:r>
         <w:rPr>
-          <w:spacing w:val="-2"/>
-          <w:sz w:val="16"/>
-        </w:rPr>
-        <w:t xml:space="preserve"> </w:t>
-      </w:r>
-      <w:r>
-        <w:rPr>
-          <w:spacing w:val="-6"/>
-          <w:sz w:val="16"/>
+          <w:rFonts w:ascii="Arial" w:hAnsi="Arial" w:cs="Arial"/>
+          <w:spacing w:val="-2"/>
+        </w:rPr>
+        <w:t xml:space="preserve"> </w:t>
+      </w:r>
+      <w:r>
+        <w:rPr>
+          <w:rFonts w:ascii="Arial" w:hAnsi="Arial" w:cs="Arial"/>
+          <w:spacing w:val="-6"/>
         </w:rPr>
         <w:t>with</w:t>
       </w:r>
       <w:r>
         <w:rPr>
-          <w:spacing w:val="-2"/>
-          <w:sz w:val="16"/>
-        </w:rPr>
-        <w:t xml:space="preserve"> </w:t>
-      </w:r>
-      <w:r>
-        <w:rPr>
-          <w:spacing w:val="-6"/>
-          <w:sz w:val="16"/>
+          <w:rFonts w:ascii="Arial" w:hAnsi="Arial" w:cs="Arial"/>
+          <w:spacing w:val="-2"/>
+        </w:rPr>
+        <w:t xml:space="preserve"> </w:t>
+      </w:r>
+      <w:r>
+        <w:rPr>
+          <w:rFonts w:ascii="Arial" w:hAnsi="Arial" w:cs="Arial"/>
+          <w:spacing w:val="-6"/>
         </w:rPr>
         <w:t>the</w:t>
       </w:r>
       <w:r>
         <w:rPr>
+          <w:rFonts w:ascii="Arial" w:hAnsi="Arial" w:cs="Arial"/>
           <w:spacing w:val="-4"/>
-          <w:sz w:val="16"/>
-        </w:rPr>
-        <w:t xml:space="preserve"> </w:t>
-      </w:r>
-      <w:r>
-        <w:rPr>
-          <w:spacing w:val="-6"/>
-          <w:sz w:val="16"/>
+        </w:rPr>
+        <w:t xml:space="preserve"> </w:t>
+      </w:r>
+      <w:r>
+        <w:rPr>
+          <w:rFonts w:ascii="Arial" w:hAnsi="Arial" w:cs="Arial"/>
+          <w:spacing w:val="-6"/>
         </w:rPr>
         <w:t>EMI</w:t>
       </w:r>
       <w:r>
         <w:rPr>
-          <w:sz w:val="16"/>
-        </w:rPr>
-        <w:t xml:space="preserve"> </w:t>
-      </w:r>
-      <w:r>
-        <w:rPr>
-          <w:spacing w:val="-6"/>
-          <w:sz w:val="16"/>
+          <w:rFonts w:ascii="Arial" w:hAnsi="Arial" w:cs="Arial"/>
+        </w:rPr>
+        <w:t xml:space="preserve"> </w:t>
+      </w:r>
+      <w:r>
+        <w:rPr>
+          <w:rFonts w:ascii="Arial" w:hAnsi="Arial" w:cs="Arial"/>
+          <w:spacing w:val="-6"/>
         </w:rPr>
         <w:t>payment.</w:t>
       </w:r>
       <w:r>
         <w:rPr>
+          <w:rFonts w:ascii="Arial" w:hAnsi="Arial" w:cs="Arial"/>
           <w:spacing w:val="4"/>
-          <w:sz w:val="16"/>
-        </w:rPr>
-        <w:t xml:space="preserve"> </w:t>
-      </w:r>
-      <w:r>
-        <w:rPr>
-          <w:spacing w:val="-6"/>
-          <w:sz w:val="16"/>
+        </w:rPr>
+        <w:t xml:space="preserve"> </w:t>
+      </w:r>
+      <w:r>
+        <w:rPr>
+          <w:rFonts w:ascii="Arial" w:hAnsi="Arial" w:cs="Arial"/>
+          <w:spacing w:val="-6"/>
         </w:rPr>
         <w:t>The</w:t>
       </w:r>
       <w:r>
         <w:rPr>
+          <w:rFonts w:ascii="Arial" w:hAnsi="Arial" w:cs="Arial"/>
           <w:spacing w:val="-4"/>
-          <w:sz w:val="16"/>
-        </w:rPr>
-        <w:t xml:space="preserve"> </w:t>
-      </w:r>
-      <w:r>
-        <w:rPr>
-          <w:spacing w:val="-6"/>
-          <w:sz w:val="16"/>
+        </w:rPr>
+        <w:t xml:space="preserve"> </w:t>
+      </w:r>
+      <w:r>
+        <w:rPr>
+          <w:rFonts w:ascii="Arial" w:hAnsi="Arial" w:cs="Arial"/>
+          <w:spacing w:val="-6"/>
         </w:rPr>
         <w:t>receipt</w:t>
       </w:r>
       <w:r>
         <w:rPr>
-          <w:sz w:val="16"/>
-        </w:rPr>
-        <w:t xml:space="preserve"> </w:t>
-      </w:r>
-      <w:r>
-        <w:rPr>
-          <w:spacing w:val="-6"/>
-          <w:sz w:val="16"/>
+          <w:rFonts w:ascii="Arial" w:hAnsi="Arial" w:cs="Arial"/>
+        </w:rPr>
+        <w:t xml:space="preserve"> </w:t>
+      </w:r>
+      <w:r>
+        <w:rPr>
+          <w:rFonts w:ascii="Arial" w:hAnsi="Arial" w:cs="Arial"/>
+          <w:spacing w:val="-6"/>
         </w:rPr>
         <w:t>can</w:t>
       </w:r>
       <w:r>
         <w:rPr>
-          <w:spacing w:val="-2"/>
-          <w:sz w:val="16"/>
-        </w:rPr>
-        <w:t xml:space="preserve"> </w:t>
-      </w:r>
-      <w:r>
-        <w:rPr>
-          <w:spacing w:val="-6"/>
-          <w:sz w:val="16"/>
+          <w:rFonts w:ascii="Arial" w:hAnsi="Arial" w:cs="Arial"/>
+          <w:spacing w:val="-2"/>
+        </w:rPr>
+        <w:t xml:space="preserve"> </w:t>
+      </w:r>
+      <w:r>
+        <w:rPr>
+          <w:rFonts w:ascii="Arial" w:hAnsi="Arial" w:cs="Arial"/>
+          <w:spacing w:val="-6"/>
         </w:rPr>
         <w:t>be</w:t>
       </w:r>
       <w:r>
         <w:rPr>
+          <w:rFonts w:ascii="Arial" w:hAnsi="Arial" w:cs="Arial"/>
           <w:spacing w:val="-4"/>
-          <w:sz w:val="16"/>
-        </w:rPr>
-        <w:t xml:space="preserve"> </w:t>
-      </w:r>
-      <w:r>
-        <w:rPr>
-          <w:spacing w:val="-6"/>
-          <w:sz w:val="16"/>
+        </w:rPr>
+        <w:t xml:space="preserve"> </w:t>
+      </w:r>
+      <w:r>
+        <w:rPr>
+          <w:rFonts w:ascii="Arial" w:hAnsi="Arial" w:cs="Arial"/>
+          <w:spacing w:val="-6"/>
         </w:rPr>
         <w:t>a</w:t>
       </w:r>
       <w:r>
         <w:rPr>
+          <w:rFonts w:ascii="Arial" w:hAnsi="Arial" w:cs="Arial"/>
           <w:spacing w:val="-4"/>
-          <w:sz w:val="16"/>
-        </w:rPr>
-        <w:t xml:space="preserve"> </w:t>
-      </w:r>
-      <w:r>
-        <w:rPr>
-          <w:spacing w:val="-6"/>
-          <w:sz w:val="16"/>
+        </w:rPr>
+        <w:t xml:space="preserve"> </w:t>
+      </w:r>
+      <w:r>
+        <w:rPr>
+          <w:rFonts w:ascii="Arial" w:hAnsi="Arial" w:cs="Arial"/>
+          <w:spacing w:val="-6"/>
         </w:rPr>
         <w:t>WhatsApp</w:t>
       </w:r>
       <w:r>
         <w:rPr>
+          <w:rFonts w:ascii="Arial" w:hAnsi="Arial" w:cs="Arial"/>
           <w:spacing w:val="40"/>
-          <w:sz w:val="16"/>
-        </w:rPr>
-        <w:t xml:space="preserve"> </w:t>
-      </w:r>
-      <w:r>
-        <w:rPr>
-          <w:spacing w:val="-8"/>
-          <w:sz w:val="16"/>
+        </w:rPr>
+        <w:t xml:space="preserve"> </w:t>
+      </w:r>
+      <w:r>
+        <w:rPr>
+          <w:rFonts w:ascii="Arial" w:hAnsi="Arial" w:cs="Arial"/>
+          <w:spacing w:val="-8"/>
         </w:rPr>
         <w:t>screenshot</w:t>
       </w:r>
       <w:r>
         <w:rPr>
-          <w:sz w:val="16"/>
-        </w:rPr>
-        <w:t xml:space="preserve"> </w:t>
-      </w:r>
-      <w:r>
-        <w:rPr>
-          <w:spacing w:val="-8"/>
-          <w:sz w:val="16"/>
+          <w:rFonts w:ascii="Arial" w:hAnsi="Arial" w:cs="Arial"/>
+        </w:rPr>
+        <w:t xml:space="preserve"> </w:t>
+      </w:r>
+      <w:r>
+        <w:rPr>
+          <w:rFonts w:ascii="Arial" w:hAnsi="Arial" w:cs="Arial"/>
+          <w:spacing w:val="-8"/>
         </w:rPr>
         <w:t>or</w:t>
       </w:r>
       <w:r>
         <w:rPr>
+          <w:rFonts w:ascii="Arial" w:hAnsi="Arial" w:cs="Arial"/>
           <w:spacing w:val="9"/>
-          <w:sz w:val="16"/>
-        </w:rPr>
-        <w:t xml:space="preserve"> </w:t>
-      </w:r>
-      <w:r>
-        <w:rPr>
-          <w:spacing w:val="-8"/>
-          <w:sz w:val="16"/>
+        </w:rPr>
+        <w:t xml:space="preserve"> </w:t>
+      </w:r>
+      <w:r>
+        <w:rPr>
+          <w:rFonts w:ascii="Arial" w:hAnsi="Arial" w:cs="Arial"/>
+          <w:spacing w:val="-8"/>
         </w:rPr>
         <w:t>an</w:t>
       </w:r>
       <w:r>
         <w:rPr>
-          <w:sz w:val="16"/>
-        </w:rPr>
-        <w:t xml:space="preserve"> </w:t>
-      </w:r>
-      <w:r>
-        <w:rPr>
-          <w:spacing w:val="-8"/>
-          <w:sz w:val="16"/>
+          <w:rFonts w:ascii="Arial" w:hAnsi="Arial" w:cs="Arial"/>
+        </w:rPr>
+        <w:t xml:space="preserve"> </w:t>
+      </w:r>
+      <w:r>
+        <w:rPr>
+          <w:rFonts w:ascii="Arial" w:hAnsi="Arial" w:cs="Arial"/>
+          <w:spacing w:val="-8"/>
         </w:rPr>
         <w:t>SMS</w:t>
       </w:r>
       <w:r>
         <w:rPr>
-          <w:sz w:val="16"/>
-        </w:rPr>
-        <w:t xml:space="preserve"> </w:t>
-      </w:r>
-      <w:r>
-        <w:rPr>
-          <w:spacing w:val="-8"/>
-          <w:sz w:val="16"/>
+          <w:rFonts w:ascii="Arial" w:hAnsi="Arial" w:cs="Arial"/>
+        </w:rPr>
+        <w:t xml:space="preserve"> </w:t>
+      </w:r>
+      <w:r>
+        <w:rPr>
+          <w:rFonts w:ascii="Arial" w:hAnsi="Arial" w:cs="Arial"/>
+          <w:spacing w:val="-8"/>
         </w:rPr>
         <w:t>confirmation</w:t>
       </w:r>
       <w:r>
         <w:rPr>
-          <w:sz w:val="16"/>
-        </w:rPr>
-        <w:t xml:space="preserve"> </w:t>
-      </w:r>
-      <w:r>
-        <w:rPr>
-          <w:spacing w:val="-8"/>
-          <w:sz w:val="16"/>
+          <w:rFonts w:ascii="Arial" w:hAnsi="Arial" w:cs="Arial"/>
+        </w:rPr>
+        <w:t xml:space="preserve"> </w:t>
+      </w:r>
+      <w:r>
+        <w:rPr>
+          <w:rFonts w:ascii="Arial" w:hAnsi="Arial" w:cs="Arial"/>
+          <w:spacing w:val="-8"/>
         </w:rPr>
         <w:t>from</w:t>
       </w:r>
       <w:r>
         <w:rPr>
-          <w:sz w:val="16"/>
-        </w:rPr>
-        <w:t xml:space="preserve"> </w:t>
-      </w:r>
-      <w:r>
-        <w:rPr>
-          <w:spacing w:val="-8"/>
-          <w:sz w:val="16"/>
+          <w:rFonts w:ascii="Arial" w:hAnsi="Arial" w:cs="Arial"/>
+        </w:rPr>
+        <w:t xml:space="preserve"> </w:t>
+      </w:r>
+      <w:r>
+        <w:rPr>
+          <w:rFonts w:ascii="Arial" w:hAnsi="Arial" w:cs="Arial"/>
+          <w:spacing w:val="-8"/>
         </w:rPr>
         <w:t>PSH.</w:t>
       </w:r>
       <w:r>
         <w:rPr>
+          <w:rFonts w:ascii="Arial" w:hAnsi="Arial" w:cs="Arial"/>
           <w:spacing w:val="11"/>
-          <w:sz w:val="16"/>
-        </w:rPr>
-        <w:t xml:space="preserve"> </w:t>
-      </w:r>
-      <w:r>
-        <w:rPr>
-          <w:spacing w:val="-8"/>
-          <w:sz w:val="16"/>
+        </w:rPr>
+        <w:t xml:space="preserve"> </w:t>
+      </w:r>
+      <w:r>
+        <w:rPr>
+          <w:rFonts w:ascii="Arial" w:hAnsi="Arial" w:cs="Arial"/>
+          <w:spacing w:val="-8"/>
         </w:rPr>
         <w:t>Please</w:t>
       </w:r>
       <w:r>
         <w:rPr>
-          <w:sz w:val="16"/>
-        </w:rPr>
-        <w:t xml:space="preserve"> </w:t>
-      </w:r>
-      <w:r>
-        <w:rPr>
-          <w:spacing w:val="-8"/>
-          <w:sz w:val="16"/>
+          <w:rFonts w:ascii="Arial" w:hAnsi="Arial" w:cs="Arial"/>
+        </w:rPr>
+        <w:t xml:space="preserve"> </w:t>
+      </w:r>
+      <w:r>
+        <w:rPr>
+          <w:rFonts w:ascii="Arial" w:hAnsi="Arial" w:cs="Arial"/>
+          <w:spacing w:val="-8"/>
         </w:rPr>
         <w:t>be</w:t>
       </w:r>
       <w:r>
         <w:rPr>
-          <w:sz w:val="16"/>
-        </w:rPr>
-        <w:t xml:space="preserve"> </w:t>
-      </w:r>
-      <w:r>
-        <w:rPr>
-          <w:spacing w:val="-8"/>
-          <w:sz w:val="16"/>
+          <w:rFonts w:ascii="Arial" w:hAnsi="Arial" w:cs="Arial"/>
+        </w:rPr>
+        <w:t xml:space="preserve"> </w:t>
+      </w:r>
+      <w:r>
+        <w:rPr>
+          <w:rFonts w:ascii="Arial" w:hAnsi="Arial" w:cs="Arial"/>
+          <w:spacing w:val="-8"/>
         </w:rPr>
         <w:t>informed</w:t>
       </w:r>
       <w:r>
         <w:rPr>
-          <w:sz w:val="16"/>
-        </w:rPr>
-        <w:t xml:space="preserve"> </w:t>
-      </w:r>
-      <w:r>
-        <w:rPr>
-          <w:spacing w:val="-8"/>
-          <w:sz w:val="16"/>
+          <w:rFonts w:ascii="Arial" w:hAnsi="Arial" w:cs="Arial"/>
+        </w:rPr>
+        <w:t xml:space="preserve"> </w:t>
+      </w:r>
+      <w:r>
+        <w:rPr>
+          <w:rFonts w:ascii="Arial" w:hAnsi="Arial" w:cs="Arial"/>
+          <w:spacing w:val="-8"/>
         </w:rPr>
         <w:t>that</w:t>
       </w:r>
       <w:r>
         <w:rPr>
-          <w:sz w:val="16"/>
-        </w:rPr>
-        <w:t xml:space="preserve"> </w:t>
-      </w:r>
-      <w:r>
-        <w:rPr>
-          <w:spacing w:val="-8"/>
-          <w:sz w:val="16"/>
+          <w:rFonts w:ascii="Arial" w:hAnsi="Arial" w:cs="Arial"/>
+        </w:rPr>
+        <w:t xml:space="preserve"> </w:t>
+      </w:r>
+      <w:r>
+        <w:rPr>
+          <w:rFonts w:ascii="Arial" w:hAnsi="Arial" w:cs="Arial"/>
+          <w:spacing w:val="-8"/>
         </w:rPr>
         <w:t>no</w:t>
       </w:r>
       <w:r>
         <w:rPr>
-          <w:sz w:val="16"/>
-        </w:rPr>
-        <w:t xml:space="preserve"> </w:t>
-      </w:r>
-      <w:r>
-        <w:rPr>
-          <w:spacing w:val="-8"/>
-          <w:sz w:val="16"/>
+          <w:rFonts w:ascii="Arial" w:hAnsi="Arial" w:cs="Arial"/>
+        </w:rPr>
+        <w:t xml:space="preserve"> </w:t>
+      </w:r>
+      <w:r>
+        <w:rPr>
+          <w:rFonts w:ascii="Arial" w:hAnsi="Arial" w:cs="Arial"/>
+          <w:spacing w:val="-8"/>
         </w:rPr>
         <w:t>payments</w:t>
       </w:r>
       <w:r>
         <w:rPr>
+          <w:rFonts w:ascii="Arial" w:hAnsi="Arial" w:cs="Arial"/>
           <w:spacing w:val="11"/>
-          <w:sz w:val="16"/>
-        </w:rPr>
-        <w:t xml:space="preserve"> </w:t>
-      </w:r>
-      <w:r>
-        <w:rPr>
-          <w:spacing w:val="-8"/>
-          <w:sz w:val="16"/>
+        </w:rPr>
+        <w:t xml:space="preserve"> </w:t>
+      </w:r>
+      <w:r>
+        <w:rPr>
+          <w:rFonts w:ascii="Arial" w:hAnsi="Arial" w:cs="Arial"/>
+          <w:spacing w:val="-8"/>
         </w:rPr>
         <w:t>should</w:t>
       </w:r>
       <w:r>
         <w:rPr>
-          <w:sz w:val="16"/>
-        </w:rPr>
-        <w:t xml:space="preserve"> </w:t>
-      </w:r>
-      <w:r>
-        <w:rPr>
-          <w:spacing w:val="-8"/>
-          <w:sz w:val="16"/>
+          <w:rFonts w:ascii="Arial" w:hAnsi="Arial" w:cs="Arial"/>
+        </w:rPr>
+        <w:t xml:space="preserve"> </w:t>
+      </w:r>
+      <w:r>
+        <w:rPr>
+          <w:rFonts w:ascii="Arial" w:hAnsi="Arial" w:cs="Arial"/>
+          <w:spacing w:val="-8"/>
         </w:rPr>
         <w:t>be</w:t>
       </w:r>
       <w:r>
         <w:rPr>
-          <w:sz w:val="16"/>
-        </w:rPr>
-        <w:t xml:space="preserve"> </w:t>
-      </w:r>
-      <w:r>
-        <w:rPr>
-          <w:spacing w:val="-8"/>
-          <w:sz w:val="16"/>
+          <w:rFonts w:ascii="Arial" w:hAnsi="Arial" w:cs="Arial"/>
+        </w:rPr>
+        <w:t xml:space="preserve"> </w:t>
+      </w:r>
+      <w:r>
+        <w:rPr>
+          <w:rFonts w:ascii="Arial" w:hAnsi="Arial" w:cs="Arial"/>
+          <w:spacing w:val="-8"/>
         </w:rPr>
         <w:t>made</w:t>
       </w:r>
       <w:r>
         <w:rPr>
-          <w:sz w:val="16"/>
-        </w:rPr>
-        <w:t xml:space="preserve"> </w:t>
-      </w:r>
-      <w:r>
-        <w:rPr>
-          <w:spacing w:val="-8"/>
-          <w:sz w:val="16"/>
+          <w:rFonts w:ascii="Arial" w:hAnsi="Arial" w:cs="Arial"/>
+        </w:rPr>
+        <w:t xml:space="preserve"> </w:t>
+      </w:r>
+      <w:r>
+        <w:rPr>
+          <w:rFonts w:ascii="Arial" w:hAnsi="Arial" w:cs="Arial"/>
+          <w:spacing w:val="-8"/>
         </w:rPr>
         <w:t>to</w:t>
       </w:r>
       <w:r>
         <w:rPr>
-          <w:sz w:val="16"/>
-        </w:rPr>
-        <w:t xml:space="preserve"> </w:t>
-      </w:r>
-      <w:r>
-        <w:rPr>
-          <w:spacing w:val="-8"/>
-          <w:sz w:val="16"/>
+          <w:rFonts w:ascii="Arial" w:hAnsi="Arial" w:cs="Arial"/>
+        </w:rPr>
+        <w:t xml:space="preserve"> </w:t>
+      </w:r>
+      <w:r>
+        <w:rPr>
+          <w:rFonts w:ascii="Arial" w:hAnsi="Arial" w:cs="Arial"/>
+          <w:spacing w:val="-8"/>
         </w:rPr>
         <w:t>any</w:t>
       </w:r>
       <w:r>
         <w:rPr>
-          <w:sz w:val="16"/>
-        </w:rPr>
-        <w:t xml:space="preserve"> </w:t>
-      </w:r>
-      <w:r>
-        <w:rPr>
-          <w:spacing w:val="-8"/>
-          <w:sz w:val="16"/>
+          <w:rFonts w:ascii="Arial" w:hAnsi="Arial" w:cs="Arial"/>
+        </w:rPr>
+        <w:t xml:space="preserve"> </w:t>
+      </w:r>
+      <w:r>
+        <w:rPr>
+          <w:rFonts w:ascii="Arial" w:hAnsi="Arial" w:cs="Arial"/>
+          <w:spacing w:val="-8"/>
         </w:rPr>
         <w:t>individual executive's</w:t>
       </w:r>
       <w:r>
         <w:rPr>
+          <w:rFonts w:ascii="Arial" w:hAnsi="Arial" w:cs="Arial"/>
           <w:spacing w:val="11"/>
-          <w:sz w:val="16"/>
-        </w:rPr>
-        <w:t xml:space="preserve"> </w:t>
-      </w:r>
-      <w:r>
-        <w:rPr>
-          <w:spacing w:val="-8"/>
-          <w:sz w:val="16"/>
+        </w:rPr>
+        <w:t xml:space="preserve"> </w:t>
+      </w:r>
+      <w:r>
+        <w:rPr>
+          <w:rFonts w:ascii="Arial" w:hAnsi="Arial" w:cs="Arial"/>
+          <w:spacing w:val="-8"/>
         </w:rPr>
         <w:t>personal account.</w:t>
       </w:r>
       <w:r>
         <w:rPr>
+          <w:rFonts w:ascii="Arial" w:hAnsi="Arial" w:cs="Arial"/>
           <w:spacing w:val="11"/>
-          <w:sz w:val="16"/>
-        </w:rPr>
-        <w:t xml:space="preserve"> </w:t>
-      </w:r>
-      <w:r>
-        <w:rPr>
-          <w:spacing w:val="-8"/>
-          <w:sz w:val="16"/>
+        </w:rPr>
+        <w:t xml:space="preserve"> </w:t>
+      </w:r>
+      <w:r>
+        <w:rPr>
+          <w:rFonts w:ascii="Arial" w:hAnsi="Arial" w:cs="Arial"/>
+          <w:spacing w:val="-8"/>
         </w:rPr>
         <w:t>Management</w:t>
       </w:r>
       <w:r>
         <w:rPr>
-          <w:sz w:val="16"/>
-        </w:rPr>
-        <w:t xml:space="preserve"> </w:t>
-      </w:r>
-      <w:r>
-        <w:rPr>
-          <w:spacing w:val="-8"/>
-          <w:sz w:val="16"/>
+          <w:rFonts w:ascii="Arial" w:hAnsi="Arial" w:cs="Arial"/>
+        </w:rPr>
+        <w:t xml:space="preserve"> </w:t>
+      </w:r>
+      <w:r>
+        <w:rPr>
+          <w:rFonts w:ascii="Arial" w:hAnsi="Arial" w:cs="Arial"/>
+          <w:spacing w:val="-8"/>
         </w:rPr>
         <w:t>will not</w:t>
       </w:r>
       <w:r>
         <w:rPr>
-          <w:sz w:val="16"/>
-        </w:rPr>
-        <w:t xml:space="preserve"> </w:t>
-      </w:r>
-      <w:r>
-        <w:rPr>
-          <w:spacing w:val="-8"/>
-          <w:sz w:val="16"/>
+          <w:rFonts w:ascii="Arial" w:hAnsi="Arial" w:cs="Arial"/>
+        </w:rPr>
+        <w:t xml:space="preserve"> </w:t>
+      </w:r>
+      <w:r>
+        <w:rPr>
+          <w:rFonts w:ascii="Arial" w:hAnsi="Arial" w:cs="Arial"/>
+          <w:spacing w:val="-8"/>
         </w:rPr>
         <w:t>take</w:t>
       </w:r>
       <w:r>
         <w:rPr>
+          <w:rFonts w:ascii="Arial" w:hAnsi="Arial" w:cs="Arial"/>
           <w:spacing w:val="40"/>
-          <w:sz w:val="16"/>
-        </w:rPr>
-        <w:t xml:space="preserve"> </w:t>
-      </w:r>
-      <w:r>
-        <w:rPr>
-          <w:sz w:val="16"/>
+        </w:rPr>
+        <w:t xml:space="preserve"> </w:t>
+      </w:r>
+      <w:r>
+        <w:rPr>
+          <w:rFonts w:ascii="Arial" w:hAnsi="Arial" w:cs="Arial"/>
         </w:rPr>
         <w:t>responsibility</w:t>
       </w:r>
       <w:r>
         <w:rPr>
+          <w:rFonts w:ascii="Arial" w:hAnsi="Arial" w:cs="Arial"/>
           <w:spacing w:val="-10"/>
-          <w:sz w:val="16"/>
-        </w:rPr>
-        <w:t xml:space="preserve"> </w:t>
-      </w:r>
-      <w:r>
-        <w:rPr>
-          <w:sz w:val="16"/>
+        </w:rPr>
+        <w:t xml:space="preserve"> </w:t>
+      </w:r>
+      <w:r>
+        <w:rPr>
+          <w:rFonts w:ascii="Arial" w:hAnsi="Arial" w:cs="Arial"/>
         </w:rPr>
         <w:t>for</w:t>
       </w:r>
       <w:r>
         <w:rPr>
+          <w:rFonts w:ascii="Arial" w:hAnsi="Arial" w:cs="Arial"/>
           <w:spacing w:val="-10"/>
-          <w:sz w:val="16"/>
-        </w:rPr>
-        <w:t xml:space="preserve"> </w:t>
-      </w:r>
-      <w:r>
-        <w:rPr>
-          <w:sz w:val="16"/>
+        </w:rPr>
+        <w:t xml:space="preserve"> </w:t>
+      </w:r>
+      <w:r>
+        <w:rPr>
+          <w:rFonts w:ascii="Arial" w:hAnsi="Arial" w:cs="Arial"/>
         </w:rPr>
         <w:t>such</w:t>
       </w:r>
       <w:r>
         <w:rPr>
+          <w:rFonts w:ascii="Arial" w:hAnsi="Arial" w:cs="Arial"/>
           <w:spacing w:val="-10"/>
-          <w:sz w:val="16"/>
-        </w:rPr>
-        <w:t xml:space="preserve"> </w:t>
-      </w:r>
-      <w:r>
-        <w:rPr>
-          <w:sz w:val="16"/>
+        </w:rPr>
+        <w:t xml:space="preserve"> </w:t>
+      </w:r>
+      <w:r>
+        <w:rPr>
+          <w:rFonts w:ascii="Arial" w:hAnsi="Arial" w:cs="Arial"/>
         </w:rPr>
         <w:t>payments.</w:t>
       </w:r>
@@ -3592,8 +4139,10 @@
         <w:pStyle w:val="BodyText"/>
         <w:spacing w:before="35"/>
         <w:rPr>
+          <w:rFonts w:ascii="Arial" w:hAnsi="Arial" w:cs="Arial"/>
           <w:b w:val="0"/>
-          <w:sz w:val="16"/>
+          <w:sz w:val="22"/>
+          <w:szCs w:val="22"/>
         </w:rPr>
       </w:pPr>
     </w:p>
@@ -3602,344 +4151,556 @@
         <w:pStyle w:val="BodyText"/>
         <w:spacing w:line="228" w:lineRule="auto"/>
         <w:ind w:left="76"/>
+        <w:rPr>
+          <w:rFonts w:ascii="Arial" w:hAnsi="Arial" w:cs="Arial"/>
+          <w:sz w:val="22"/>
+          <w:szCs w:val="22"/>
+        </w:rPr>
       </w:pPr>
       <w:r>
         <w:rPr>
-          <w:spacing w:val="-2"/>
-          <w:w w:val="90"/>
+          <w:rFonts w:ascii="Arial" w:hAnsi="Arial" w:cs="Arial"/>
+          <w:spacing w:val="-2"/>
+          <w:w w:val="90"/>
+          <w:sz w:val="22"/>
+          <w:szCs w:val="22"/>
         </w:rPr>
         <w:t>For</w:t>
       </w:r>
       <w:r>
         <w:rPr>
+          <w:rFonts w:ascii="Arial" w:hAnsi="Arial" w:cs="Arial"/>
           <w:spacing w:val="-5"/>
           <w:w w:val="90"/>
-        </w:rPr>
-        <w:t xml:space="preserve"> </w:t>
-      </w:r>
-      <w:r>
-        <w:rPr>
-          <w:spacing w:val="-2"/>
-          <w:w w:val="90"/>
+          <w:sz w:val="22"/>
+          <w:szCs w:val="22"/>
+        </w:rPr>
+        <w:t xml:space="preserve"> </w:t>
+      </w:r>
+      <w:r>
+        <w:rPr>
+          <w:rFonts w:ascii="Arial" w:hAnsi="Arial" w:cs="Arial"/>
+          <w:spacing w:val="-2"/>
+          <w:w w:val="90"/>
+          <w:sz w:val="22"/>
+          <w:szCs w:val="22"/>
         </w:rPr>
         <w:t>any</w:t>
       </w:r>
       <w:r>
         <w:rPr>
+          <w:rFonts w:ascii="Arial" w:hAnsi="Arial" w:cs="Arial"/>
           <w:spacing w:val="-4"/>
           <w:w w:val="90"/>
-        </w:rPr>
-        <w:t xml:space="preserve"> </w:t>
-      </w:r>
-      <w:r>
-        <w:rPr>
-          <w:spacing w:val="-2"/>
-          <w:w w:val="90"/>
+          <w:sz w:val="22"/>
+          <w:szCs w:val="22"/>
+        </w:rPr>
+        <w:t xml:space="preserve"> </w:t>
+      </w:r>
+      <w:r>
+        <w:rPr>
+          <w:rFonts w:ascii="Arial" w:hAnsi="Arial" w:cs="Arial"/>
+          <w:spacing w:val="-2"/>
+          <w:w w:val="90"/>
+          <w:sz w:val="22"/>
+          <w:szCs w:val="22"/>
         </w:rPr>
         <w:t>clarifications</w:t>
       </w:r>
       <w:r>
-        <w:t xml:space="preserve"> </w:t>
-      </w:r>
-      <w:r>
-        <w:rPr>
-          <w:spacing w:val="-2"/>
-          <w:w w:val="90"/>
+        <w:rPr>
+          <w:rFonts w:ascii="Arial" w:hAnsi="Arial" w:cs="Arial"/>
+          <w:sz w:val="22"/>
+          <w:szCs w:val="22"/>
+        </w:rPr>
+        <w:t xml:space="preserve"> </w:t>
+      </w:r>
+      <w:r>
+        <w:rPr>
+          <w:rFonts w:ascii="Arial" w:hAnsi="Arial" w:cs="Arial"/>
+          <w:spacing w:val="-2"/>
+          <w:w w:val="90"/>
+          <w:sz w:val="22"/>
+          <w:szCs w:val="22"/>
         </w:rPr>
         <w:t>or</w:t>
       </w:r>
       <w:r>
         <w:rPr>
+          <w:rFonts w:ascii="Arial" w:hAnsi="Arial" w:cs="Arial"/>
           <w:spacing w:val="-5"/>
           <w:w w:val="90"/>
-        </w:rPr>
-        <w:t xml:space="preserve"> </w:t>
-      </w:r>
-      <w:r>
-        <w:rPr>
-          <w:spacing w:val="-2"/>
-          <w:w w:val="90"/>
+          <w:sz w:val="22"/>
+          <w:szCs w:val="22"/>
+        </w:rPr>
+        <w:t xml:space="preserve"> </w:t>
+      </w:r>
+      <w:r>
+        <w:rPr>
+          <w:rFonts w:ascii="Arial" w:hAnsi="Arial" w:cs="Arial"/>
+          <w:spacing w:val="-2"/>
+          <w:w w:val="90"/>
+          <w:sz w:val="22"/>
+          <w:szCs w:val="22"/>
         </w:rPr>
         <w:t>to</w:t>
       </w:r>
       <w:r>
         <w:rPr>
+          <w:rFonts w:ascii="Arial" w:hAnsi="Arial" w:cs="Arial"/>
           <w:spacing w:val="-4"/>
           <w:w w:val="90"/>
-        </w:rPr>
-        <w:t xml:space="preserve"> </w:t>
-      </w:r>
-      <w:r>
-        <w:rPr>
-          <w:spacing w:val="-2"/>
-          <w:w w:val="90"/>
+          <w:sz w:val="22"/>
+          <w:szCs w:val="22"/>
+        </w:rPr>
+        <w:t xml:space="preserve"> </w:t>
+      </w:r>
+      <w:r>
+        <w:rPr>
+          <w:rFonts w:ascii="Arial" w:hAnsi="Arial" w:cs="Arial"/>
+          <w:spacing w:val="-2"/>
+          <w:w w:val="90"/>
+          <w:sz w:val="22"/>
+          <w:szCs w:val="22"/>
         </w:rPr>
         <w:t>resolve</w:t>
       </w:r>
       <w:r>
-        <w:t xml:space="preserve"> </w:t>
-      </w:r>
-      <w:r>
-        <w:rPr>
-          <w:spacing w:val="-2"/>
-          <w:w w:val="90"/>
+        <w:rPr>
+          <w:rFonts w:ascii="Arial" w:hAnsi="Arial" w:cs="Arial"/>
+          <w:sz w:val="22"/>
+          <w:szCs w:val="22"/>
+        </w:rPr>
+        <w:t xml:space="preserve"> </w:t>
+      </w:r>
+      <w:r>
+        <w:rPr>
+          <w:rFonts w:ascii="Arial" w:hAnsi="Arial" w:cs="Arial"/>
+          <w:spacing w:val="-2"/>
+          <w:w w:val="90"/>
+          <w:sz w:val="22"/>
+          <w:szCs w:val="22"/>
         </w:rPr>
         <w:t>this</w:t>
       </w:r>
       <w:r>
-        <w:t xml:space="preserve"> </w:t>
-      </w:r>
-      <w:r>
-        <w:rPr>
-          <w:spacing w:val="-2"/>
-          <w:w w:val="90"/>
+        <w:rPr>
+          <w:rFonts w:ascii="Arial" w:hAnsi="Arial" w:cs="Arial"/>
+          <w:sz w:val="22"/>
+          <w:szCs w:val="22"/>
+        </w:rPr>
+        <w:t xml:space="preserve"> </w:t>
+      </w:r>
+      <w:r>
+        <w:rPr>
+          <w:rFonts w:ascii="Arial" w:hAnsi="Arial" w:cs="Arial"/>
+          <w:spacing w:val="-2"/>
+          <w:w w:val="90"/>
+          <w:sz w:val="22"/>
+          <w:szCs w:val="22"/>
         </w:rPr>
         <w:t>matter</w:t>
       </w:r>
       <w:r>
         <w:rPr>
+          <w:rFonts w:ascii="Arial" w:hAnsi="Arial" w:cs="Arial"/>
           <w:spacing w:val="-5"/>
           <w:w w:val="90"/>
-        </w:rPr>
-        <w:t xml:space="preserve"> </w:t>
-      </w:r>
-      <w:r>
-        <w:rPr>
-          <w:spacing w:val="-2"/>
-          <w:w w:val="90"/>
+          <w:sz w:val="22"/>
+          <w:szCs w:val="22"/>
+        </w:rPr>
+        <w:t xml:space="preserve"> </w:t>
+      </w:r>
+      <w:r>
+        <w:rPr>
+          <w:rFonts w:ascii="Arial" w:hAnsi="Arial" w:cs="Arial"/>
+          <w:spacing w:val="-2"/>
+          <w:w w:val="90"/>
+          <w:sz w:val="22"/>
+          <w:szCs w:val="22"/>
         </w:rPr>
         <w:t>promptly,</w:t>
       </w:r>
       <w:r>
-        <w:t xml:space="preserve"> </w:t>
-      </w:r>
-      <w:r>
-        <w:rPr>
-          <w:spacing w:val="-2"/>
-          <w:w w:val="90"/>
+        <w:rPr>
+          <w:rFonts w:ascii="Arial" w:hAnsi="Arial" w:cs="Arial"/>
+          <w:sz w:val="22"/>
+          <w:szCs w:val="22"/>
+        </w:rPr>
+        <w:t xml:space="preserve"> </w:t>
+      </w:r>
+      <w:r>
+        <w:rPr>
+          <w:rFonts w:ascii="Arial" w:hAnsi="Arial" w:cs="Arial"/>
+          <w:spacing w:val="-2"/>
+          <w:w w:val="90"/>
+          <w:sz w:val="22"/>
+          <w:szCs w:val="22"/>
         </w:rPr>
         <w:t>you may</w:t>
       </w:r>
       <w:r>
         <w:rPr>
+          <w:rFonts w:ascii="Arial" w:hAnsi="Arial" w:cs="Arial"/>
           <w:spacing w:val="-4"/>
           <w:w w:val="90"/>
-        </w:rPr>
-        <w:t xml:space="preserve"> </w:t>
-      </w:r>
-      <w:r>
-        <w:rPr>
-          <w:spacing w:val="-2"/>
-          <w:w w:val="90"/>
+          <w:sz w:val="22"/>
+          <w:szCs w:val="22"/>
+        </w:rPr>
+        <w:t xml:space="preserve"> </w:t>
+      </w:r>
+      <w:r>
+        <w:rPr>
+          <w:rFonts w:ascii="Arial" w:hAnsi="Arial" w:cs="Arial"/>
+          <w:spacing w:val="-2"/>
+          <w:w w:val="90"/>
+          <w:sz w:val="22"/>
+          <w:szCs w:val="22"/>
         </w:rPr>
         <w:t>contact our</w:t>
       </w:r>
       <w:r>
         <w:rPr>
+          <w:rFonts w:ascii="Arial" w:hAnsi="Arial" w:cs="Arial"/>
           <w:spacing w:val="-5"/>
           <w:w w:val="90"/>
-        </w:rPr>
-        <w:t xml:space="preserve"> </w:t>
-      </w:r>
-      <w:r>
-        <w:rPr>
-          <w:spacing w:val="-2"/>
-          <w:w w:val="90"/>
+          <w:sz w:val="22"/>
+          <w:szCs w:val="22"/>
+        </w:rPr>
+        <w:t xml:space="preserve"> </w:t>
+      </w:r>
+      <w:r>
+        <w:rPr>
+          <w:rFonts w:ascii="Arial" w:hAnsi="Arial" w:cs="Arial"/>
+          <w:spacing w:val="-2"/>
+          <w:w w:val="90"/>
+          <w:sz w:val="22"/>
+          <w:szCs w:val="22"/>
         </w:rPr>
         <w:t>customer</w:t>
       </w:r>
       <w:r>
         <w:rPr>
+          <w:rFonts w:ascii="Arial" w:hAnsi="Arial" w:cs="Arial"/>
           <w:spacing w:val="-5"/>
           <w:w w:val="90"/>
-        </w:rPr>
-        <w:t xml:space="preserve"> </w:t>
-      </w:r>
-      <w:r>
-        <w:rPr>
-          <w:spacing w:val="-2"/>
-          <w:w w:val="90"/>
+          <w:sz w:val="22"/>
+          <w:szCs w:val="22"/>
+        </w:rPr>
+        <w:t xml:space="preserve"> </w:t>
+      </w:r>
+      <w:r>
+        <w:rPr>
+          <w:rFonts w:ascii="Arial" w:hAnsi="Arial" w:cs="Arial"/>
+          <w:spacing w:val="-2"/>
+          <w:w w:val="90"/>
+          <w:sz w:val="22"/>
+          <w:szCs w:val="22"/>
         </w:rPr>
         <w:t>service</w:t>
       </w:r>
       <w:r>
-        <w:t xml:space="preserve"> </w:t>
-      </w:r>
-      <w:r>
-        <w:rPr>
-          <w:spacing w:val="-2"/>
-          <w:w w:val="90"/>
+        <w:rPr>
+          <w:rFonts w:ascii="Arial" w:hAnsi="Arial" w:cs="Arial"/>
+          <w:sz w:val="22"/>
+          <w:szCs w:val="22"/>
+        </w:rPr>
+        <w:t xml:space="preserve"> </w:t>
+      </w:r>
+      <w:r>
+        <w:rPr>
+          <w:rFonts w:ascii="Arial" w:hAnsi="Arial" w:cs="Arial"/>
+          <w:spacing w:val="-2"/>
+          <w:w w:val="90"/>
+          <w:sz w:val="22"/>
+          <w:szCs w:val="22"/>
         </w:rPr>
         <w:t xml:space="preserve">at </w:t>
       </w:r>
       <w:r>
         <w:rPr>
-          <w:spacing w:val="-2"/>
-          <w:w w:val="90"/>
+          <w:rFonts w:ascii="Arial" w:hAnsi="Arial" w:cs="Arial"/>
+          <w:spacing w:val="-2"/>
+          <w:w w:val="90"/>
+          <w:sz w:val="22"/>
+          <w:szCs w:val="22"/>
         </w:rPr>
         <w:t>7893987711</w:t>
       </w:r>
       <w:r>
         <w:rPr>
+          <w:rFonts w:ascii="Arial" w:hAnsi="Arial" w:cs="Arial"/>
           <w:spacing w:val="-4"/>
           <w:w w:val="90"/>
-        </w:rPr>
-        <w:t xml:space="preserve"> </w:t>
-      </w:r>
-      <w:r>
-        <w:rPr>
-          <w:spacing w:val="-2"/>
-          <w:w w:val="90"/>
+          <w:sz w:val="22"/>
+          <w:szCs w:val="22"/>
+        </w:rPr>
+        <w:t xml:space="preserve"> </w:t>
+      </w:r>
+      <w:r>
+        <w:rPr>
+          <w:rFonts w:ascii="Arial" w:hAnsi="Arial" w:cs="Arial"/>
+          <w:spacing w:val="-2"/>
+          <w:w w:val="90"/>
+          <w:sz w:val="22"/>
+          <w:szCs w:val="22"/>
         </w:rPr>
         <w:t>or</w:t>
       </w:r>
       <w:r>
         <w:rPr>
+          <w:rFonts w:ascii="Arial" w:hAnsi="Arial" w:cs="Arial"/>
           <w:spacing w:val="-5"/>
           <w:w w:val="90"/>
-        </w:rPr>
-        <w:t xml:space="preserve"> </w:t>
-      </w:r>
-      <w:r>
-        <w:rPr>
-          <w:spacing w:val="-2"/>
-          <w:w w:val="90"/>
+          <w:sz w:val="22"/>
+          <w:szCs w:val="22"/>
+        </w:rPr>
+        <w:t xml:space="preserve"> </w:t>
+      </w:r>
+      <w:r>
+        <w:rPr>
+          <w:rFonts w:ascii="Arial" w:hAnsi="Arial" w:cs="Arial"/>
+          <w:spacing w:val="-2"/>
+          <w:w w:val="90"/>
+          <w:sz w:val="22"/>
+          <w:szCs w:val="22"/>
         </w:rPr>
         <w:t>visit the</w:t>
       </w:r>
       <w:r>
-        <w:t xml:space="preserve"> </w:t>
-      </w:r>
-      <w:r>
-        <w:rPr>
-          <w:spacing w:val="-2"/>
-          <w:w w:val="90"/>
+        <w:rPr>
+          <w:rFonts w:ascii="Arial" w:hAnsi="Arial" w:cs="Arial"/>
+          <w:sz w:val="22"/>
+          <w:szCs w:val="22"/>
+        </w:rPr>
+        <w:t xml:space="preserve"> </w:t>
+      </w:r>
+      <w:r>
+        <w:rPr>
+          <w:rFonts w:ascii="Arial" w:hAnsi="Arial" w:cs="Arial"/>
+          <w:spacing w:val="-2"/>
+          <w:w w:val="90"/>
+          <w:sz w:val="22"/>
+          <w:szCs w:val="22"/>
         </w:rPr>
         <w:t>registered office</w:t>
       </w:r>
       <w:r>
         <w:rPr>
-          <w:spacing w:val="-2"/>
-          <w:w w:val="90"/>
+          <w:rFonts w:ascii="Arial" w:hAnsi="Arial" w:cs="Arial"/>
+          <w:spacing w:val="-2"/>
+          <w:w w:val="90"/>
+          <w:sz w:val="22"/>
+          <w:szCs w:val="22"/>
         </w:rPr>
         <w:t xml:space="preserve"> at your</w:t>
       </w:r>
       <w:r>
         <w:rPr>
+          <w:rFonts w:ascii="Arial" w:hAnsi="Arial" w:cs="Arial"/>
           <w:spacing w:val="-5"/>
           <w:w w:val="90"/>
-        </w:rPr>
-        <w:t xml:space="preserve"> </w:t>
-      </w:r>
-      <w:r>
-        <w:rPr>
-          <w:spacing w:val="-2"/>
-          <w:w w:val="90"/>
+          <w:sz w:val="22"/>
+          <w:szCs w:val="22"/>
+        </w:rPr>
+        <w:t xml:space="preserve"> </w:t>
+      </w:r>
+      <w:r>
+        <w:rPr>
+          <w:rFonts w:ascii="Arial" w:hAnsi="Arial" w:cs="Arial"/>
+          <w:spacing w:val="-2"/>
+          <w:w w:val="90"/>
+          <w:sz w:val="22"/>
+          <w:szCs w:val="22"/>
         </w:rPr>
         <w:t>earliest convenience.</w:t>
       </w:r>
       <w:r>
         <w:rPr>
-          <w:spacing w:val="-2"/>
-        </w:rPr>
-        <w:t xml:space="preserve"> </w:t>
-      </w:r>
-      <w:r>
-        <w:rPr>
-          <w:spacing w:val="-8"/>
+          <w:rFonts w:ascii="Arial" w:hAnsi="Arial" w:cs="Arial"/>
+          <w:spacing w:val="-2"/>
+          <w:sz w:val="22"/>
+          <w:szCs w:val="22"/>
+        </w:rPr>
+        <w:t xml:space="preserve"> </w:t>
+      </w:r>
+      <w:r>
+        <w:rPr>
+          <w:rFonts w:ascii="Arial" w:hAnsi="Arial" w:cs="Arial"/>
+          <w:spacing w:val="-8"/>
+          <w:sz w:val="22"/>
+          <w:szCs w:val="22"/>
         </w:rPr>
         <w:t>Please</w:t>
       </w:r>
       <w:r>
-        <w:t xml:space="preserve"> </w:t>
-      </w:r>
-      <w:r>
-        <w:rPr>
-          <w:spacing w:val="-8"/>
+        <w:rPr>
+          <w:rFonts w:ascii="Arial" w:hAnsi="Arial" w:cs="Arial"/>
+          <w:sz w:val="22"/>
+          <w:szCs w:val="22"/>
+        </w:rPr>
+        <w:t xml:space="preserve"> </w:t>
+      </w:r>
+      <w:r>
+        <w:rPr>
+          <w:rFonts w:ascii="Arial" w:hAnsi="Arial" w:cs="Arial"/>
+          <w:spacing w:val="-8"/>
+          <w:sz w:val="22"/>
+          <w:szCs w:val="22"/>
         </w:rPr>
         <w:t>note</w:t>
       </w:r>
       <w:r>
-        <w:t xml:space="preserve"> </w:t>
-      </w:r>
-      <w:r>
-        <w:rPr>
-          <w:spacing w:val="-8"/>
+        <w:rPr>
+          <w:rFonts w:ascii="Arial" w:hAnsi="Arial" w:cs="Arial"/>
+          <w:sz w:val="22"/>
+          <w:szCs w:val="22"/>
+        </w:rPr>
+        <w:t xml:space="preserve"> </w:t>
+      </w:r>
+      <w:r>
+        <w:rPr>
+          <w:rFonts w:ascii="Arial" w:hAnsi="Arial" w:cs="Arial"/>
+          <w:spacing w:val="-8"/>
+          <w:sz w:val="22"/>
+          <w:szCs w:val="22"/>
         </w:rPr>
         <w:t>that</w:t>
       </w:r>
       <w:r>
-        <w:t xml:space="preserve"> </w:t>
-      </w:r>
-      <w:r>
-        <w:rPr>
-          <w:spacing w:val="-8"/>
+        <w:rPr>
+          <w:rFonts w:ascii="Arial" w:hAnsi="Arial" w:cs="Arial"/>
+          <w:sz w:val="22"/>
+          <w:szCs w:val="22"/>
+        </w:rPr>
+        <w:t xml:space="preserve"> </w:t>
+      </w:r>
+      <w:r>
+        <w:rPr>
+          <w:rFonts w:ascii="Arial" w:hAnsi="Arial" w:cs="Arial"/>
+          <w:spacing w:val="-8"/>
+          <w:sz w:val="22"/>
+          <w:szCs w:val="22"/>
         </w:rPr>
         <w:t>failure</w:t>
       </w:r>
       <w:r>
-        <w:t xml:space="preserve"> </w:t>
-      </w:r>
-      <w:r>
-        <w:rPr>
-          <w:spacing w:val="-8"/>
+        <w:rPr>
+          <w:rFonts w:ascii="Arial" w:hAnsi="Arial" w:cs="Arial"/>
+          <w:sz w:val="22"/>
+          <w:szCs w:val="22"/>
+        </w:rPr>
+        <w:t xml:space="preserve"> </w:t>
+      </w:r>
+      <w:r>
+        <w:rPr>
+          <w:rFonts w:ascii="Arial" w:hAnsi="Arial" w:cs="Arial"/>
+          <w:spacing w:val="-8"/>
+          <w:sz w:val="22"/>
+          <w:szCs w:val="22"/>
         </w:rPr>
         <w:t>to address</w:t>
       </w:r>
       <w:r>
-        <w:t xml:space="preserve"> </w:t>
-      </w:r>
-      <w:r>
-        <w:rPr>
-          <w:spacing w:val="-8"/>
+        <w:rPr>
+          <w:rFonts w:ascii="Arial" w:hAnsi="Arial" w:cs="Arial"/>
+          <w:sz w:val="22"/>
+          <w:szCs w:val="22"/>
+        </w:rPr>
+        <w:t xml:space="preserve"> </w:t>
+      </w:r>
+      <w:r>
+        <w:rPr>
+          <w:rFonts w:ascii="Arial" w:hAnsi="Arial" w:cs="Arial"/>
+          <w:spacing w:val="-8"/>
+          <w:sz w:val="22"/>
+          <w:szCs w:val="22"/>
         </w:rPr>
         <w:t>this</w:t>
       </w:r>
       <w:r>
-        <w:t xml:space="preserve"> </w:t>
-      </w:r>
-      <w:r>
-        <w:rPr>
-          <w:spacing w:val="-8"/>
+        <w:rPr>
+          <w:rFonts w:ascii="Arial" w:hAnsi="Arial" w:cs="Arial"/>
+          <w:sz w:val="22"/>
+          <w:szCs w:val="22"/>
+        </w:rPr>
+        <w:t xml:space="preserve"> </w:t>
+      </w:r>
+      <w:r>
+        <w:rPr>
+          <w:rFonts w:ascii="Arial" w:hAnsi="Arial" w:cs="Arial"/>
+          <w:spacing w:val="-8"/>
+          <w:sz w:val="22"/>
+          <w:szCs w:val="22"/>
         </w:rPr>
         <w:t>notice</w:t>
       </w:r>
       <w:r>
-        <w:t xml:space="preserve"> </w:t>
-      </w:r>
-      <w:r>
-        <w:rPr>
-          <w:spacing w:val="-8"/>
+        <w:rPr>
+          <w:rFonts w:ascii="Arial" w:hAnsi="Arial" w:cs="Arial"/>
+          <w:sz w:val="22"/>
+          <w:szCs w:val="22"/>
+        </w:rPr>
+        <w:t xml:space="preserve"> </w:t>
+      </w:r>
+      <w:r>
+        <w:rPr>
+          <w:rFonts w:ascii="Arial" w:hAnsi="Arial" w:cs="Arial"/>
+          <w:spacing w:val="-8"/>
+          <w:sz w:val="22"/>
+          <w:szCs w:val="22"/>
         </w:rPr>
         <w:t>may lead</w:t>
       </w:r>
       <w:r>
         <w:rPr>
+          <w:rFonts w:ascii="Arial" w:hAnsi="Arial" w:cs="Arial"/>
           <w:spacing w:val="-14"/>
-        </w:rPr>
-        <w:t xml:space="preserve"> </w:t>
-      </w:r>
-      <w:r>
-        <w:rPr>
-          <w:spacing w:val="-8"/>
+          <w:sz w:val="22"/>
+          <w:szCs w:val="22"/>
+        </w:rPr>
+        <w:t xml:space="preserve"> </w:t>
+      </w:r>
+      <w:r>
+        <w:rPr>
+          <w:rFonts w:ascii="Arial" w:hAnsi="Arial" w:cs="Arial"/>
+          <w:spacing w:val="-8"/>
+          <w:sz w:val="22"/>
+          <w:szCs w:val="22"/>
         </w:rPr>
         <w:t>to serious</w:t>
       </w:r>
       <w:r>
-        <w:t xml:space="preserve"> </w:t>
-      </w:r>
-      <w:r>
-        <w:rPr>
-          <w:spacing w:val="-8"/>
+        <w:rPr>
+          <w:rFonts w:ascii="Arial" w:hAnsi="Arial" w:cs="Arial"/>
+          <w:sz w:val="22"/>
+          <w:szCs w:val="22"/>
+        </w:rPr>
+        <w:t xml:space="preserve"> </w:t>
+      </w:r>
+      <w:r>
+        <w:rPr>
+          <w:rFonts w:ascii="Arial" w:hAnsi="Arial" w:cs="Arial"/>
+          <w:spacing w:val="-8"/>
+          <w:sz w:val="22"/>
+          <w:szCs w:val="22"/>
         </w:rPr>
         <w:t>legal</w:t>
       </w:r>
       <w:r>
-        <w:t xml:space="preserve"> </w:t>
-      </w:r>
-      <w:r>
-        <w:rPr>
-          <w:spacing w:val="-8"/>
+        <w:rPr>
+          <w:rFonts w:ascii="Arial" w:hAnsi="Arial" w:cs="Arial"/>
+          <w:sz w:val="22"/>
+          <w:szCs w:val="22"/>
+        </w:rPr>
+        <w:t xml:space="preserve"> </w:t>
+      </w:r>
+      <w:r>
+        <w:rPr>
+          <w:rFonts w:ascii="Arial" w:hAnsi="Arial" w:cs="Arial"/>
+          <w:spacing w:val="-8"/>
+          <w:sz w:val="22"/>
+          <w:szCs w:val="22"/>
         </w:rPr>
         <w:t>consequences.</w:t>
       </w:r>
@@ -3948,270 +4709,285 @@
       <w:pPr>
         <w:pStyle w:val="BodyText"/>
         <w:spacing w:before="13"/>
+        <w:rPr>
+          <w:rFonts w:ascii="Arial" w:hAnsi="Arial" w:cs="Arial"/>
+          <w:sz w:val="22"/>
+          <w:szCs w:val="22"/>
+        </w:rPr>
       </w:pPr>
     </w:p>
     <w:p>
       <w:pPr>
         <w:spacing w:before="1" w:line="444" w:lineRule="auto"/>
+        <w:ind w:left="76"/>
+        <w:rPr>
+          <w:rFonts w:ascii="Arial" w:hAnsi="Arial" w:cs="Arial"/>
+          <w:spacing w:val="40"/>
+        </w:rPr>
+      </w:pPr>
+      <w:r>
+        <w:rPr>
+          <w:rFonts w:ascii="Arial" w:hAnsi="Arial" w:cs="Arial"/>
+          <w:spacing w:val="-8"/>
+        </w:rPr>
+        <w:t>We</w:t>
+      </w:r>
+      <w:r>
+        <w:rPr>
+          <w:rFonts w:ascii="Arial" w:hAnsi="Arial" w:cs="Arial"/>
+        </w:rPr>
+        <w:t xml:space="preserve"> </w:t>
+      </w:r>
+      <w:r>
+        <w:rPr>
+          <w:rFonts w:ascii="Arial" w:hAnsi="Arial" w:cs="Arial"/>
+          <w:spacing w:val="-8"/>
+        </w:rPr>
+        <w:t>urge</w:t>
+      </w:r>
+      <w:r>
+        <w:rPr>
+          <w:rFonts w:ascii="Arial" w:hAnsi="Arial" w:cs="Arial"/>
+        </w:rPr>
+        <w:t xml:space="preserve"> </w:t>
+      </w:r>
+      <w:r>
+        <w:rPr>
+          <w:rFonts w:ascii="Arial" w:hAnsi="Arial" w:cs="Arial"/>
+          <w:spacing w:val="-8"/>
+        </w:rPr>
+        <w:t>you</w:t>
+      </w:r>
+      <w:r>
+        <w:rPr>
+          <w:rFonts w:ascii="Arial" w:hAnsi="Arial" w:cs="Arial"/>
+        </w:rPr>
+        <w:t xml:space="preserve"> </w:t>
+      </w:r>
+      <w:r>
+        <w:rPr>
+          <w:rFonts w:ascii="Arial" w:hAnsi="Arial" w:cs="Arial"/>
+          <w:spacing w:val="-8"/>
+        </w:rPr>
+        <w:t>to</w:t>
+      </w:r>
+      <w:r>
+        <w:rPr>
+          <w:rFonts w:ascii="Arial" w:hAnsi="Arial" w:cs="Arial"/>
+        </w:rPr>
+        <w:t xml:space="preserve"> </w:t>
+      </w:r>
+      <w:r>
+        <w:rPr>
+          <w:rFonts w:ascii="Arial" w:hAnsi="Arial" w:cs="Arial"/>
+          <w:spacing w:val="-8"/>
+        </w:rPr>
+        <w:t>treat</w:t>
+      </w:r>
+      <w:r>
+        <w:rPr>
+          <w:rFonts w:ascii="Arial" w:hAnsi="Arial" w:cs="Arial"/>
+        </w:rPr>
+        <w:t xml:space="preserve"> </w:t>
+      </w:r>
+      <w:r>
+        <w:rPr>
+          <w:rFonts w:ascii="Arial" w:hAnsi="Arial" w:cs="Arial"/>
+          <w:spacing w:val="-8"/>
+        </w:rPr>
+        <w:t>this</w:t>
+      </w:r>
+      <w:r>
+        <w:rPr>
+          <w:rFonts w:ascii="Arial" w:hAnsi="Arial" w:cs="Arial"/>
+          <w:spacing w:val="10"/>
+        </w:rPr>
+        <w:t xml:space="preserve"> </w:t>
+      </w:r>
+      <w:r>
+        <w:rPr>
+          <w:rFonts w:ascii="Arial" w:hAnsi="Arial" w:cs="Arial"/>
+          <w:spacing w:val="-8"/>
+        </w:rPr>
+        <w:t>matter</w:t>
+      </w:r>
+      <w:r>
+        <w:rPr>
+          <w:rFonts w:ascii="Arial" w:hAnsi="Arial" w:cs="Arial"/>
+          <w:spacing w:val="8"/>
+        </w:rPr>
+        <w:t xml:space="preserve"> </w:t>
+      </w:r>
+      <w:r>
+        <w:rPr>
+          <w:rFonts w:ascii="Arial" w:hAnsi="Arial" w:cs="Arial"/>
+          <w:spacing w:val="-8"/>
+        </w:rPr>
+        <w:t>with</w:t>
+      </w:r>
+      <w:r>
+        <w:rPr>
+          <w:rFonts w:ascii="Arial" w:hAnsi="Arial" w:cs="Arial"/>
+        </w:rPr>
+        <w:t xml:space="preserve"> </w:t>
+      </w:r>
+      <w:r>
+        <w:rPr>
+          <w:rFonts w:ascii="Arial" w:hAnsi="Arial" w:cs="Arial"/>
+          <w:spacing w:val="-8"/>
+        </w:rPr>
+        <w:t>the</w:t>
+      </w:r>
+      <w:r>
+        <w:rPr>
+          <w:rFonts w:ascii="Arial" w:hAnsi="Arial" w:cs="Arial"/>
+        </w:rPr>
+        <w:t xml:space="preserve"> </w:t>
+      </w:r>
+      <w:r>
+        <w:rPr>
+          <w:rFonts w:ascii="Arial" w:hAnsi="Arial" w:cs="Arial"/>
+          <w:spacing w:val="-8"/>
+        </w:rPr>
+        <w:t>highest</w:t>
+      </w:r>
+      <w:r>
+        <w:rPr>
+          <w:rFonts w:ascii="Arial" w:hAnsi="Arial" w:cs="Arial"/>
+        </w:rPr>
+        <w:t xml:space="preserve"> </w:t>
+      </w:r>
+      <w:r>
+        <w:rPr>
+          <w:rFonts w:ascii="Arial" w:hAnsi="Arial" w:cs="Arial"/>
+          <w:spacing w:val="-8"/>
+        </w:rPr>
+        <w:t>priority</w:t>
+      </w:r>
+      <w:r>
+        <w:rPr>
+          <w:rFonts w:ascii="Arial" w:hAnsi="Arial" w:cs="Arial"/>
+        </w:rPr>
+        <w:t xml:space="preserve"> </w:t>
+      </w:r>
+      <w:r>
+        <w:rPr>
+          <w:rFonts w:ascii="Arial" w:hAnsi="Arial" w:cs="Arial"/>
+          <w:spacing w:val="-8"/>
+        </w:rPr>
+        <w:t>and</w:t>
+      </w:r>
+      <w:r>
+        <w:rPr>
+          <w:rFonts w:ascii="Arial" w:hAnsi="Arial" w:cs="Arial"/>
+        </w:rPr>
+        <w:t xml:space="preserve"> </w:t>
+      </w:r>
+      <w:r>
+        <w:rPr>
+          <w:rFonts w:ascii="Arial" w:hAnsi="Arial" w:cs="Arial"/>
+          <w:spacing w:val="-8"/>
+        </w:rPr>
+        <w:t>look</w:t>
+      </w:r>
+      <w:r>
+        <w:rPr>
+          <w:rFonts w:ascii="Arial" w:hAnsi="Arial" w:cs="Arial"/>
+        </w:rPr>
+        <w:t xml:space="preserve"> </w:t>
+      </w:r>
+      <w:r>
+        <w:rPr>
+          <w:rFonts w:ascii="Arial" w:hAnsi="Arial" w:cs="Arial"/>
+          <w:spacing w:val="-8"/>
+        </w:rPr>
+        <w:t>forward</w:t>
+      </w:r>
+      <w:r>
+        <w:rPr>
+          <w:rFonts w:ascii="Arial" w:hAnsi="Arial" w:cs="Arial"/>
+        </w:rPr>
+        <w:t xml:space="preserve"> </w:t>
+      </w:r>
+      <w:r>
+        <w:rPr>
+          <w:rFonts w:ascii="Arial" w:hAnsi="Arial" w:cs="Arial"/>
+          <w:spacing w:val="-8"/>
+        </w:rPr>
+        <w:t>to</w:t>
+      </w:r>
+      <w:r>
+        <w:rPr>
+          <w:rFonts w:ascii="Arial" w:hAnsi="Arial" w:cs="Arial"/>
+        </w:rPr>
+        <w:t xml:space="preserve"> </w:t>
+      </w:r>
+      <w:r>
+        <w:rPr>
+          <w:rFonts w:ascii="Arial" w:hAnsi="Arial" w:cs="Arial"/>
+          <w:spacing w:val="-8"/>
+        </w:rPr>
+        <w:t>your</w:t>
+      </w:r>
+      <w:r>
+        <w:rPr>
+          <w:rFonts w:ascii="Arial" w:hAnsi="Arial" w:cs="Arial"/>
+          <w:spacing w:val="8"/>
+        </w:rPr>
+        <w:t xml:space="preserve"> </w:t>
+      </w:r>
+      <w:r>
+        <w:rPr>
+          <w:rFonts w:ascii="Arial" w:hAnsi="Arial" w:cs="Arial"/>
+          <w:spacing w:val="-8"/>
+        </w:rPr>
+        <w:t>immediate</w:t>
+      </w:r>
+      <w:r>
+        <w:rPr>
+          <w:rFonts w:ascii="Arial" w:hAnsi="Arial" w:cs="Arial"/>
+        </w:rPr>
+        <w:t xml:space="preserve"> </w:t>
+      </w:r>
+      <w:r>
+        <w:rPr>
+          <w:rFonts w:ascii="Arial" w:hAnsi="Arial" w:cs="Arial"/>
+          <w:spacing w:val="-8"/>
+        </w:rPr>
+        <w:t>compliance.</w:t>
+      </w:r>
+      <w:r>
+        <w:rPr>
+          <w:rFonts w:ascii="Arial" w:hAnsi="Arial" w:cs="Arial"/>
+          <w:spacing w:val="40"/>
+        </w:rPr>
+        <w:t xml:space="preserve"> </w:t>
+      </w:r>
+    </w:p>
+    <w:p>
+      <w:pPr>
+        <w:spacing w:before="120" w:line="444" w:lineRule="auto"/>
         <w:ind w:left="76" w:right="3987"/>
         <w:rPr>
-          <w:sz w:val="16"/>
+          <w:rFonts w:ascii="Arial" w:hAnsi="Arial" w:cs="Arial"/>
         </w:rPr>
       </w:pPr>
       <w:r>
         <w:rPr>
-          <w:spacing w:val="-8"/>
-          <w:sz w:val="16"/>
-        </w:rPr>
-        <w:t>We</w:t>
-      </w:r>
-      <w:r>
-        <w:rPr>
-          <w:sz w:val="16"/>
-        </w:rPr>
-        <w:t xml:space="preserve"> </w:t>
-      </w:r>
-      <w:r>
-        <w:rPr>
-          <w:spacing w:val="-8"/>
-          <w:sz w:val="16"/>
-        </w:rPr>
-        <w:t>urge</w:t>
-      </w:r>
-      <w:r>
-        <w:rPr>
-          <w:sz w:val="16"/>
-        </w:rPr>
-        <w:t xml:space="preserve"> </w:t>
-      </w:r>
-      <w:r>
-        <w:rPr>
-          <w:spacing w:val="-8"/>
-          <w:sz w:val="16"/>
-        </w:rPr>
-        <w:t>you</w:t>
-      </w:r>
-      <w:r>
-        <w:rPr>
-          <w:sz w:val="16"/>
-        </w:rPr>
-        <w:t xml:space="preserve"> </w:t>
-      </w:r>
-      <w:r>
-        <w:rPr>
-          <w:spacing w:val="-8"/>
-          <w:sz w:val="16"/>
-        </w:rPr>
-        <w:t>to</w:t>
-      </w:r>
-      <w:r>
-        <w:rPr>
-          <w:sz w:val="16"/>
-        </w:rPr>
-        <w:t xml:space="preserve"> </w:t>
-      </w:r>
-      <w:r>
-        <w:rPr>
-          <w:spacing w:val="-8"/>
-          <w:sz w:val="16"/>
-        </w:rPr>
-        <w:t>treat</w:t>
-      </w:r>
-      <w:r>
-        <w:rPr>
-          <w:sz w:val="16"/>
-        </w:rPr>
-        <w:t xml:space="preserve"> </w:t>
-      </w:r>
-      <w:r>
-        <w:rPr>
-          <w:spacing w:val="-8"/>
-          <w:sz w:val="16"/>
-        </w:rPr>
-        <w:t>this</w:t>
-      </w:r>
-      <w:r>
-        <w:rPr>
-          <w:spacing w:val="10"/>
-          <w:sz w:val="16"/>
-        </w:rPr>
-        <w:t xml:space="preserve"> </w:t>
-      </w:r>
-      <w:r>
-        <w:rPr>
-          <w:spacing w:val="-8"/>
-          <w:sz w:val="16"/>
-        </w:rPr>
-        <w:t>matter</w:t>
-      </w:r>
-      <w:r>
-        <w:rPr>
-          <w:spacing w:val="8"/>
-          <w:sz w:val="16"/>
-        </w:rPr>
-        <w:t xml:space="preserve"> </w:t>
-      </w:r>
-      <w:r>
-        <w:rPr>
-          <w:spacing w:val="-8"/>
-          <w:sz w:val="16"/>
-        </w:rPr>
-        <w:t>with</w:t>
-      </w:r>
-      <w:r>
-        <w:rPr>
-          <w:sz w:val="16"/>
-        </w:rPr>
-        <w:t xml:space="preserve"> </w:t>
-      </w:r>
-      <w:r>
-        <w:rPr>
-          <w:spacing w:val="-8"/>
-          <w:sz w:val="16"/>
-        </w:rPr>
-        <w:t>the</w:t>
-      </w:r>
-      <w:r>
-        <w:rPr>
-          <w:sz w:val="16"/>
-        </w:rPr>
-        <w:t xml:space="preserve"> </w:t>
-      </w:r>
-      <w:r>
-        <w:rPr>
-          <w:spacing w:val="-8"/>
-          <w:sz w:val="16"/>
-        </w:rPr>
-        <w:t>highest</w:t>
-      </w:r>
-      <w:r>
-        <w:rPr>
-          <w:sz w:val="16"/>
-        </w:rPr>
-        <w:t xml:space="preserve"> </w:t>
-      </w:r>
-      <w:r>
-        <w:rPr>
-          <w:spacing w:val="-8"/>
-          <w:sz w:val="16"/>
-        </w:rPr>
-        <w:t>priority</w:t>
-      </w:r>
-      <w:r>
-        <w:rPr>
-          <w:sz w:val="16"/>
-        </w:rPr>
-        <w:t xml:space="preserve"> </w:t>
-      </w:r>
-      <w:r>
-        <w:rPr>
-          <w:spacing w:val="-8"/>
-          <w:sz w:val="16"/>
-        </w:rPr>
-        <w:t>and</w:t>
-      </w:r>
-      <w:r>
-        <w:rPr>
-          <w:sz w:val="16"/>
-        </w:rPr>
-        <w:t xml:space="preserve"> </w:t>
-      </w:r>
-      <w:r>
-        <w:rPr>
-          <w:spacing w:val="-8"/>
-          <w:sz w:val="16"/>
-        </w:rPr>
-        <w:t>look</w:t>
-      </w:r>
-      <w:r>
-        <w:rPr>
-          <w:sz w:val="16"/>
-        </w:rPr>
-        <w:t xml:space="preserve"> </w:t>
-      </w:r>
-      <w:r>
-        <w:rPr>
-          <w:spacing w:val="-8"/>
-          <w:sz w:val="16"/>
-        </w:rPr>
-        <w:t>forward</w:t>
-      </w:r>
-      <w:r>
-        <w:rPr>
-          <w:sz w:val="16"/>
-        </w:rPr>
-        <w:t xml:space="preserve"> </w:t>
-      </w:r>
-      <w:r>
-        <w:rPr>
-          <w:spacing w:val="-8"/>
-          <w:sz w:val="16"/>
-        </w:rPr>
-        <w:t>to</w:t>
-      </w:r>
-      <w:r>
-        <w:rPr>
-          <w:sz w:val="16"/>
-        </w:rPr>
-        <w:t xml:space="preserve"> </w:t>
-      </w:r>
-      <w:r>
-        <w:rPr>
-          <w:spacing w:val="-8"/>
-          <w:sz w:val="16"/>
-        </w:rPr>
-        <w:t>your</w:t>
-      </w:r>
-      <w:r>
-        <w:rPr>
-          <w:spacing w:val="8"/>
-          <w:sz w:val="16"/>
-        </w:rPr>
-        <w:t xml:space="preserve"> </w:t>
-      </w:r>
-      <w:r>
-        <w:rPr>
-          <w:spacing w:val="-8"/>
-          <w:sz w:val="16"/>
-        </w:rPr>
-        <w:t>immediate</w:t>
-      </w:r>
-      <w:r>
-        <w:rPr>
-          <w:sz w:val="16"/>
-        </w:rPr>
-        <w:t xml:space="preserve"> </w:t>
-      </w:r>
-      <w:r>
-        <w:rPr>
-          <w:spacing w:val="-8"/>
-          <w:sz w:val="16"/>
-        </w:rPr>
-        <w:t>compliance.</w:t>
-      </w:r>
-      <w:r>
-        <w:rPr>
-          <w:spacing w:val="40"/>
-          <w:sz w:val="16"/>
-        </w:rPr>
-        <w:t xml:space="preserve"> </w:t>
-      </w:r>
-      <w:r>
-        <w:rPr>
-          <w:sz w:val="16"/>
+          <w:rFonts w:ascii="Arial" w:hAnsi="Arial" w:cs="Arial"/>
         </w:rPr>
         <w:t>Thanking</w:t>
       </w:r>
       <w:r>
         <w:rPr>
+          <w:rFonts w:ascii="Arial" w:hAnsi="Arial" w:cs="Arial"/>
           <w:spacing w:val="-3"/>
-          <w:sz w:val="16"/>
-        </w:rPr>
-        <w:t xml:space="preserve"> </w:t>
-      </w:r>
-      <w:r>
-        <w:rPr>
-          <w:sz w:val="16"/>
+        </w:rPr>
+        <w:t xml:space="preserve"> </w:t>
+      </w:r>
+      <w:r>
+        <w:rPr>
+          <w:rFonts w:ascii="Arial" w:hAnsi="Arial" w:cs="Arial"/>
         </w:rPr>
         <w:t>You,</w:t>
       </w:r>
@@ -4221,75 +4997,75 @@
         <w:spacing w:before="1"/>
         <w:ind w:left="76"/>
         <w:rPr>
-          <w:sz w:val="16"/>
+          <w:rFonts w:ascii="Arial" w:hAnsi="Arial" w:cs="Arial"/>
         </w:rPr>
       </w:pPr>
       <w:r>
         <w:rPr>
-          <w:spacing w:val="-2"/>
-          <w:w w:val="90"/>
-          <w:sz w:val="16"/>
+          <w:rFonts w:ascii="Arial" w:hAnsi="Arial" w:cs="Arial"/>
+          <w:spacing w:val="-2"/>
+          <w:w w:val="90"/>
         </w:rPr>
         <w:t>Padma</w:t>
       </w:r>
       <w:r>
         <w:rPr>
+          <w:rFonts w:ascii="Arial" w:hAnsi="Arial" w:cs="Arial"/>
           <w:spacing w:val="-1"/>
-          <w:sz w:val="16"/>
-        </w:rPr>
-        <w:t xml:space="preserve"> </w:t>
-      </w:r>
-      <w:r>
-        <w:rPr>
-          <w:spacing w:val="-2"/>
-          <w:w w:val="90"/>
-          <w:sz w:val="16"/>
+        </w:rPr>
+        <w:t xml:space="preserve"> </w:t>
+      </w:r>
+      <w:r>
+        <w:rPr>
+          <w:rFonts w:ascii="Arial" w:hAnsi="Arial" w:cs="Arial"/>
+          <w:spacing w:val="-2"/>
+          <w:w w:val="90"/>
         </w:rPr>
         <w:t>Sai</w:t>
       </w:r>
       <w:r>
         <w:rPr>
+          <w:rFonts w:ascii="Arial" w:hAnsi="Arial" w:cs="Arial"/>
           <w:spacing w:val="-4"/>
           <w:w w:val="90"/>
-          <w:sz w:val="16"/>
-        </w:rPr>
-        <w:t xml:space="preserve"> </w:t>
-      </w:r>
-      <w:r>
-        <w:rPr>
-          <w:spacing w:val="-2"/>
-          <w:w w:val="90"/>
-          <w:sz w:val="16"/>
+        </w:rPr>
+        <w:t xml:space="preserve"> </w:t>
+      </w:r>
+      <w:r>
+        <w:rPr>
+          <w:rFonts w:ascii="Arial" w:hAnsi="Arial" w:cs="Arial"/>
+          <w:spacing w:val="-2"/>
+          <w:w w:val="90"/>
         </w:rPr>
         <w:t>Holdings</w:t>
       </w:r>
       <w:r>
         <w:rPr>
+          <w:rFonts w:ascii="Arial" w:hAnsi="Arial" w:cs="Arial"/>
           <w:spacing w:val="8"/>
-          <w:sz w:val="16"/>
-        </w:rPr>
-        <w:t xml:space="preserve"> </w:t>
-      </w:r>
-      <w:r>
-        <w:rPr>
-          <w:spacing w:val="-2"/>
-          <w:w w:val="90"/>
-          <w:sz w:val="16"/>
+        </w:rPr>
+        <w:t xml:space="preserve"> </w:t>
+      </w:r>
+      <w:r>
+        <w:rPr>
+          <w:rFonts w:ascii="Arial" w:hAnsi="Arial" w:cs="Arial"/>
+          <w:spacing w:val="-2"/>
+          <w:w w:val="90"/>
         </w:rPr>
         <w:t>Private</w:t>
       </w:r>
       <w:r>
         <w:rPr>
+          <w:rFonts w:ascii="Arial" w:hAnsi="Arial" w:cs="Arial"/>
           <w:spacing w:val="-1"/>
-          <w:sz w:val="16"/>
-        </w:rPr>
-        <w:t xml:space="preserve"> </w:t>
-      </w:r>
-      <w:r>
-        <w:rPr>
-          <w:spacing w:val="-2"/>
-          <w:w w:val="90"/>
-          <w:sz w:val="16"/>
+        </w:rPr>
+        <w:t xml:space="preserve"> </w:t>
+      </w:r>
+      <w:r>
+        <w:rPr>
+          <w:rFonts w:ascii="Arial" w:hAnsi="Arial" w:cs="Arial"/>
+          <w:spacing w:val="-2"/>
+          <w:w w:val="90"/>
         </w:rPr>
         <w:t>Limited</w:t>
       </w:r>
@@ -4299,221 +5075,221 @@
         <w:spacing w:before="157"/>
         <w:ind w:left="76"/>
         <w:rPr>
-          <w:sz w:val="16"/>
+          <w:rFonts w:ascii="Arial" w:hAnsi="Arial" w:cs="Arial"/>
         </w:rPr>
       </w:pPr>
       <w:r>
         <w:rPr>
-          <w:spacing w:val="-8"/>
-          <w:sz w:val="16"/>
+          <w:rFonts w:ascii="Arial" w:hAnsi="Arial" w:cs="Arial"/>
+          <w:spacing w:val="-8"/>
         </w:rPr>
         <w:t>Note:</w:t>
       </w:r>
       <w:r>
         <w:rPr>
+          <w:rFonts w:ascii="Arial" w:hAnsi="Arial" w:cs="Arial"/>
           <w:spacing w:val="-9"/>
-          <w:sz w:val="16"/>
-        </w:rPr>
-        <w:t xml:space="preserve"> </w:t>
-      </w:r>
-      <w:r>
-        <w:rPr>
-          <w:spacing w:val="-8"/>
-          <w:sz w:val="16"/>
+        </w:rPr>
+        <w:t xml:space="preserve"> </w:t>
+      </w:r>
+      <w:r>
+        <w:rPr>
+          <w:rFonts w:ascii="Arial" w:hAnsi="Arial" w:cs="Arial"/>
+          <w:spacing w:val="-8"/>
         </w:rPr>
         <w:t>This</w:t>
       </w:r>
       <w:r>
         <w:rPr>
+          <w:rFonts w:ascii="Arial" w:hAnsi="Arial" w:cs="Arial"/>
           <w:spacing w:val="8"/>
-          <w:sz w:val="16"/>
-        </w:rPr>
-        <w:t xml:space="preserve"> </w:t>
-      </w:r>
-      <w:r>
-        <w:rPr>
-          <w:spacing w:val="-8"/>
-          <w:sz w:val="16"/>
+        </w:rPr>
+        <w:t xml:space="preserve"> </w:t>
+      </w:r>
+      <w:r>
+        <w:rPr>
+          <w:rFonts w:ascii="Arial" w:hAnsi="Arial" w:cs="Arial"/>
+          <w:spacing w:val="-8"/>
         </w:rPr>
         <w:t>is</w:t>
       </w:r>
       <w:r>
         <w:rPr>
+          <w:rFonts w:ascii="Arial" w:hAnsi="Arial" w:cs="Arial"/>
           <w:spacing w:val="8"/>
-          <w:sz w:val="16"/>
-        </w:rPr>
-        <w:t xml:space="preserve"> </w:t>
-      </w:r>
-      <w:r>
-        <w:rPr>
-          <w:spacing w:val="-8"/>
-          <w:sz w:val="16"/>
+        </w:rPr>
+        <w:t xml:space="preserve"> </w:t>
+      </w:r>
+      <w:r>
+        <w:rPr>
+          <w:rFonts w:ascii="Arial" w:hAnsi="Arial" w:cs="Arial"/>
+          <w:spacing w:val="-8"/>
         </w:rPr>
         <w:t>a</w:t>
       </w:r>
       <w:r>
         <w:rPr>
-          <w:sz w:val="16"/>
-        </w:rPr>
-        <w:t xml:space="preserve"> </w:t>
-      </w:r>
-      <w:r>
-        <w:rPr>
-          <w:spacing w:val="-8"/>
-          <w:sz w:val="16"/>
+          <w:rFonts w:ascii="Arial" w:hAnsi="Arial" w:cs="Arial"/>
+        </w:rPr>
+        <w:t xml:space="preserve"> </w:t>
+      </w:r>
+      <w:r>
+        <w:rPr>
+          <w:rFonts w:ascii="Arial" w:hAnsi="Arial" w:cs="Arial"/>
+          <w:spacing w:val="-8"/>
         </w:rPr>
         <w:t>system</w:t>
       </w:r>
       <w:r>
         <w:rPr>
-          <w:sz w:val="16"/>
-        </w:rPr>
-        <w:t xml:space="preserve"> </w:t>
-      </w:r>
-      <w:r>
-        <w:rPr>
-          <w:spacing w:val="-8"/>
-          <w:sz w:val="16"/>
+          <w:rFonts w:ascii="Arial" w:hAnsi="Arial" w:cs="Arial"/>
+        </w:rPr>
+        <w:t xml:space="preserve"> </w:t>
+      </w:r>
+      <w:r>
+        <w:rPr>
+          <w:rFonts w:ascii="Arial" w:hAnsi="Arial" w:cs="Arial"/>
+          <w:spacing w:val="-8"/>
         </w:rPr>
         <w:t>generated</w:t>
       </w:r>
       <w:r>
         <w:rPr>
+          <w:rFonts w:ascii="Arial" w:hAnsi="Arial" w:cs="Arial"/>
           <w:spacing w:val="2"/>
-          <w:sz w:val="16"/>
-        </w:rPr>
-        <w:t xml:space="preserve"> </w:t>
-      </w:r>
-      <w:r>
-        <w:rPr>
-          <w:spacing w:val="-8"/>
-          <w:sz w:val="16"/>
+        </w:rPr>
+        <w:t xml:space="preserve"> </w:t>
+      </w:r>
+      <w:r>
+        <w:rPr>
+          <w:rFonts w:ascii="Arial" w:hAnsi="Arial" w:cs="Arial"/>
+          <w:spacing w:val="-8"/>
         </w:rPr>
         <w:t>letter.</w:t>
       </w:r>
       <w:r>
         <w:rPr>
+          <w:rFonts w:ascii="Arial" w:hAnsi="Arial" w:cs="Arial"/>
           <w:spacing w:val="8"/>
-          <w:sz w:val="16"/>
-        </w:rPr>
-        <w:t xml:space="preserve"> </w:t>
-      </w:r>
-      <w:r>
-        <w:rPr>
-          <w:spacing w:val="-8"/>
-          <w:sz w:val="16"/>
+        </w:rPr>
+        <w:t xml:space="preserve"> </w:t>
+      </w:r>
+      <w:r>
+        <w:rPr>
+          <w:rFonts w:ascii="Arial" w:hAnsi="Arial" w:cs="Arial"/>
+          <w:spacing w:val="-8"/>
         </w:rPr>
         <w:t>Hence,</w:t>
       </w:r>
       <w:r>
         <w:rPr>
+          <w:rFonts w:ascii="Arial" w:hAnsi="Arial" w:cs="Arial"/>
           <w:spacing w:val="8"/>
-          <w:sz w:val="16"/>
-        </w:rPr>
-        <w:t xml:space="preserve"> </w:t>
-      </w:r>
-      <w:r>
-        <w:rPr>
-          <w:spacing w:val="-8"/>
-          <w:sz w:val="16"/>
+        </w:rPr>
+        <w:t xml:space="preserve"> </w:t>
+      </w:r>
+      <w:r>
+        <w:rPr>
+          <w:rFonts w:ascii="Arial" w:hAnsi="Arial" w:cs="Arial"/>
+          <w:spacing w:val="-8"/>
         </w:rPr>
         <w:t>it</w:t>
       </w:r>
       <w:r>
         <w:rPr>
+          <w:rFonts w:ascii="Arial" w:hAnsi="Arial" w:cs="Arial"/>
           <w:spacing w:val="3"/>
-          <w:sz w:val="16"/>
-        </w:rPr>
-        <w:t xml:space="preserve"> </w:t>
-      </w:r>
-      <w:r>
-        <w:rPr>
-          <w:spacing w:val="-8"/>
-          <w:sz w:val="16"/>
+        </w:rPr>
+        <w:t xml:space="preserve"> </w:t>
+      </w:r>
+      <w:r>
+        <w:rPr>
+          <w:rFonts w:ascii="Arial" w:hAnsi="Arial" w:cs="Arial"/>
+          <w:spacing w:val="-8"/>
         </w:rPr>
         <w:t>does</w:t>
       </w:r>
       <w:r>
         <w:rPr>
+          <w:rFonts w:ascii="Arial" w:hAnsi="Arial" w:cs="Arial"/>
           <w:spacing w:val="8"/>
-          <w:sz w:val="16"/>
-        </w:rPr>
-        <w:t xml:space="preserve"> </w:t>
-      </w:r>
-      <w:r>
-        <w:rPr>
-          <w:spacing w:val="-8"/>
-          <w:sz w:val="16"/>
+        </w:rPr>
+        <w:t xml:space="preserve"> </w:t>
+      </w:r>
+      <w:r>
+        <w:rPr>
+          <w:rFonts w:ascii="Arial" w:hAnsi="Arial" w:cs="Arial"/>
+          <w:spacing w:val="-8"/>
         </w:rPr>
         <w:t>not</w:t>
       </w:r>
       <w:r>
         <w:rPr>
+          <w:rFonts w:ascii="Arial" w:hAnsi="Arial" w:cs="Arial"/>
           <w:spacing w:val="4"/>
-          <w:sz w:val="16"/>
-        </w:rPr>
-        <w:t xml:space="preserve"> </w:t>
-      </w:r>
-      <w:r>
-        <w:rPr>
-          <w:spacing w:val="-8"/>
-          <w:sz w:val="16"/>
+        </w:rPr>
+        <w:t xml:space="preserve"> </w:t>
+      </w:r>
+      <w:r>
+        <w:rPr>
+          <w:rFonts w:ascii="Arial" w:hAnsi="Arial" w:cs="Arial"/>
+          <w:spacing w:val="-8"/>
         </w:rPr>
         <w:t>require</w:t>
       </w:r>
       <w:r>
         <w:rPr>
+          <w:rFonts w:ascii="Arial" w:hAnsi="Arial" w:cs="Arial"/>
           <w:spacing w:val="-1"/>
-          <w:sz w:val="16"/>
-        </w:rPr>
-        <w:t xml:space="preserve"> </w:t>
-      </w:r>
-      <w:r>
-        <w:rPr>
-          <w:spacing w:val="-8"/>
-          <w:sz w:val="16"/>
+        </w:rPr>
+        <w:t xml:space="preserve"> </w:t>
+      </w:r>
+      <w:r>
+        <w:rPr>
+          <w:rFonts w:ascii="Arial" w:hAnsi="Arial" w:cs="Arial"/>
+          <w:spacing w:val="-8"/>
         </w:rPr>
         <w:t>any</w:t>
       </w:r>
       <w:r>
         <w:rPr>
+          <w:rFonts w:ascii="Arial" w:hAnsi="Arial" w:cs="Arial"/>
           <w:spacing w:val="2"/>
-          <w:sz w:val="16"/>
-        </w:rPr>
-        <w:t xml:space="preserve"> </w:t>
-      </w:r>
-      <w:r>
-        <w:rPr>
-          <w:spacing w:val="-8"/>
-          <w:sz w:val="16"/>
+        </w:rPr>
+        <w:t xml:space="preserve"> </w:t>
+      </w:r>
+      <w:r>
+        <w:rPr>
+          <w:rFonts w:ascii="Arial" w:hAnsi="Arial" w:cs="Arial"/>
+          <w:spacing w:val="-8"/>
         </w:rPr>
         <w:t>signature</w:t>
       </w:r>
       <w:r>
         <w:rPr>
+          <w:rFonts w:ascii="Arial" w:hAnsi="Arial" w:cs="Arial"/>
           <w:spacing w:val="-1"/>
-          <w:sz w:val="16"/>
-        </w:rPr>
-        <w:t xml:space="preserve"> </w:t>
-      </w:r>
-      <w:r>
-        <w:rPr>
-          <w:spacing w:val="-8"/>
-          <w:sz w:val="16"/>
+        </w:rPr>
+        <w:t xml:space="preserve"> </w:t>
+      </w:r>
+      <w:r>
+        <w:rPr>
+          <w:rFonts w:ascii="Arial" w:hAnsi="Arial" w:cs="Arial"/>
+          <w:spacing w:val="-8"/>
         </w:rPr>
         <w:t>or</w:t>
       </w:r>
       <w:r>
         <w:rPr>
+          <w:rFonts w:ascii="Arial" w:hAnsi="Arial" w:cs="Arial"/>
           <w:spacing w:val="6"/>
-          <w:sz w:val="16"/>
-        </w:rPr>
-        <w:t xml:space="preserve"> </w:t>
-      </w:r>
-      <w:r>
-        <w:rPr>
-          <w:spacing w:val="-8"/>
-          <w:sz w:val="16"/>
+        </w:rPr>
+        <w:t xml:space="preserve"> </w:t>
+      </w:r>
+      <w:r>
+        <w:rPr>
+          <w:rFonts w:ascii="Arial" w:hAnsi="Arial" w:cs="Arial"/>
+          <w:spacing w:val="-8"/>
         </w:rPr>
         <w:t>stamp.</w:t>
       </w:r>
@@ -4935,6 +5711,7 @@
   <w:style w:type="character" w:default="1" w:styleId="DefaultParagraphFont">
     <w:name w:val="Default Paragraph Font"/>
     <w:uiPriority w:val="1"/>
+    <w:semiHidden/>
     <w:unhideWhenUsed/>
   </w:style>
   <w:style w:type="table" w:default="1" w:styleId="TableNormal">
